--- a/УП_01.01_Титульный_лист_и_КТП1.docx
+++ b/УП_01.01_Титульный_лист_и_КТП1.docx
@@ -10,6 +10,8 @@
           <w:rFonts w:ascii="Times New Roman" w:eastAsia="Times New Roman" w:hAnsi="Times New Roman" w:cs="Times New Roman"/>
         </w:rPr>
       </w:pPr>
+      <w:bookmarkStart w:id="0" w:name="_Hlk216184857"/>
+      <w:bookmarkStart w:id="1" w:name="_Hlk216184775"/>
       <w:r>
         <w:rPr>
           <w:rFonts w:ascii="Times New Roman" w:eastAsia="Times New Roman" w:hAnsi="Times New Roman" w:cs="Times New Roman"/>
@@ -708,15 +710,34 @@
           <w:sz w:val="28"/>
           <w:u w:val="single"/>
         </w:rPr>
-        <w:t>ГОУ СПО «Тираспольский техникум информатики и права»</w:t>
-      </w:r>
+        <w:t xml:space="preserve">ГОУ СПО «Тираспольский техникум информатики и </w:t>
+      </w:r>
+      <w:proofErr w:type="gramStart"/>
       <w:r>
         <w:rPr>
           <w:rFonts w:ascii="Times New Roman" w:eastAsia="Times New Roman" w:hAnsi="Times New Roman" w:cs="Times New Roman"/>
           <w:color w:val="000000"/>
           <w:sz w:val="28"/>
-        </w:rPr>
-        <w:t>__</w:t>
+          <w:u w:val="single"/>
+        </w:rPr>
+        <w:t>права»</w:t>
+      </w:r>
+      <w:r>
+        <w:rPr>
+          <w:rFonts w:ascii="Times New Roman" w:eastAsia="Times New Roman" w:hAnsi="Times New Roman" w:cs="Times New Roman"/>
+          <w:color w:val="000000"/>
+          <w:sz w:val="28"/>
+        </w:rPr>
+        <w:t>_</w:t>
+      </w:r>
+      <w:proofErr w:type="gramEnd"/>
+      <w:r>
+        <w:rPr>
+          <w:rFonts w:ascii="Times New Roman" w:eastAsia="Times New Roman" w:hAnsi="Times New Roman" w:cs="Times New Roman"/>
+          <w:color w:val="000000"/>
+          <w:sz w:val="28"/>
+        </w:rPr>
+        <w:t>_</w:t>
       </w:r>
     </w:p>
     <w:p>
@@ -1515,7 +1536,23 @@
                 <w:rFonts w:ascii="Times New Roman" w:eastAsia="Times New Roman" w:hAnsi="Times New Roman" w:cs="Times New Roman"/>
                 <w:color w:val="000000"/>
               </w:rPr>
-              <w:t>Использование Git для контроля версий.</w:t>
+              <w:t xml:space="preserve">Использование </w:t>
+            </w:r>
+            <w:proofErr w:type="spellStart"/>
+            <w:r>
+              <w:rPr>
+                <w:rFonts w:ascii="Times New Roman" w:eastAsia="Times New Roman" w:hAnsi="Times New Roman" w:cs="Times New Roman"/>
+                <w:color w:val="000000"/>
+              </w:rPr>
+              <w:t>Git</w:t>
+            </w:r>
+            <w:proofErr w:type="spellEnd"/>
+            <w:r>
+              <w:rPr>
+                <w:rFonts w:ascii="Times New Roman" w:eastAsia="Times New Roman" w:hAnsi="Times New Roman" w:cs="Times New Roman"/>
+                <w:color w:val="000000"/>
+              </w:rPr>
+              <w:t xml:space="preserve"> для контроля версий.</w:t>
             </w:r>
           </w:p>
         </w:tc>
@@ -1665,7 +1702,23 @@
                 <w:rFonts w:ascii="Times New Roman" w:eastAsia="Times New Roman" w:hAnsi="Times New Roman" w:cs="Times New Roman"/>
                 <w:color w:val="000000"/>
               </w:rPr>
-              <w:t>Использование Git для контроля версий.</w:t>
+              <w:t xml:space="preserve">Использование </w:t>
+            </w:r>
+            <w:proofErr w:type="spellStart"/>
+            <w:r>
+              <w:rPr>
+                <w:rFonts w:ascii="Times New Roman" w:eastAsia="Times New Roman" w:hAnsi="Times New Roman" w:cs="Times New Roman"/>
+                <w:color w:val="000000"/>
+              </w:rPr>
+              <w:t>Git</w:t>
+            </w:r>
+            <w:proofErr w:type="spellEnd"/>
+            <w:r>
+              <w:rPr>
+                <w:rFonts w:ascii="Times New Roman" w:eastAsia="Times New Roman" w:hAnsi="Times New Roman" w:cs="Times New Roman"/>
+                <w:color w:val="000000"/>
+              </w:rPr>
+              <w:t xml:space="preserve"> для контроля версий.</w:t>
             </w:r>
           </w:p>
         </w:tc>
@@ -2410,12 +2463,21 @@
             <w:pPr>
               <w:spacing w:after="0" w:line="240" w:lineRule="auto"/>
             </w:pPr>
+            <w:proofErr w:type="spellStart"/>
             <w:r>
               <w:rPr>
                 <w:rFonts w:ascii="Times New Roman" w:eastAsia="Times New Roman" w:hAnsi="Times New Roman" w:cs="Times New Roman"/>
                 <w:color w:val="000000"/>
               </w:rPr>
-              <w:t>Frontend разработка основная страница: написание шапки сайта, секции «О нас».</w:t>
+              <w:t>Frontend</w:t>
+            </w:r>
+            <w:proofErr w:type="spellEnd"/>
+            <w:r>
+              <w:rPr>
+                <w:rFonts w:ascii="Times New Roman" w:eastAsia="Times New Roman" w:hAnsi="Times New Roman" w:cs="Times New Roman"/>
+                <w:color w:val="000000"/>
+              </w:rPr>
+              <w:t xml:space="preserve"> разработка основная страница: написание шапки сайта, секции «О нас».</w:t>
             </w:r>
           </w:p>
         </w:tc>
@@ -2560,12 +2622,21 @@
             <w:pPr>
               <w:spacing w:after="0" w:line="240" w:lineRule="auto"/>
             </w:pPr>
+            <w:proofErr w:type="spellStart"/>
             <w:r>
               <w:rPr>
                 <w:rFonts w:ascii="Times New Roman" w:eastAsia="Times New Roman" w:hAnsi="Times New Roman" w:cs="Times New Roman"/>
                 <w:color w:val="000000"/>
               </w:rPr>
-              <w:t>Frontend разработка основная страница: написание шапки сайта, секции «О нас».</w:t>
+              <w:t>Frontend</w:t>
+            </w:r>
+            <w:proofErr w:type="spellEnd"/>
+            <w:r>
+              <w:rPr>
+                <w:rFonts w:ascii="Times New Roman" w:eastAsia="Times New Roman" w:hAnsi="Times New Roman" w:cs="Times New Roman"/>
+                <w:color w:val="000000"/>
+              </w:rPr>
+              <w:t xml:space="preserve"> разработка основная страница: написание шапки сайта, секции «О нас».</w:t>
             </w:r>
           </w:p>
         </w:tc>
@@ -2860,12 +2931,21 @@
             <w:pPr>
               <w:spacing w:after="0" w:line="240" w:lineRule="auto"/>
             </w:pPr>
+            <w:proofErr w:type="spellStart"/>
             <w:r>
               <w:rPr>
                 <w:rFonts w:ascii="Times New Roman" w:eastAsia="Times New Roman" w:hAnsi="Times New Roman" w:cs="Times New Roman"/>
                 <w:color w:val="000000"/>
               </w:rPr>
-              <w:t>Frontend разработка основная страница: написание секций «Услуги», «Контакты».</w:t>
+              <w:t>Frontend</w:t>
+            </w:r>
+            <w:proofErr w:type="spellEnd"/>
+            <w:r>
+              <w:rPr>
+                <w:rFonts w:ascii="Times New Roman" w:eastAsia="Times New Roman" w:hAnsi="Times New Roman" w:cs="Times New Roman"/>
+                <w:color w:val="000000"/>
+              </w:rPr>
+              <w:t xml:space="preserve"> разработка основная страница: написание секций «Услуги», «Контакты».</w:t>
             </w:r>
           </w:p>
         </w:tc>
@@ -3010,12 +3090,21 @@
             <w:pPr>
               <w:spacing w:after="0" w:line="240" w:lineRule="auto"/>
             </w:pPr>
+            <w:proofErr w:type="spellStart"/>
             <w:r>
               <w:rPr>
                 <w:rFonts w:ascii="Times New Roman" w:eastAsia="Times New Roman" w:hAnsi="Times New Roman" w:cs="Times New Roman"/>
                 <w:color w:val="000000"/>
               </w:rPr>
-              <w:t>Frontend разработка основная страница: написание секций «Услуги», «Контакты».</w:t>
+              <w:t>Frontend</w:t>
+            </w:r>
+            <w:proofErr w:type="spellEnd"/>
+            <w:r>
+              <w:rPr>
+                <w:rFonts w:ascii="Times New Roman" w:eastAsia="Times New Roman" w:hAnsi="Times New Roman" w:cs="Times New Roman"/>
+                <w:color w:val="000000"/>
+              </w:rPr>
+              <w:t xml:space="preserve"> разработка основная страница: написание секций «Услуги», «Контакты».</w:t>
             </w:r>
           </w:p>
         </w:tc>
@@ -3310,12 +3399,21 @@
             <w:pPr>
               <w:spacing w:after="0" w:line="240" w:lineRule="auto"/>
             </w:pPr>
+            <w:proofErr w:type="spellStart"/>
             <w:r>
               <w:rPr>
                 <w:rFonts w:ascii="Times New Roman" w:eastAsia="Times New Roman" w:hAnsi="Times New Roman" w:cs="Times New Roman"/>
                 <w:color w:val="000000"/>
               </w:rPr>
-              <w:t>Frontend разработка основная страница: написание форм входа/регистрации.</w:t>
+              <w:t>Frontend</w:t>
+            </w:r>
+            <w:proofErr w:type="spellEnd"/>
+            <w:r>
+              <w:rPr>
+                <w:rFonts w:ascii="Times New Roman" w:eastAsia="Times New Roman" w:hAnsi="Times New Roman" w:cs="Times New Roman"/>
+                <w:color w:val="000000"/>
+              </w:rPr>
+              <w:t xml:space="preserve"> разработка основная страница: написание форм входа/регистрации.</w:t>
             </w:r>
           </w:p>
         </w:tc>
@@ -3460,12 +3558,21 @@
             <w:pPr>
               <w:spacing w:after="0" w:line="240" w:lineRule="auto"/>
             </w:pPr>
+            <w:proofErr w:type="spellStart"/>
             <w:r>
               <w:rPr>
                 <w:rFonts w:ascii="Times New Roman" w:eastAsia="Times New Roman" w:hAnsi="Times New Roman" w:cs="Times New Roman"/>
                 <w:color w:val="000000"/>
               </w:rPr>
-              <w:t>Frontend разработка основная страница: написание форм входа/регистрации.</w:t>
+              <w:t>Frontend</w:t>
+            </w:r>
+            <w:proofErr w:type="spellEnd"/>
+            <w:r>
+              <w:rPr>
+                <w:rFonts w:ascii="Times New Roman" w:eastAsia="Times New Roman" w:hAnsi="Times New Roman" w:cs="Times New Roman"/>
+                <w:color w:val="000000"/>
+              </w:rPr>
+              <w:t xml:space="preserve"> разработка основная страница: написание форм входа/регистрации.</w:t>
             </w:r>
           </w:p>
         </w:tc>
@@ -3760,12 +3867,21 @@
             <w:pPr>
               <w:spacing w:after="0" w:line="240" w:lineRule="auto"/>
             </w:pPr>
+            <w:proofErr w:type="spellStart"/>
             <w:r>
               <w:rPr>
                 <w:rFonts w:ascii="Times New Roman" w:eastAsia="Times New Roman" w:hAnsi="Times New Roman" w:cs="Times New Roman"/>
                 <w:color w:val="000000"/>
               </w:rPr>
-              <w:t>Frontend разработка основная страница: написание секции «Написать сообщение» и подвала сайта.</w:t>
+              <w:t>Frontend</w:t>
+            </w:r>
+            <w:proofErr w:type="spellEnd"/>
+            <w:r>
+              <w:rPr>
+                <w:rFonts w:ascii="Times New Roman" w:eastAsia="Times New Roman" w:hAnsi="Times New Roman" w:cs="Times New Roman"/>
+                <w:color w:val="000000"/>
+              </w:rPr>
+              <w:t xml:space="preserve"> разработка основная страница: написание секции «Написать сообщение» и подвала сайта.</w:t>
             </w:r>
           </w:p>
         </w:tc>
@@ -3910,12 +4026,21 @@
             <w:pPr>
               <w:spacing w:after="0" w:line="240" w:lineRule="auto"/>
             </w:pPr>
+            <w:proofErr w:type="spellStart"/>
             <w:r>
               <w:rPr>
                 <w:rFonts w:ascii="Times New Roman" w:eastAsia="Times New Roman" w:hAnsi="Times New Roman" w:cs="Times New Roman"/>
                 <w:color w:val="000000"/>
               </w:rPr>
-              <w:t>Frontend разработка основная страница: написание секции «Написать сообщение» и подвала сайта.</w:t>
+              <w:t>Frontend</w:t>
+            </w:r>
+            <w:proofErr w:type="spellEnd"/>
+            <w:r>
+              <w:rPr>
+                <w:rFonts w:ascii="Times New Roman" w:eastAsia="Times New Roman" w:hAnsi="Times New Roman" w:cs="Times New Roman"/>
+                <w:color w:val="000000"/>
+              </w:rPr>
+              <w:t xml:space="preserve"> разработка основная страница: написание секции «Написать сообщение» и подвала сайта.</w:t>
             </w:r>
           </w:p>
         </w:tc>
@@ -4215,7 +4340,23 @@
                 <w:rFonts w:ascii="Times New Roman" w:eastAsia="Times New Roman" w:hAnsi="Times New Roman" w:cs="Times New Roman"/>
                 <w:color w:val="000000"/>
               </w:rPr>
-              <w:t>Использование fetch-запросов для обновления данных без перезагрузки страницы.</w:t>
+              <w:t xml:space="preserve">Использование </w:t>
+            </w:r>
+            <w:proofErr w:type="spellStart"/>
+            <w:r>
+              <w:rPr>
+                <w:rFonts w:ascii="Times New Roman" w:eastAsia="Times New Roman" w:hAnsi="Times New Roman" w:cs="Times New Roman"/>
+                <w:color w:val="000000"/>
+              </w:rPr>
+              <w:t>fetch</w:t>
+            </w:r>
+            <w:proofErr w:type="spellEnd"/>
+            <w:r>
+              <w:rPr>
+                <w:rFonts w:ascii="Times New Roman" w:eastAsia="Times New Roman" w:hAnsi="Times New Roman" w:cs="Times New Roman"/>
+                <w:color w:val="000000"/>
+              </w:rPr>
+              <w:t>-запросов для обновления данных без перезагрузки страницы.</w:t>
             </w:r>
           </w:p>
         </w:tc>
@@ -4365,7 +4506,23 @@
                 <w:rFonts w:ascii="Times New Roman" w:eastAsia="Times New Roman" w:hAnsi="Times New Roman" w:cs="Times New Roman"/>
                 <w:color w:val="000000"/>
               </w:rPr>
-              <w:t>Использование fetch-запросов для обновления данных без перезагрузки страницы.</w:t>
+              <w:t xml:space="preserve">Использование </w:t>
+            </w:r>
+            <w:proofErr w:type="spellStart"/>
+            <w:r>
+              <w:rPr>
+                <w:rFonts w:ascii="Times New Roman" w:eastAsia="Times New Roman" w:hAnsi="Times New Roman" w:cs="Times New Roman"/>
+                <w:color w:val="000000"/>
+              </w:rPr>
+              <w:t>fetch</w:t>
+            </w:r>
+            <w:proofErr w:type="spellEnd"/>
+            <w:r>
+              <w:rPr>
+                <w:rFonts w:ascii="Times New Roman" w:eastAsia="Times New Roman" w:hAnsi="Times New Roman" w:cs="Times New Roman"/>
+                <w:color w:val="000000"/>
+              </w:rPr>
+              <w:t>-запросов для обновления данных без перезагрузки страницы.</w:t>
             </w:r>
           </w:p>
         </w:tc>
@@ -4665,7 +4822,23 @@
                 <w:rFonts w:ascii="Times New Roman" w:eastAsia="Times New Roman" w:hAnsi="Times New Roman" w:cs="Times New Roman"/>
                 <w:color w:val="000000"/>
               </w:rPr>
-              <w:t>Создание адаптивного интерфейса с использованием медиазапросов CSS.</w:t>
+              <w:t xml:space="preserve">Создание адаптивного интерфейса с использованием </w:t>
+            </w:r>
+            <w:proofErr w:type="spellStart"/>
+            <w:r>
+              <w:rPr>
+                <w:rFonts w:ascii="Times New Roman" w:eastAsia="Times New Roman" w:hAnsi="Times New Roman" w:cs="Times New Roman"/>
+                <w:color w:val="000000"/>
+              </w:rPr>
+              <w:t>медиазапросов</w:t>
+            </w:r>
+            <w:proofErr w:type="spellEnd"/>
+            <w:r>
+              <w:rPr>
+                <w:rFonts w:ascii="Times New Roman" w:eastAsia="Times New Roman" w:hAnsi="Times New Roman" w:cs="Times New Roman"/>
+                <w:color w:val="000000"/>
+              </w:rPr>
+              <w:t xml:space="preserve"> CSS.</w:t>
             </w:r>
           </w:p>
         </w:tc>
@@ -4815,7 +4988,23 @@
                 <w:rFonts w:ascii="Times New Roman" w:eastAsia="Times New Roman" w:hAnsi="Times New Roman" w:cs="Times New Roman"/>
                 <w:color w:val="000000"/>
               </w:rPr>
-              <w:t>Создание адаптивного интерфейса с использованием медиазапросов CSS.</w:t>
+              <w:t xml:space="preserve">Создание адаптивного интерфейса с использованием </w:t>
+            </w:r>
+            <w:proofErr w:type="spellStart"/>
+            <w:r>
+              <w:rPr>
+                <w:rFonts w:ascii="Times New Roman" w:eastAsia="Times New Roman" w:hAnsi="Times New Roman" w:cs="Times New Roman"/>
+                <w:color w:val="000000"/>
+              </w:rPr>
+              <w:t>медиазапросов</w:t>
+            </w:r>
+            <w:proofErr w:type="spellEnd"/>
+            <w:r>
+              <w:rPr>
+                <w:rFonts w:ascii="Times New Roman" w:eastAsia="Times New Roman" w:hAnsi="Times New Roman" w:cs="Times New Roman"/>
+                <w:color w:val="000000"/>
+              </w:rPr>
+              <w:t xml:space="preserve"> CSS.</w:t>
             </w:r>
           </w:p>
         </w:tc>
@@ -5109,13 +5298,35 @@
           <w:p>
             <w:pPr>
               <w:spacing w:after="0" w:line="240" w:lineRule="auto"/>
-            </w:pPr>
-            <w:r>
-              <w:rPr>
-                <w:rFonts w:ascii="Times New Roman" w:eastAsia="Times New Roman" w:hAnsi="Times New Roman" w:cs="Times New Roman"/>
-                <w:color w:val="000000"/>
-              </w:rPr>
-              <w:t>Знакомство с PostgreSQL.</w:t>
+              <w:rPr>
+                <w:color w:val="FF0000"/>
+              </w:rPr>
+            </w:pPr>
+            <w:r>
+              <w:rPr>
+                <w:rFonts w:ascii="Times New Roman" w:eastAsia="Times New Roman" w:hAnsi="Times New Roman" w:cs="Times New Roman"/>
+                <w:color w:val="FF0000"/>
+                <w:highlight w:val="yellow"/>
+              </w:rPr>
+              <w:t xml:space="preserve">Знакомство с </w:t>
+            </w:r>
+            <w:proofErr w:type="spellStart"/>
+            <w:r>
+              <w:rPr>
+                <w:rFonts w:ascii="Times New Roman" w:eastAsia="Times New Roman" w:hAnsi="Times New Roman" w:cs="Times New Roman"/>
+                <w:color w:val="FF0000"/>
+                <w:highlight w:val="yellow"/>
+              </w:rPr>
+              <w:t>PostgreSQL</w:t>
+            </w:r>
+            <w:proofErr w:type="spellEnd"/>
+            <w:r>
+              <w:rPr>
+                <w:rFonts w:ascii="Times New Roman" w:eastAsia="Times New Roman" w:hAnsi="Times New Roman" w:cs="Times New Roman"/>
+                <w:color w:val="FF0000"/>
+                <w:highlight w:val="yellow"/>
+              </w:rPr>
+              <w:t>.</w:t>
             </w:r>
           </w:p>
         </w:tc>
@@ -5265,7 +5476,23 @@
                 <w:rFonts w:ascii="Times New Roman" w:eastAsia="Times New Roman" w:hAnsi="Times New Roman" w:cs="Times New Roman"/>
                 <w:color w:val="000000"/>
               </w:rPr>
-              <w:t>Знакомство с PostgreSQL.</w:t>
+              <w:t xml:space="preserve">Знакомство с </w:t>
+            </w:r>
+            <w:proofErr w:type="spellStart"/>
+            <w:r>
+              <w:rPr>
+                <w:rFonts w:ascii="Times New Roman" w:eastAsia="Times New Roman" w:hAnsi="Times New Roman" w:cs="Times New Roman"/>
+                <w:color w:val="000000"/>
+              </w:rPr>
+              <w:t>PostgreSQL</w:t>
+            </w:r>
+            <w:proofErr w:type="spellEnd"/>
+            <w:r>
+              <w:rPr>
+                <w:rFonts w:ascii="Times New Roman" w:eastAsia="Times New Roman" w:hAnsi="Times New Roman" w:cs="Times New Roman"/>
+                <w:color w:val="000000"/>
+              </w:rPr>
+              <w:t>.</w:t>
             </w:r>
           </w:p>
         </w:tc>
@@ -5564,8 +5791,27 @@
               <w:rPr>
                 <w:rFonts w:ascii="Times New Roman" w:eastAsia="Times New Roman" w:hAnsi="Times New Roman" w:cs="Times New Roman"/>
                 <w:color w:val="000000"/>
-              </w:rPr>
-              <w:t>Создание базы данных в СУБД PostgreSQL.</w:t>
+                <w:highlight w:val="yellow"/>
+              </w:rPr>
+              <w:t xml:space="preserve">Создание базы данных в СУБД </w:t>
+            </w:r>
+            <w:proofErr w:type="spellStart"/>
+            <w:r>
+              <w:rPr>
+                <w:rFonts w:ascii="Times New Roman" w:eastAsia="Times New Roman" w:hAnsi="Times New Roman" w:cs="Times New Roman"/>
+                <w:color w:val="000000"/>
+                <w:highlight w:val="yellow"/>
+              </w:rPr>
+              <w:t>PostgreSQL</w:t>
+            </w:r>
+            <w:proofErr w:type="spellEnd"/>
+            <w:r>
+              <w:rPr>
+                <w:rFonts w:ascii="Times New Roman" w:eastAsia="Times New Roman" w:hAnsi="Times New Roman" w:cs="Times New Roman"/>
+                <w:color w:val="000000"/>
+                <w:highlight w:val="yellow"/>
+              </w:rPr>
+              <w:t>.</w:t>
             </w:r>
           </w:p>
         </w:tc>
@@ -5715,7 +5961,23 @@
                 <w:rFonts w:ascii="Times New Roman" w:eastAsia="Times New Roman" w:hAnsi="Times New Roman" w:cs="Times New Roman"/>
                 <w:color w:val="000000"/>
               </w:rPr>
-              <w:t>Создание базы данных в СУБД PostgreSQL.</w:t>
+              <w:t xml:space="preserve">Создание базы данных в СУБД </w:t>
+            </w:r>
+            <w:proofErr w:type="spellStart"/>
+            <w:r>
+              <w:rPr>
+                <w:rFonts w:ascii="Times New Roman" w:eastAsia="Times New Roman" w:hAnsi="Times New Roman" w:cs="Times New Roman"/>
+                <w:color w:val="000000"/>
+              </w:rPr>
+              <w:t>PostgreSQL</w:t>
+            </w:r>
+            <w:proofErr w:type="spellEnd"/>
+            <w:r>
+              <w:rPr>
+                <w:rFonts w:ascii="Times New Roman" w:eastAsia="Times New Roman" w:hAnsi="Times New Roman" w:cs="Times New Roman"/>
+                <w:color w:val="000000"/>
+              </w:rPr>
+              <w:t>.</w:t>
             </w:r>
           </w:p>
         </w:tc>
@@ -6014,8 +6276,65 @@
               <w:rPr>
                 <w:rFonts w:ascii="Times New Roman" w:eastAsia="Times New Roman" w:hAnsi="Times New Roman" w:cs="Times New Roman"/>
                 <w:color w:val="000000"/>
-              </w:rPr>
-              <w:t>Подключение PostgreSQL через appsettings.json. Определение сущностей и их атрибутов в C# для базы данных с использованием Entity Framework.</w:t>
+                <w:highlight w:val="yellow"/>
+              </w:rPr>
+              <w:t xml:space="preserve">Подключение </w:t>
+            </w:r>
+            <w:proofErr w:type="spellStart"/>
+            <w:r>
+              <w:rPr>
+                <w:rFonts w:ascii="Times New Roman" w:eastAsia="Times New Roman" w:hAnsi="Times New Roman" w:cs="Times New Roman"/>
+                <w:color w:val="000000"/>
+                <w:highlight w:val="yellow"/>
+              </w:rPr>
+              <w:t>PostgreSQL</w:t>
+            </w:r>
+            <w:proofErr w:type="spellEnd"/>
+            <w:r>
+              <w:rPr>
+                <w:rFonts w:ascii="Times New Roman" w:eastAsia="Times New Roman" w:hAnsi="Times New Roman" w:cs="Times New Roman"/>
+                <w:color w:val="000000"/>
+                <w:highlight w:val="yellow"/>
+              </w:rPr>
+              <w:t xml:space="preserve"> через </w:t>
+            </w:r>
+            <w:proofErr w:type="spellStart"/>
+            <w:proofErr w:type="gramStart"/>
+            <w:r>
+              <w:rPr>
+                <w:rFonts w:ascii="Times New Roman" w:eastAsia="Times New Roman" w:hAnsi="Times New Roman" w:cs="Times New Roman"/>
+                <w:color w:val="000000"/>
+                <w:highlight w:val="yellow"/>
+              </w:rPr>
+              <w:t>appsettings.json</w:t>
+            </w:r>
+            <w:proofErr w:type="spellEnd"/>
+            <w:proofErr w:type="gramEnd"/>
+            <w:r>
+              <w:rPr>
+                <w:rFonts w:ascii="Times New Roman" w:eastAsia="Times New Roman" w:hAnsi="Times New Roman" w:cs="Times New Roman"/>
+                <w:color w:val="000000"/>
+                <w:highlight w:val="yellow"/>
+              </w:rPr>
+              <w:t xml:space="preserve">. Определение сущностей и их атрибутов в C# для базы данных с использованием </w:t>
+            </w:r>
+            <w:proofErr w:type="spellStart"/>
+            <w:r>
+              <w:rPr>
+                <w:rFonts w:ascii="Times New Roman" w:eastAsia="Times New Roman" w:hAnsi="Times New Roman" w:cs="Times New Roman"/>
+                <w:color w:val="000000"/>
+                <w:highlight w:val="yellow"/>
+              </w:rPr>
+              <w:t>Entity</w:t>
+            </w:r>
+            <w:proofErr w:type="spellEnd"/>
+            <w:r>
+              <w:rPr>
+                <w:rFonts w:ascii="Times New Roman" w:eastAsia="Times New Roman" w:hAnsi="Times New Roman" w:cs="Times New Roman"/>
+                <w:color w:val="000000"/>
+                <w:highlight w:val="yellow"/>
+              </w:rPr>
+              <w:t xml:space="preserve"> Framework.</w:t>
             </w:r>
           </w:p>
         </w:tc>
@@ -6165,7 +6484,57 @@
                 <w:rFonts w:ascii="Times New Roman" w:eastAsia="Times New Roman" w:hAnsi="Times New Roman" w:cs="Times New Roman"/>
                 <w:color w:val="000000"/>
               </w:rPr>
-              <w:t>Подключение PostgreSQL через appsettings.json. Определение сущностей и их атрибутов в C# для базы данных с использованием Entity Framework.</w:t>
+              <w:t xml:space="preserve">Подключение </w:t>
+            </w:r>
+            <w:proofErr w:type="spellStart"/>
+            <w:r>
+              <w:rPr>
+                <w:rFonts w:ascii="Times New Roman" w:eastAsia="Times New Roman" w:hAnsi="Times New Roman" w:cs="Times New Roman"/>
+                <w:color w:val="000000"/>
+              </w:rPr>
+              <w:t>PostgreSQL</w:t>
+            </w:r>
+            <w:proofErr w:type="spellEnd"/>
+            <w:r>
+              <w:rPr>
+                <w:rFonts w:ascii="Times New Roman" w:eastAsia="Times New Roman" w:hAnsi="Times New Roman" w:cs="Times New Roman"/>
+                <w:color w:val="000000"/>
+              </w:rPr>
+              <w:t xml:space="preserve"> через </w:t>
+            </w:r>
+            <w:proofErr w:type="spellStart"/>
+            <w:proofErr w:type="gramStart"/>
+            <w:r>
+              <w:rPr>
+                <w:rFonts w:ascii="Times New Roman" w:eastAsia="Times New Roman" w:hAnsi="Times New Roman" w:cs="Times New Roman"/>
+                <w:color w:val="000000"/>
+              </w:rPr>
+              <w:t>appsettings.json</w:t>
+            </w:r>
+            <w:proofErr w:type="spellEnd"/>
+            <w:proofErr w:type="gramEnd"/>
+            <w:r>
+              <w:rPr>
+                <w:rFonts w:ascii="Times New Roman" w:eastAsia="Times New Roman" w:hAnsi="Times New Roman" w:cs="Times New Roman"/>
+                <w:color w:val="000000"/>
+              </w:rPr>
+              <w:t xml:space="preserve">. Определение сущностей и их атрибутов в C# для базы данных с использованием </w:t>
+            </w:r>
+            <w:proofErr w:type="spellStart"/>
+            <w:r>
+              <w:rPr>
+                <w:rFonts w:ascii="Times New Roman" w:eastAsia="Times New Roman" w:hAnsi="Times New Roman" w:cs="Times New Roman"/>
+                <w:color w:val="000000"/>
+              </w:rPr>
+              <w:t>Entity</w:t>
+            </w:r>
+            <w:proofErr w:type="spellEnd"/>
+            <w:r>
+              <w:rPr>
+                <w:rFonts w:ascii="Times New Roman" w:eastAsia="Times New Roman" w:hAnsi="Times New Roman" w:cs="Times New Roman"/>
+                <w:color w:val="000000"/>
+              </w:rPr>
+              <w:t xml:space="preserve"> Framework.</w:t>
             </w:r>
           </w:p>
         </w:tc>
@@ -6464,6 +6833,7 @@
               <w:rPr>
                 <w:rFonts w:ascii="Times New Roman" w:eastAsia="Times New Roman" w:hAnsi="Times New Roman" w:cs="Times New Roman"/>
                 <w:color w:val="000000"/>
+                <w:highlight w:val="yellow"/>
               </w:rPr>
               <w:t>Разработка базовых операций CRUD для всех сущностей. Добавление моделей.</w:t>
             </w:r>
@@ -6914,6 +7284,7 @@
               <w:rPr>
                 <w:rFonts w:ascii="Times New Roman" w:eastAsia="Times New Roman" w:hAnsi="Times New Roman" w:cs="Times New Roman"/>
                 <w:color w:val="000000"/>
+                <w:highlight w:val="yellow"/>
               </w:rPr>
               <w:t>Разработка сервисов для авторизации и аутентификации.</w:t>
             </w:r>
@@ -7359,11 +7730,15 @@
           <w:p>
             <w:pPr>
               <w:spacing w:after="0" w:line="240" w:lineRule="auto"/>
+              <w:rPr>
+                <w:highlight w:val="yellow"/>
+              </w:rPr>
             </w:pPr>
             <w:r>
               <w:rPr>
                 <w:rFonts w:ascii="Times New Roman" w:eastAsia="Times New Roman" w:hAnsi="Times New Roman" w:cs="Times New Roman"/>
                 <w:color w:val="000000"/>
+                <w:highlight w:val="yellow"/>
               </w:rPr>
               <w:t>Доработка сервисов для авторизации и аутентификации</w:t>
             </w:r>
@@ -7815,8 +8190,17 @@
                 <w:rFonts w:ascii="Times New Roman" w:eastAsia="Times New Roman" w:hAnsi="Times New Roman" w:cs="Times New Roman"/>
                 <w:color w:val="000000"/>
               </w:rPr>
-              <w:t>Подготовка проекта к использованию ClaimsIdentity</w:t>
-            </w:r>
+              <w:t xml:space="preserve">Подготовка проекта к использованию </w:t>
+            </w:r>
+            <w:proofErr w:type="spellStart"/>
+            <w:r>
+              <w:rPr>
+                <w:rFonts w:ascii="Times New Roman" w:eastAsia="Times New Roman" w:hAnsi="Times New Roman" w:cs="Times New Roman"/>
+                <w:color w:val="000000"/>
+              </w:rPr>
+              <w:t>ClaimsIdentity</w:t>
+            </w:r>
+            <w:proofErr w:type="spellEnd"/>
           </w:p>
         </w:tc>
         <w:tc>
@@ -7965,8 +8349,17 @@
                 <w:rFonts w:ascii="Times New Roman" w:eastAsia="Times New Roman" w:hAnsi="Times New Roman" w:cs="Times New Roman"/>
                 <w:color w:val="000000"/>
               </w:rPr>
-              <w:t>Подготовка проекта к использованию ClaimsIdentity</w:t>
-            </w:r>
+              <w:t xml:space="preserve">Подготовка проекта к использованию </w:t>
+            </w:r>
+            <w:proofErr w:type="spellStart"/>
+            <w:r>
+              <w:rPr>
+                <w:rFonts w:ascii="Times New Roman" w:eastAsia="Times New Roman" w:hAnsi="Times New Roman" w:cs="Times New Roman"/>
+                <w:color w:val="000000"/>
+              </w:rPr>
+              <w:t>ClaimsIdentity</w:t>
+            </w:r>
+            <w:proofErr w:type="spellEnd"/>
           </w:p>
         </w:tc>
         <w:tc>
@@ -8268,19 +8661,53 @@
                 <w:rFonts w:ascii="Times New Roman" w:eastAsia="Times New Roman" w:hAnsi="Times New Roman" w:cs="Times New Roman"/>
                 <w:color w:val="000000"/>
               </w:rPr>
-              <w:t>Подключение HttpContext.U</w:t>
-            </w:r>
-          </w:p>
-          <w:p>
-            <w:pPr>
-              <w:spacing w:after="0" w:line="240" w:lineRule="auto"/>
-            </w:pPr>
+              <w:t xml:space="preserve">Подключение </w:t>
+            </w:r>
+            <w:proofErr w:type="spellStart"/>
             <w:r>
               <w:rPr>
                 <w:rFonts w:ascii="Times New Roman" w:eastAsia="Times New Roman" w:hAnsi="Times New Roman" w:cs="Times New Roman"/>
                 <w:color w:val="000000"/>
               </w:rPr>
-              <w:t>ser и ClaimsIdentity </w:t>
+              <w:t>HttpContext.U</w:t>
+            </w:r>
+            <w:proofErr w:type="spellEnd"/>
+          </w:p>
+          <w:p>
+            <w:pPr>
+              <w:spacing w:after="0" w:line="240" w:lineRule="auto"/>
+            </w:pPr>
+            <w:proofErr w:type="spellStart"/>
+            <w:r>
+              <w:rPr>
+                <w:rFonts w:ascii="Times New Roman" w:eastAsia="Times New Roman" w:hAnsi="Times New Roman" w:cs="Times New Roman"/>
+                <w:color w:val="000000"/>
+              </w:rPr>
+              <w:t>ser</w:t>
+            </w:r>
+            <w:proofErr w:type="spellEnd"/>
+            <w:r>
+              <w:rPr>
+                <w:rFonts w:ascii="Times New Roman" w:eastAsia="Times New Roman" w:hAnsi="Times New Roman" w:cs="Times New Roman"/>
+                <w:color w:val="000000"/>
+              </w:rPr>
+              <w:t xml:space="preserve"> и </w:t>
+            </w:r>
+            <w:proofErr w:type="spellStart"/>
+            <w:r>
+              <w:rPr>
+                <w:rFonts w:ascii="Times New Roman" w:eastAsia="Times New Roman" w:hAnsi="Times New Roman" w:cs="Times New Roman"/>
+                <w:color w:val="000000"/>
+              </w:rPr>
+              <w:t>ClaimsIdentity</w:t>
+            </w:r>
+            <w:proofErr w:type="spellEnd"/>
+            <w:r>
+              <w:rPr>
+                <w:rFonts w:ascii="Times New Roman" w:eastAsia="Times New Roman" w:hAnsi="Times New Roman" w:cs="Times New Roman"/>
+                <w:color w:val="000000"/>
+              </w:rPr>
+              <w:t> </w:t>
             </w:r>
           </w:p>
         </w:tc>
@@ -8441,22 +8868,58 @@
                 <w:color w:val="000000"/>
                 <w:lang w:val="en-US"/>
               </w:rPr>
-              <w:t xml:space="preserve"> HttpContext.User </w:t>
-            </w:r>
-            <w:r>
-              <w:rPr>
-                <w:rFonts w:ascii="Times New Roman" w:eastAsia="Times New Roman" w:hAnsi="Times New Roman" w:cs="Times New Roman"/>
-                <w:color w:val="000000"/>
-              </w:rPr>
-              <w:t>и</w:t>
-            </w:r>
+              <w:t xml:space="preserve"> </w:t>
+            </w:r>
+            <w:proofErr w:type="spellStart"/>
             <w:r>
               <w:rPr>
                 <w:rFonts w:ascii="Times New Roman" w:eastAsia="Times New Roman" w:hAnsi="Times New Roman" w:cs="Times New Roman"/>
                 <w:color w:val="000000"/>
                 <w:lang w:val="en-US"/>
               </w:rPr>
-              <w:t xml:space="preserve"> ClaimsIdentity </w:t>
+              <w:t>HttpContext.User</w:t>
+            </w:r>
+            <w:proofErr w:type="spellEnd"/>
+            <w:r>
+              <w:rPr>
+                <w:rFonts w:ascii="Times New Roman" w:eastAsia="Times New Roman" w:hAnsi="Times New Roman" w:cs="Times New Roman"/>
+                <w:color w:val="000000"/>
+                <w:lang w:val="en-US"/>
+              </w:rPr>
+              <w:t xml:space="preserve"> </w:t>
+            </w:r>
+            <w:r>
+              <w:rPr>
+                <w:rFonts w:ascii="Times New Roman" w:eastAsia="Times New Roman" w:hAnsi="Times New Roman" w:cs="Times New Roman"/>
+                <w:color w:val="000000"/>
+              </w:rPr>
+              <w:t>и</w:t>
+            </w:r>
+            <w:r>
+              <w:rPr>
+                <w:rFonts w:ascii="Times New Roman" w:eastAsia="Times New Roman" w:hAnsi="Times New Roman" w:cs="Times New Roman"/>
+                <w:color w:val="000000"/>
+                <w:lang w:val="en-US"/>
+              </w:rPr>
+              <w:t xml:space="preserve"> </w:t>
+            </w:r>
+            <w:proofErr w:type="spellStart"/>
+            <w:r>
+              <w:rPr>
+                <w:rFonts w:ascii="Times New Roman" w:eastAsia="Times New Roman" w:hAnsi="Times New Roman" w:cs="Times New Roman"/>
+                <w:color w:val="000000"/>
+                <w:lang w:val="en-US"/>
+              </w:rPr>
+              <w:t>ClaimsIdentity</w:t>
+            </w:r>
+            <w:proofErr w:type="spellEnd"/>
+            <w:r>
+              <w:rPr>
+                <w:rFonts w:ascii="Times New Roman" w:eastAsia="Times New Roman" w:hAnsi="Times New Roman" w:cs="Times New Roman"/>
+                <w:color w:val="000000"/>
+                <w:lang w:val="en-US"/>
+              </w:rPr>
+              <w:t> </w:t>
             </w:r>
           </w:p>
         </w:tc>
@@ -8756,7 +9219,23 @@
                 <w:rFonts w:ascii="Times New Roman" w:eastAsia="Times New Roman" w:hAnsi="Times New Roman" w:cs="Times New Roman"/>
                 <w:color w:val="000000"/>
               </w:rPr>
-              <w:t>Использование C#, FluentValidation и JavaScript для валидации вводимых данных при авторизации и регистрации.</w:t>
+              <w:t xml:space="preserve">Использование C#, </w:t>
+            </w:r>
+            <w:proofErr w:type="spellStart"/>
+            <w:r>
+              <w:rPr>
+                <w:rFonts w:ascii="Times New Roman" w:eastAsia="Times New Roman" w:hAnsi="Times New Roman" w:cs="Times New Roman"/>
+                <w:color w:val="000000"/>
+              </w:rPr>
+              <w:t>FluentValidation</w:t>
+            </w:r>
+            <w:proofErr w:type="spellEnd"/>
+            <w:r>
+              <w:rPr>
+                <w:rFonts w:ascii="Times New Roman" w:eastAsia="Times New Roman" w:hAnsi="Times New Roman" w:cs="Times New Roman"/>
+                <w:color w:val="000000"/>
+              </w:rPr>
+              <w:t xml:space="preserve"> и JavaScript для валидации вводимых данных при авторизации и регистрации.</w:t>
             </w:r>
           </w:p>
         </w:tc>
@@ -8906,7 +9385,23 @@
                 <w:rFonts w:ascii="Times New Roman" w:eastAsia="Times New Roman" w:hAnsi="Times New Roman" w:cs="Times New Roman"/>
                 <w:color w:val="000000"/>
               </w:rPr>
-              <w:t>Использование C#, FluentValidation и JavaScript для валидации вводимых данных при авторизации и регистрации.</w:t>
+              <w:t xml:space="preserve">Использование C#, </w:t>
+            </w:r>
+            <w:proofErr w:type="spellStart"/>
+            <w:r>
+              <w:rPr>
+                <w:rFonts w:ascii="Times New Roman" w:eastAsia="Times New Roman" w:hAnsi="Times New Roman" w:cs="Times New Roman"/>
+                <w:color w:val="000000"/>
+              </w:rPr>
+              <w:t>FluentValidation</w:t>
+            </w:r>
+            <w:proofErr w:type="spellEnd"/>
+            <w:r>
+              <w:rPr>
+                <w:rFonts w:ascii="Times New Roman" w:eastAsia="Times New Roman" w:hAnsi="Times New Roman" w:cs="Times New Roman"/>
+                <w:color w:val="000000"/>
+              </w:rPr>
+              <w:t xml:space="preserve"> и JavaScript для валидации вводимых данных при авторизации и регистрации.</w:t>
             </w:r>
           </w:p>
         </w:tc>
@@ -9206,7 +9701,23 @@
                 <w:rFonts w:ascii="Times New Roman" w:eastAsia="Times New Roman" w:hAnsi="Times New Roman" w:cs="Times New Roman"/>
                 <w:color w:val="000000"/>
               </w:rPr>
-              <w:t>Использование C#, FluentValidation и JavaScript для валидации вводимых данных для других объектов.</w:t>
+              <w:t xml:space="preserve">Использование C#, </w:t>
+            </w:r>
+            <w:proofErr w:type="spellStart"/>
+            <w:r>
+              <w:rPr>
+                <w:rFonts w:ascii="Times New Roman" w:eastAsia="Times New Roman" w:hAnsi="Times New Roman" w:cs="Times New Roman"/>
+                <w:color w:val="000000"/>
+              </w:rPr>
+              <w:t>FluentValidation</w:t>
+            </w:r>
+            <w:proofErr w:type="spellEnd"/>
+            <w:r>
+              <w:rPr>
+                <w:rFonts w:ascii="Times New Roman" w:eastAsia="Times New Roman" w:hAnsi="Times New Roman" w:cs="Times New Roman"/>
+                <w:color w:val="000000"/>
+              </w:rPr>
+              <w:t xml:space="preserve"> и JavaScript для валидации вводимых данных для других объектов.</w:t>
             </w:r>
           </w:p>
         </w:tc>
@@ -9356,7 +9867,23 @@
                 <w:rFonts w:ascii="Times New Roman" w:eastAsia="Times New Roman" w:hAnsi="Times New Roman" w:cs="Times New Roman"/>
                 <w:color w:val="000000"/>
               </w:rPr>
-              <w:t>Использование C#, FluentValidation и JavaScript для валидации вводимых данных для других объектов.</w:t>
+              <w:t xml:space="preserve">Использование C#, </w:t>
+            </w:r>
+            <w:proofErr w:type="spellStart"/>
+            <w:r>
+              <w:rPr>
+                <w:rFonts w:ascii="Times New Roman" w:eastAsia="Times New Roman" w:hAnsi="Times New Roman" w:cs="Times New Roman"/>
+                <w:color w:val="000000"/>
+              </w:rPr>
+              <w:t>FluentValidation</w:t>
+            </w:r>
+            <w:proofErr w:type="spellEnd"/>
+            <w:r>
+              <w:rPr>
+                <w:rFonts w:ascii="Times New Roman" w:eastAsia="Times New Roman" w:hAnsi="Times New Roman" w:cs="Times New Roman"/>
+                <w:color w:val="000000"/>
+              </w:rPr>
+              <w:t xml:space="preserve"> и JavaScript для валидации вводимых данных для других объектов.</w:t>
             </w:r>
           </w:p>
         </w:tc>
@@ -10556,7 +11083,23 @@
                 <w:rFonts w:ascii="Times New Roman" w:eastAsia="Times New Roman" w:hAnsi="Times New Roman" w:cs="Times New Roman"/>
                 <w:color w:val="000000"/>
               </w:rPr>
-              <w:t>Настройка Google Cloud для авторизации.</w:t>
+              <w:t xml:space="preserve">Настройка Google </w:t>
+            </w:r>
+            <w:proofErr w:type="spellStart"/>
+            <w:r>
+              <w:rPr>
+                <w:rFonts w:ascii="Times New Roman" w:eastAsia="Times New Roman" w:hAnsi="Times New Roman" w:cs="Times New Roman"/>
+                <w:color w:val="000000"/>
+              </w:rPr>
+              <w:t>Cloud</w:t>
+            </w:r>
+            <w:proofErr w:type="spellEnd"/>
+            <w:r>
+              <w:rPr>
+                <w:rFonts w:ascii="Times New Roman" w:eastAsia="Times New Roman" w:hAnsi="Times New Roman" w:cs="Times New Roman"/>
+                <w:color w:val="000000"/>
+              </w:rPr>
+              <w:t xml:space="preserve"> для авторизации.</w:t>
             </w:r>
           </w:p>
         </w:tc>
@@ -10706,7 +11249,23 @@
                 <w:rFonts w:ascii="Times New Roman" w:eastAsia="Times New Roman" w:hAnsi="Times New Roman" w:cs="Times New Roman"/>
                 <w:color w:val="000000"/>
               </w:rPr>
-              <w:t>Настройка Google Cloud для авторизации.</w:t>
+              <w:t xml:space="preserve">Настройка Google </w:t>
+            </w:r>
+            <w:proofErr w:type="spellStart"/>
+            <w:r>
+              <w:rPr>
+                <w:rFonts w:ascii="Times New Roman" w:eastAsia="Times New Roman" w:hAnsi="Times New Roman" w:cs="Times New Roman"/>
+                <w:color w:val="000000"/>
+              </w:rPr>
+              <w:t>Cloud</w:t>
+            </w:r>
+            <w:proofErr w:type="spellEnd"/>
+            <w:r>
+              <w:rPr>
+                <w:rFonts w:ascii="Times New Roman" w:eastAsia="Times New Roman" w:hAnsi="Times New Roman" w:cs="Times New Roman"/>
+                <w:color w:val="000000"/>
+              </w:rPr>
+              <w:t xml:space="preserve"> для авторизации.</w:t>
             </w:r>
           </w:p>
         </w:tc>
@@ -11901,12 +12460,21 @@
             <w:pPr>
               <w:spacing w:after="0" w:line="240" w:lineRule="auto"/>
             </w:pPr>
+            <w:proofErr w:type="spellStart"/>
             <w:r>
               <w:rPr>
                 <w:rFonts w:ascii="Times New Roman" w:eastAsia="Times New Roman" w:hAnsi="Times New Roman" w:cs="Times New Roman"/>
                 <w:color w:val="000000"/>
               </w:rPr>
-              <w:t>Frontend разработка страницы со странами/каталог.</w:t>
+              <w:t>Frontend</w:t>
+            </w:r>
+            <w:proofErr w:type="spellEnd"/>
+            <w:r>
+              <w:rPr>
+                <w:rFonts w:ascii="Times New Roman" w:eastAsia="Times New Roman" w:hAnsi="Times New Roman" w:cs="Times New Roman"/>
+                <w:color w:val="000000"/>
+              </w:rPr>
+              <w:t xml:space="preserve"> разработка страницы со странами/каталог.</w:t>
             </w:r>
           </w:p>
         </w:tc>
@@ -12048,12 +12616,21 @@
             <w:pPr>
               <w:spacing w:after="0" w:line="240" w:lineRule="auto"/>
             </w:pPr>
+            <w:proofErr w:type="spellStart"/>
             <w:r>
               <w:rPr>
                 <w:rFonts w:ascii="Times New Roman" w:eastAsia="Times New Roman" w:hAnsi="Times New Roman" w:cs="Times New Roman"/>
                 <w:color w:val="000000"/>
               </w:rPr>
-              <w:t>Frontend разработка страницы со странами/каталог.</w:t>
+              <w:t>Frontend</w:t>
+            </w:r>
+            <w:proofErr w:type="spellEnd"/>
+            <w:r>
+              <w:rPr>
+                <w:rFonts w:ascii="Times New Roman" w:eastAsia="Times New Roman" w:hAnsi="Times New Roman" w:cs="Times New Roman"/>
+                <w:color w:val="000000"/>
+              </w:rPr>
+              <w:t xml:space="preserve"> разработка страницы со странами/каталог.</w:t>
             </w:r>
           </w:p>
         </w:tc>
@@ -12342,12 +12919,21 @@
             <w:pPr>
               <w:spacing w:after="0" w:line="240" w:lineRule="auto"/>
             </w:pPr>
+            <w:proofErr w:type="spellStart"/>
             <w:r>
               <w:rPr>
                 <w:rFonts w:ascii="Times New Roman" w:eastAsia="Times New Roman" w:hAnsi="Times New Roman" w:cs="Times New Roman"/>
                 <w:color w:val="000000"/>
               </w:rPr>
-              <w:t>Frontend доработка страницы со странами/каталог.</w:t>
+              <w:t>Frontend</w:t>
+            </w:r>
+            <w:proofErr w:type="spellEnd"/>
+            <w:r>
+              <w:rPr>
+                <w:rFonts w:ascii="Times New Roman" w:eastAsia="Times New Roman" w:hAnsi="Times New Roman" w:cs="Times New Roman"/>
+                <w:color w:val="000000"/>
+              </w:rPr>
+              <w:t xml:space="preserve"> доработка страницы со странами/каталог.</w:t>
             </w:r>
           </w:p>
         </w:tc>
@@ -12489,12 +13075,21 @@
             <w:pPr>
               <w:spacing w:after="0" w:line="240" w:lineRule="auto"/>
             </w:pPr>
+            <w:proofErr w:type="spellStart"/>
             <w:r>
               <w:rPr>
                 <w:rFonts w:ascii="Times New Roman" w:eastAsia="Times New Roman" w:hAnsi="Times New Roman" w:cs="Times New Roman"/>
                 <w:color w:val="000000"/>
               </w:rPr>
-              <w:t>Frontend доработка страницы со странами/каталог.</w:t>
+              <w:t>Frontend</w:t>
+            </w:r>
+            <w:proofErr w:type="spellEnd"/>
+            <w:r>
+              <w:rPr>
+                <w:rFonts w:ascii="Times New Roman" w:eastAsia="Times New Roman" w:hAnsi="Times New Roman" w:cs="Times New Roman"/>
+                <w:color w:val="000000"/>
+              </w:rPr>
+              <w:t xml:space="preserve"> доработка страницы со странами/каталог.</w:t>
             </w:r>
           </w:p>
         </w:tc>
@@ -12783,12 +13378,21 @@
             <w:pPr>
               <w:spacing w:after="0" w:line="240" w:lineRule="auto"/>
             </w:pPr>
+            <w:proofErr w:type="spellStart"/>
             <w:r>
               <w:rPr>
                 <w:rFonts w:ascii="Times New Roman" w:eastAsia="Times New Roman" w:hAnsi="Times New Roman" w:cs="Times New Roman"/>
                 <w:color w:val="000000"/>
               </w:rPr>
-              <w:t>Frontend разработка страницы с элементами каталога: секция отображения.</w:t>
+              <w:t>Frontend</w:t>
+            </w:r>
+            <w:proofErr w:type="spellEnd"/>
+            <w:r>
+              <w:rPr>
+                <w:rFonts w:ascii="Times New Roman" w:eastAsia="Times New Roman" w:hAnsi="Times New Roman" w:cs="Times New Roman"/>
+                <w:color w:val="000000"/>
+              </w:rPr>
+              <w:t xml:space="preserve"> разработка страницы с элементами каталога: секция отображения.</w:t>
             </w:r>
           </w:p>
         </w:tc>
@@ -12930,12 +13534,21 @@
             <w:pPr>
               <w:spacing w:after="0" w:line="240" w:lineRule="auto"/>
             </w:pPr>
+            <w:proofErr w:type="spellStart"/>
             <w:r>
               <w:rPr>
                 <w:rFonts w:ascii="Times New Roman" w:eastAsia="Times New Roman" w:hAnsi="Times New Roman" w:cs="Times New Roman"/>
                 <w:color w:val="000000"/>
               </w:rPr>
-              <w:t>Frontend разработка страницы с элементами каталога: секция отображения.</w:t>
+              <w:t>Frontend</w:t>
+            </w:r>
+            <w:proofErr w:type="spellEnd"/>
+            <w:r>
+              <w:rPr>
+                <w:rFonts w:ascii="Times New Roman" w:eastAsia="Times New Roman" w:hAnsi="Times New Roman" w:cs="Times New Roman"/>
+                <w:color w:val="000000"/>
+              </w:rPr>
+              <w:t xml:space="preserve"> разработка страницы с элементами каталога: секция отображения.</w:t>
             </w:r>
           </w:p>
         </w:tc>
@@ -13224,12 +13837,21 @@
             <w:pPr>
               <w:spacing w:after="0" w:line="240" w:lineRule="auto"/>
             </w:pPr>
+            <w:proofErr w:type="spellStart"/>
             <w:r>
               <w:rPr>
                 <w:rFonts w:ascii="Times New Roman" w:eastAsia="Times New Roman" w:hAnsi="Times New Roman" w:cs="Times New Roman"/>
                 <w:color w:val="000000"/>
               </w:rPr>
-              <w:t>Frontend доработка страницы с элементами каталога: секция отображения.</w:t>
+              <w:t>Frontend</w:t>
+            </w:r>
+            <w:proofErr w:type="spellEnd"/>
+            <w:r>
+              <w:rPr>
+                <w:rFonts w:ascii="Times New Roman" w:eastAsia="Times New Roman" w:hAnsi="Times New Roman" w:cs="Times New Roman"/>
+                <w:color w:val="000000"/>
+              </w:rPr>
+              <w:t xml:space="preserve"> доработка страницы с элементами каталога: секция отображения.</w:t>
             </w:r>
           </w:p>
         </w:tc>
@@ -13371,12 +13993,21 @@
             <w:pPr>
               <w:spacing w:after="0" w:line="240" w:lineRule="auto"/>
             </w:pPr>
+            <w:proofErr w:type="spellStart"/>
             <w:r>
               <w:rPr>
                 <w:rFonts w:ascii="Times New Roman" w:eastAsia="Times New Roman" w:hAnsi="Times New Roman" w:cs="Times New Roman"/>
                 <w:color w:val="000000"/>
               </w:rPr>
-              <w:t>Frontend доработка страницы с элементами каталога: секция отображения.</w:t>
+              <w:t>Frontend</w:t>
+            </w:r>
+            <w:proofErr w:type="spellEnd"/>
+            <w:r>
+              <w:rPr>
+                <w:rFonts w:ascii="Times New Roman" w:eastAsia="Times New Roman" w:hAnsi="Times New Roman" w:cs="Times New Roman"/>
+                <w:color w:val="000000"/>
+              </w:rPr>
+              <w:t xml:space="preserve"> доработка страницы с элементами каталога: секция отображения.</w:t>
             </w:r>
           </w:p>
         </w:tc>
@@ -13665,12 +14296,21 @@
             <w:pPr>
               <w:spacing w:after="0" w:line="240" w:lineRule="auto"/>
             </w:pPr>
+            <w:proofErr w:type="spellStart"/>
             <w:r>
               <w:rPr>
                 <w:rFonts w:ascii="Times New Roman" w:eastAsia="Times New Roman" w:hAnsi="Times New Roman" w:cs="Times New Roman"/>
                 <w:color w:val="000000"/>
               </w:rPr>
-              <w:t>Frontend разработка страницы с элементами: реализация фильтров и сортировки данных.</w:t>
+              <w:t>Frontend</w:t>
+            </w:r>
+            <w:proofErr w:type="spellEnd"/>
+            <w:r>
+              <w:rPr>
+                <w:rFonts w:ascii="Times New Roman" w:eastAsia="Times New Roman" w:hAnsi="Times New Roman" w:cs="Times New Roman"/>
+                <w:color w:val="000000"/>
+              </w:rPr>
+              <w:t xml:space="preserve"> разработка страницы с элементами: реализация фильтров и сортировки данных.</w:t>
             </w:r>
           </w:p>
         </w:tc>
@@ -13812,12 +14452,21 @@
             <w:pPr>
               <w:spacing w:after="0" w:line="240" w:lineRule="auto"/>
             </w:pPr>
+            <w:proofErr w:type="spellStart"/>
             <w:r>
               <w:rPr>
                 <w:rFonts w:ascii="Times New Roman" w:eastAsia="Times New Roman" w:hAnsi="Times New Roman" w:cs="Times New Roman"/>
                 <w:color w:val="000000"/>
               </w:rPr>
-              <w:t>Frontend разработка страницы с элементами: реализация фильтров и сортировки данных.</w:t>
+              <w:t>Frontend</w:t>
+            </w:r>
+            <w:proofErr w:type="spellEnd"/>
+            <w:r>
+              <w:rPr>
+                <w:rFonts w:ascii="Times New Roman" w:eastAsia="Times New Roman" w:hAnsi="Times New Roman" w:cs="Times New Roman"/>
+                <w:color w:val="000000"/>
+              </w:rPr>
+              <w:t xml:space="preserve"> разработка страницы с элементами: реализация фильтров и сортировки данных.</w:t>
             </w:r>
           </w:p>
         </w:tc>
@@ -14106,12 +14755,21 @@
             <w:pPr>
               <w:spacing w:after="0" w:line="240" w:lineRule="auto"/>
             </w:pPr>
+            <w:proofErr w:type="spellStart"/>
             <w:r>
               <w:rPr>
                 <w:rFonts w:ascii="Times New Roman" w:eastAsia="Times New Roman" w:hAnsi="Times New Roman" w:cs="Times New Roman"/>
                 <w:color w:val="000000"/>
               </w:rPr>
-              <w:t>Frontend доработка страницы с элементами: реализация фильтров и сортировки данных.</w:t>
+              <w:t>Frontend</w:t>
+            </w:r>
+            <w:proofErr w:type="spellEnd"/>
+            <w:r>
+              <w:rPr>
+                <w:rFonts w:ascii="Times New Roman" w:eastAsia="Times New Roman" w:hAnsi="Times New Roman" w:cs="Times New Roman"/>
+                <w:color w:val="000000"/>
+              </w:rPr>
+              <w:t xml:space="preserve"> доработка страницы с элементами: реализация фильтров и сортировки данных.</w:t>
             </w:r>
           </w:p>
         </w:tc>
@@ -14253,12 +14911,21 @@
             <w:pPr>
               <w:spacing w:after="0" w:line="240" w:lineRule="auto"/>
             </w:pPr>
+            <w:proofErr w:type="spellStart"/>
             <w:r>
               <w:rPr>
                 <w:rFonts w:ascii="Times New Roman" w:eastAsia="Times New Roman" w:hAnsi="Times New Roman" w:cs="Times New Roman"/>
                 <w:color w:val="000000"/>
               </w:rPr>
-              <w:t>Frontend доработка страницы с элементами: реализация фильтров и сортировки данных.</w:t>
+              <w:t>Frontend</w:t>
+            </w:r>
+            <w:proofErr w:type="spellEnd"/>
+            <w:r>
+              <w:rPr>
+                <w:rFonts w:ascii="Times New Roman" w:eastAsia="Times New Roman" w:hAnsi="Times New Roman" w:cs="Times New Roman"/>
+                <w:color w:val="000000"/>
+              </w:rPr>
+              <w:t xml:space="preserve"> доработка страницы с элементами: реализация фильтров и сортировки данных.</w:t>
             </w:r>
           </w:p>
         </w:tc>
@@ -15429,12 +16096,21 @@
             <w:pPr>
               <w:spacing w:after="0" w:line="240" w:lineRule="auto"/>
             </w:pPr>
+            <w:proofErr w:type="spellStart"/>
             <w:r>
               <w:rPr>
                 <w:rFonts w:ascii="Times New Roman" w:eastAsia="Times New Roman" w:hAnsi="Times New Roman" w:cs="Times New Roman"/>
                 <w:color w:val="000000"/>
               </w:rPr>
-              <w:t>Frontend разработка страница с конкретным элементом</w:t>
+              <w:t>Frontend</w:t>
+            </w:r>
+            <w:proofErr w:type="spellEnd"/>
+            <w:r>
+              <w:rPr>
+                <w:rFonts w:ascii="Times New Roman" w:eastAsia="Times New Roman" w:hAnsi="Times New Roman" w:cs="Times New Roman"/>
+                <w:color w:val="000000"/>
+              </w:rPr>
+              <w:t xml:space="preserve"> разработка страница с конкретным элементом</w:t>
             </w:r>
           </w:p>
         </w:tc>
@@ -15576,12 +16252,21 @@
             <w:pPr>
               <w:spacing w:after="0" w:line="240" w:lineRule="auto"/>
             </w:pPr>
+            <w:proofErr w:type="spellStart"/>
             <w:r>
               <w:rPr>
                 <w:rFonts w:ascii="Times New Roman" w:eastAsia="Times New Roman" w:hAnsi="Times New Roman" w:cs="Times New Roman"/>
                 <w:color w:val="000000"/>
               </w:rPr>
-              <w:t>Frontend разработка страница с конкретным элементом</w:t>
+              <w:t>Frontend</w:t>
+            </w:r>
+            <w:proofErr w:type="spellEnd"/>
+            <w:r>
+              <w:rPr>
+                <w:rFonts w:ascii="Times New Roman" w:eastAsia="Times New Roman" w:hAnsi="Times New Roman" w:cs="Times New Roman"/>
+                <w:color w:val="000000"/>
+              </w:rPr>
+              <w:t xml:space="preserve"> разработка страница с конкретным элементом</w:t>
             </w:r>
           </w:p>
         </w:tc>
@@ -15870,12 +16555,21 @@
             <w:pPr>
               <w:spacing w:after="0" w:line="240" w:lineRule="auto"/>
             </w:pPr>
+            <w:proofErr w:type="spellStart"/>
             <w:r>
               <w:rPr>
                 <w:rFonts w:ascii="Times New Roman" w:eastAsia="Times New Roman" w:hAnsi="Times New Roman" w:cs="Times New Roman"/>
                 <w:color w:val="000000"/>
               </w:rPr>
-              <w:t>Frontend доработка страница с конкретным элементом</w:t>
+              <w:t>Frontend</w:t>
+            </w:r>
+            <w:proofErr w:type="spellEnd"/>
+            <w:r>
+              <w:rPr>
+                <w:rFonts w:ascii="Times New Roman" w:eastAsia="Times New Roman" w:hAnsi="Times New Roman" w:cs="Times New Roman"/>
+                <w:color w:val="000000"/>
+              </w:rPr>
+              <w:t xml:space="preserve"> доработка страница с конкретным элементом</w:t>
             </w:r>
           </w:p>
         </w:tc>
@@ -16017,12 +16711,21 @@
             <w:pPr>
               <w:spacing w:after="0" w:line="240" w:lineRule="auto"/>
             </w:pPr>
+            <w:proofErr w:type="spellStart"/>
             <w:r>
               <w:rPr>
                 <w:rFonts w:ascii="Times New Roman" w:eastAsia="Times New Roman" w:hAnsi="Times New Roman" w:cs="Times New Roman"/>
                 <w:color w:val="000000"/>
               </w:rPr>
-              <w:t>Frontend доработка страница с конкретным элементом</w:t>
+              <w:t>Frontend</w:t>
+            </w:r>
+            <w:proofErr w:type="spellEnd"/>
+            <w:r>
+              <w:rPr>
+                <w:rFonts w:ascii="Times New Roman" w:eastAsia="Times New Roman" w:hAnsi="Times New Roman" w:cs="Times New Roman"/>
+                <w:color w:val="000000"/>
+              </w:rPr>
+              <w:t xml:space="preserve"> доработка страница с конкретным элементом</w:t>
             </w:r>
           </w:p>
         </w:tc>
@@ -17228,6 +17931,7 @@
         </w:rPr>
         <w:t>подпись</w:t>
       </w:r>
+      <w:bookmarkEnd w:id="0"/>
       <w:r>
         <w:rPr>
           <w:rFonts w:ascii="Times New Roman" w:eastAsia="Times New Roman" w:hAnsi="Times New Roman" w:cs="Times New Roman"/>
@@ -17254,6 +17958,7 @@
         </w:rPr>
       </w:pPr>
     </w:p>
+    <w:bookmarkEnd w:id="1"/>
     <w:p>
       <w:pPr>
         <w:spacing w:line="259" w:lineRule="auto"/>
@@ -17413,10 +18118,10 @@
       </w:pPr>
       <w:r>
         <w:object w:dxaOrig="8640" w:dyaOrig="5028" w14:anchorId="4F59C191">
-          <v:rect id="rectole0000000000" o:spid="_x0000_i1025" style="width:6in;height:252pt" o:ole="" o:preferrelative="t" stroked="f">
+          <v:rect id="rectole0000000000" o:spid="_x0000_i1025" style="width:6in;height:251.7pt" o:ole="" o:preferrelative="t" stroked="f">
             <v:imagedata r:id="rId5" o:title=""/>
           </v:rect>
-          <o:OLEObject Type="Embed" ProgID="StaticMetafile" ShapeID="rectole0000000000" DrawAspect="Content" ObjectID="_1825066210" r:id="rId6"/>
+          <o:OLEObject Type="Embed" ProgID="StaticMetafile" ShapeID="rectole0000000000" DrawAspect="Content" ObjectID="_1826868454" r:id="rId6"/>
         </w:object>
       </w:r>
     </w:p>
@@ -17477,7 +18182,23 @@
           <w:rFonts w:ascii="Times New Roman" w:eastAsia="Times New Roman" w:hAnsi="Times New Roman" w:cs="Times New Roman"/>
           <w:sz w:val="28"/>
         </w:rPr>
-        <w:t xml:space="preserve"> (модель-представление-контроллер)» и нажимаем далеее </w:t>
+        <w:t xml:space="preserve"> (модель-представление-контроллер)» и нажимаем </w:t>
+      </w:r>
+      <w:proofErr w:type="spellStart"/>
+      <w:r>
+        <w:rPr>
+          <w:rFonts w:ascii="Times New Roman" w:eastAsia="Times New Roman" w:hAnsi="Times New Roman" w:cs="Times New Roman"/>
+          <w:sz w:val="28"/>
+        </w:rPr>
+        <w:t>далеее</w:t>
+      </w:r>
+      <w:proofErr w:type="spellEnd"/>
+      <w:r>
+        <w:rPr>
+          <w:rFonts w:ascii="Times New Roman" w:eastAsia="Times New Roman" w:hAnsi="Times New Roman" w:cs="Times New Roman"/>
+          <w:sz w:val="28"/>
+        </w:rPr>
+        <w:t xml:space="preserve"> </w:t>
       </w:r>
       <w:r>
         <w:rPr>
@@ -17499,10 +18220,10 @@
       </w:pPr>
       <w:r>
         <w:object w:dxaOrig="8640" w:dyaOrig="5063" w14:anchorId="4163A4C7">
-          <v:rect id="rectole0000000001" o:spid="_x0000_i1026" style="width:6in;height:252.6pt" o:ole="" o:preferrelative="t" stroked="f">
+          <v:rect id="rectole0000000001" o:spid="_x0000_i1026" style="width:6in;height:252.85pt" o:ole="" o:preferrelative="t" stroked="f">
             <v:imagedata r:id="rId7" o:title=""/>
           </v:rect>
-          <o:OLEObject Type="Embed" ProgID="StaticMetafile" ShapeID="rectole0000000001" DrawAspect="Content" ObjectID="_1825066211" r:id="rId8"/>
+          <o:OLEObject Type="Embed" ProgID="StaticMetafile" ShapeID="rectole0000000001" DrawAspect="Content" ObjectID="_1826868455" r:id="rId8"/>
         </w:object>
       </w:r>
     </w:p>
@@ -17555,10 +18276,10 @@
       </w:pPr>
       <w:r>
         <w:object w:dxaOrig="8640" w:dyaOrig="5555" w14:anchorId="26B53C9D">
-          <v:rect id="rectole0000000002" o:spid="_x0000_i1027" style="width:6in;height:278.4pt" o:ole="" o:preferrelative="t" stroked="f">
+          <v:rect id="rectole0000000002" o:spid="_x0000_i1027" style="width:6in;height:278.2pt" o:ole="" o:preferrelative="t" stroked="f">
             <v:imagedata r:id="rId9" o:title=""/>
           </v:rect>
-          <o:OLEObject Type="Embed" ProgID="StaticMetafile" ShapeID="rectole0000000002" DrawAspect="Content" ObjectID="_1825066212" r:id="rId10"/>
+          <o:OLEObject Type="Embed" ProgID="StaticMetafile" ShapeID="rectole0000000002" DrawAspect="Content" ObjectID="_1826868456" r:id="rId10"/>
         </w:object>
       </w:r>
     </w:p>
@@ -17611,10 +18332,10 @@
       </w:pPr>
       <w:r>
         <w:object w:dxaOrig="5292" w:dyaOrig="8028" w14:anchorId="11E3101B">
-          <v:rect id="rectole0000000003" o:spid="_x0000_i1028" style="width:264.6pt;height:400.8pt" o:ole="" o:preferrelative="t" stroked="f">
+          <v:rect id="rectole0000000003" o:spid="_x0000_i1028" style="width:264.95pt;height:401.45pt" o:ole="" o:preferrelative="t" stroked="f">
             <v:imagedata r:id="rId11" o:title=""/>
           </v:rect>
-          <o:OLEObject Type="Embed" ProgID="StaticMetafile" ShapeID="rectole0000000003" DrawAspect="Content" ObjectID="_1825066213" r:id="rId12"/>
+          <o:OLEObject Type="Embed" ProgID="StaticMetafile" ShapeID="rectole0000000003" DrawAspect="Content" ObjectID="_1826868457" r:id="rId12"/>
         </w:object>
       </w:r>
     </w:p>
@@ -17666,6 +18387,7 @@
         </w:rPr>
         <w:t xml:space="preserve">Папка </w:t>
       </w:r>
+      <w:proofErr w:type="spellStart"/>
       <w:r>
         <w:rPr>
           <w:rFonts w:ascii="Times New Roman" w:eastAsia="Times New Roman" w:hAnsi="Times New Roman" w:cs="Times New Roman"/>
@@ -17673,6 +18395,7 @@
         </w:rPr>
         <w:t>wwwroot</w:t>
       </w:r>
+      <w:proofErr w:type="spellEnd"/>
       <w:r>
         <w:rPr>
           <w:rFonts w:ascii="Times New Roman" w:eastAsia="Times New Roman" w:hAnsi="Times New Roman" w:cs="Times New Roman"/>
@@ -17699,10 +18422,10 @@
       </w:pPr>
       <w:r>
         <w:object w:dxaOrig="4835" w:dyaOrig="3144" w14:anchorId="4EED90B5">
-          <v:rect id="rectole0000000004" o:spid="_x0000_i1029" style="width:241.2pt;height:157.8pt" o:ole="" o:preferrelative="t" stroked="f">
+          <v:rect id="rectole0000000004" o:spid="_x0000_i1029" style="width:241.35pt;height:157.25pt" o:ole="" o:preferrelative="t" stroked="f">
             <v:imagedata r:id="rId13" o:title=""/>
           </v:rect>
-          <o:OLEObject Type="Embed" ProgID="StaticMetafile" ShapeID="rectole0000000004" DrawAspect="Content" ObjectID="_1825066214" r:id="rId14"/>
+          <o:OLEObject Type="Embed" ProgID="StaticMetafile" ShapeID="rectole0000000004" DrawAspect="Content" ObjectID="_1826868458" r:id="rId14"/>
         </w:object>
       </w:r>
     </w:p>
@@ -17738,6 +18461,7 @@
         <w:lastRenderedPageBreak/>
         <w:t xml:space="preserve">Папка </w:t>
       </w:r>
+      <w:proofErr w:type="spellStart"/>
       <w:r>
         <w:rPr>
           <w:rFonts w:ascii="Times New Roman" w:eastAsia="Times New Roman" w:hAnsi="Times New Roman" w:cs="Times New Roman"/>
@@ -17745,6 +18469,7 @@
         </w:rPr>
         <w:t>Controllers</w:t>
       </w:r>
+      <w:proofErr w:type="spellEnd"/>
       <w:r>
         <w:rPr>
           <w:rFonts w:ascii="Times New Roman" w:eastAsia="Times New Roman" w:hAnsi="Times New Roman" w:cs="Times New Roman"/>
@@ -17777,10 +18502,10 @@
       </w:pPr>
       <w:r>
         <w:object w:dxaOrig="5123" w:dyaOrig="875" w14:anchorId="0AD552BD">
-          <v:rect id="rectole0000000005" o:spid="_x0000_i1030" style="width:255.6pt;height:43.2pt" o:ole="" o:preferrelative="t" stroked="f">
+          <v:rect id="rectole0000000005" o:spid="_x0000_i1030" style="width:255.75pt;height:43.2pt" o:ole="" o:preferrelative="t" stroked="f">
             <v:imagedata r:id="rId15" o:title=""/>
           </v:rect>
-          <o:OLEObject Type="Embed" ProgID="StaticMetafile" ShapeID="rectole0000000005" DrawAspect="Content" ObjectID="_1825066215" r:id="rId16"/>
+          <o:OLEObject Type="Embed" ProgID="StaticMetafile" ShapeID="rectole0000000005" DrawAspect="Content" ObjectID="_1826868459" r:id="rId16"/>
         </w:object>
       </w:r>
     </w:p>
@@ -17816,6 +18541,7 @@
         </w:rPr>
         <w:t xml:space="preserve">Папка </w:t>
       </w:r>
+      <w:proofErr w:type="spellStart"/>
       <w:r>
         <w:rPr>
           <w:rFonts w:ascii="Times New Roman" w:eastAsia="Times New Roman" w:hAnsi="Times New Roman" w:cs="Times New Roman"/>
@@ -17823,6 +18549,7 @@
         </w:rPr>
         <w:t>Models</w:t>
       </w:r>
+      <w:proofErr w:type="spellEnd"/>
       <w:r>
         <w:rPr>
           <w:rFonts w:ascii="Times New Roman" w:eastAsia="Times New Roman" w:hAnsi="Times New Roman" w:cs="Times New Roman"/>
@@ -17841,10 +18568,10 @@
       </w:pPr>
       <w:r>
         <w:object w:dxaOrig="5220" w:dyaOrig="780" w14:anchorId="34D3CE1D">
-          <v:rect id="rectole0000000006" o:spid="_x0000_i1031" style="width:261pt;height:38.4pt" o:ole="" o:preferrelative="t" stroked="f">
+          <v:rect id="rectole0000000006" o:spid="_x0000_i1031" style="width:260.95pt;height:38pt" o:ole="" o:preferrelative="t" stroked="f">
             <v:imagedata r:id="rId17" o:title=""/>
           </v:rect>
-          <o:OLEObject Type="Embed" ProgID="StaticMetafile" ShapeID="rectole0000000006" DrawAspect="Content" ObjectID="_1825066216" r:id="rId18"/>
+          <o:OLEObject Type="Embed" ProgID="StaticMetafile" ShapeID="rectole0000000006" DrawAspect="Content" ObjectID="_1826868460" r:id="rId18"/>
         </w:object>
       </w:r>
     </w:p>
@@ -17887,7 +18614,21 @@
         <w:rPr>
           <w:rFonts w:ascii="Times New Roman" w:eastAsia="Times New Roman" w:hAnsi="Times New Roman" w:cs="Times New Roman"/>
         </w:rPr>
-        <w:t>Папка Views, на рисунке 8 – представляет собой набор HTML-шаблонов, которые сервер возвращает пользователю после обработки запроса. В ней содержатся основные файлы, обеспечивающие отображение страниц приложения.</w:t>
+        <w:t xml:space="preserve">Папка </w:t>
+      </w:r>
+      <w:proofErr w:type="spellStart"/>
+      <w:r>
+        <w:rPr>
+          <w:rFonts w:ascii="Times New Roman" w:eastAsia="Times New Roman" w:hAnsi="Times New Roman" w:cs="Times New Roman"/>
+        </w:rPr>
+        <w:t>Views</w:t>
+      </w:r>
+      <w:proofErr w:type="spellEnd"/>
+      <w:r>
+        <w:rPr>
+          <w:rFonts w:ascii="Times New Roman" w:eastAsia="Times New Roman" w:hAnsi="Times New Roman" w:cs="Times New Roman"/>
+        </w:rPr>
+        <w:t>, на рисунке 8 – представляет собой набор HTML-шаблонов, которые сервер возвращает пользователю после обработки запроса. В ней содержатся основные файлы, обеспечивающие отображение страниц приложения.</w:t>
       </w:r>
     </w:p>
     <w:p>
@@ -17901,10 +18642,10 @@
       </w:pPr>
       <w:r>
         <w:object w:dxaOrig="5148" w:dyaOrig="1488" w14:anchorId="3C9703E1">
-          <v:rect id="rectole0000000007" o:spid="_x0000_i1032" style="width:257.4pt;height:74.4pt" o:ole="" o:preferrelative="t" stroked="f">
+          <v:rect id="rectole0000000007" o:spid="_x0000_i1032" style="width:256.9pt;height:74.3pt" o:ole="" o:preferrelative="t" stroked="f">
             <v:imagedata r:id="rId19" o:title=""/>
           </v:rect>
-          <o:OLEObject Type="Embed" ProgID="StaticMetafile" ShapeID="rectole0000000007" DrawAspect="Content" ObjectID="_1825066217" r:id="rId20"/>
+          <o:OLEObject Type="Embed" ProgID="StaticMetafile" ShapeID="rectole0000000007" DrawAspect="Content" ObjectID="_1826868461" r:id="rId20"/>
         </w:object>
       </w:r>
     </w:p>
@@ -17958,7 +18699,23 @@
           <w:rFonts w:ascii="Times New Roman" w:eastAsia="Times New Roman" w:hAnsi="Times New Roman" w:cs="Times New Roman"/>
           <w:i/>
         </w:rPr>
-        <w:t xml:space="preserve">_Layout.cshtml </w:t>
+        <w:t>_</w:t>
+      </w:r>
+      <w:proofErr w:type="spellStart"/>
+      <w:r>
+        <w:rPr>
+          <w:rFonts w:ascii="Times New Roman" w:eastAsia="Times New Roman" w:hAnsi="Times New Roman" w:cs="Times New Roman"/>
+          <w:i/>
+        </w:rPr>
+        <w:t>Layout.cshtml</w:t>
+      </w:r>
+      <w:proofErr w:type="spellEnd"/>
+      <w:r>
+        <w:rPr>
+          <w:rFonts w:ascii="Times New Roman" w:eastAsia="Times New Roman" w:hAnsi="Times New Roman" w:cs="Times New Roman"/>
+          <w:i/>
+        </w:rPr>
+        <w:t xml:space="preserve"> </w:t>
       </w:r>
     </w:p>
     <w:p>
@@ -17974,7 +18731,105 @@
         <w:rPr>
           <w:rFonts w:ascii="Times New Roman" w:eastAsia="Times New Roman" w:hAnsi="Times New Roman" w:cs="Times New Roman"/>
         </w:rPr>
-        <w:t xml:space="preserve">Файл _Layout.cshtml служит мастер-страницей, задающей общий шаблон для Razor-страниц. Он используется для формирования единого и согласованного внешнего вида всего веб-приложения. В нём применяются такие теги, как &lt;head&gt;, предназначенный для хранения служебной информации страницы; &lt;header&gt;, который отделяет вводное содержимое или навигационное меню от основного блока данных; и &lt;footer&gt;, формирующий нижнюю часть сайта, где обычно размещаются контактные сведения, ссылки или дополнительное меню. Также файл содержит метод @RenderBody(), который отвечает за вставку контента из других Razor-страниц, использующих данный макет. Благодаря этому обеспечивается единообразие дизайна и структуры всех страниц приложения. </w:t>
+        <w:t>Файл _</w:t>
+      </w:r>
+      <w:proofErr w:type="spellStart"/>
+      <w:r>
+        <w:rPr>
+          <w:rFonts w:ascii="Times New Roman" w:eastAsia="Times New Roman" w:hAnsi="Times New Roman" w:cs="Times New Roman"/>
+        </w:rPr>
+        <w:t>Layout.cshtml</w:t>
+      </w:r>
+      <w:proofErr w:type="spellEnd"/>
+      <w:r>
+        <w:rPr>
+          <w:rFonts w:ascii="Times New Roman" w:eastAsia="Times New Roman" w:hAnsi="Times New Roman" w:cs="Times New Roman"/>
+        </w:rPr>
+        <w:t xml:space="preserve"> служит мастер-страницей, задающей общий шаблон для </w:t>
+      </w:r>
+      <w:proofErr w:type="spellStart"/>
+      <w:r>
+        <w:rPr>
+          <w:rFonts w:ascii="Times New Roman" w:eastAsia="Times New Roman" w:hAnsi="Times New Roman" w:cs="Times New Roman"/>
+        </w:rPr>
+        <w:t>Razor</w:t>
+      </w:r>
+      <w:proofErr w:type="spellEnd"/>
+      <w:r>
+        <w:rPr>
+          <w:rFonts w:ascii="Times New Roman" w:eastAsia="Times New Roman" w:hAnsi="Times New Roman" w:cs="Times New Roman"/>
+        </w:rPr>
+        <w:t>-страниц. Он используется для формирования единого и согласованного внешнего вида всего веб-приложения. В нём применяются такие теги, как &lt;</w:t>
+      </w:r>
+      <w:proofErr w:type="spellStart"/>
+      <w:r>
+        <w:rPr>
+          <w:rFonts w:ascii="Times New Roman" w:eastAsia="Times New Roman" w:hAnsi="Times New Roman" w:cs="Times New Roman"/>
+        </w:rPr>
+        <w:t>head</w:t>
+      </w:r>
+      <w:proofErr w:type="spellEnd"/>
+      <w:r>
+        <w:rPr>
+          <w:rFonts w:ascii="Times New Roman" w:eastAsia="Times New Roman" w:hAnsi="Times New Roman" w:cs="Times New Roman"/>
+        </w:rPr>
+        <w:t>&gt;, предназначенный для хранения служебной информации страницы; &lt;</w:t>
+      </w:r>
+      <w:proofErr w:type="spellStart"/>
+      <w:r>
+        <w:rPr>
+          <w:rFonts w:ascii="Times New Roman" w:eastAsia="Times New Roman" w:hAnsi="Times New Roman" w:cs="Times New Roman"/>
+        </w:rPr>
+        <w:t>header</w:t>
+      </w:r>
+      <w:proofErr w:type="spellEnd"/>
+      <w:r>
+        <w:rPr>
+          <w:rFonts w:ascii="Times New Roman" w:eastAsia="Times New Roman" w:hAnsi="Times New Roman" w:cs="Times New Roman"/>
+        </w:rPr>
+        <w:t>&gt;, который отделяет вводное содержимое или навигационное меню от основного блока данных; и &lt;</w:t>
+      </w:r>
+      <w:proofErr w:type="spellStart"/>
+      <w:r>
+        <w:rPr>
+          <w:rFonts w:ascii="Times New Roman" w:eastAsia="Times New Roman" w:hAnsi="Times New Roman" w:cs="Times New Roman"/>
+        </w:rPr>
+        <w:t>footer</w:t>
+      </w:r>
+      <w:proofErr w:type="spellEnd"/>
+      <w:r>
+        <w:rPr>
+          <w:rFonts w:ascii="Times New Roman" w:eastAsia="Times New Roman" w:hAnsi="Times New Roman" w:cs="Times New Roman"/>
+        </w:rPr>
+        <w:t>&gt;, формирующий нижнюю часть сайта, где обычно размещаются контактные сведения, ссылки или дополнительное меню. Также файл содержит метод @</w:t>
+      </w:r>
+      <w:proofErr w:type="gramStart"/>
+      <w:r>
+        <w:rPr>
+          <w:rFonts w:ascii="Times New Roman" w:eastAsia="Times New Roman" w:hAnsi="Times New Roman" w:cs="Times New Roman"/>
+        </w:rPr>
+        <w:t>RenderBody(</w:t>
+      </w:r>
+      <w:proofErr w:type="gramEnd"/>
+      <w:r>
+        <w:rPr>
+          <w:rFonts w:ascii="Times New Roman" w:eastAsia="Times New Roman" w:hAnsi="Times New Roman" w:cs="Times New Roman"/>
+        </w:rPr>
+        <w:t xml:space="preserve">), который отвечает за вставку контента из других </w:t>
+      </w:r>
+      <w:proofErr w:type="spellStart"/>
+      <w:r>
+        <w:rPr>
+          <w:rFonts w:ascii="Times New Roman" w:eastAsia="Times New Roman" w:hAnsi="Times New Roman" w:cs="Times New Roman"/>
+        </w:rPr>
+        <w:t>Razor</w:t>
+      </w:r>
+      <w:proofErr w:type="spellEnd"/>
+      <w:r>
+        <w:rPr>
+          <w:rFonts w:ascii="Times New Roman" w:eastAsia="Times New Roman" w:hAnsi="Times New Roman" w:cs="Times New Roman"/>
+        </w:rPr>
+        <w:t xml:space="preserve">-страниц, использующих данный макет. Благодаря этому обеспечивается единообразие дизайна и структуры всех страниц приложения. </w:t>
       </w:r>
     </w:p>
     <w:p>
@@ -17995,7 +18850,23 @@
           <w:rFonts w:ascii="Times New Roman" w:eastAsia="Times New Roman" w:hAnsi="Times New Roman" w:cs="Times New Roman"/>
           <w:i/>
         </w:rPr>
-        <w:t xml:space="preserve">_ViewImports.cshtml </w:t>
+        <w:t>_</w:t>
+      </w:r>
+      <w:proofErr w:type="spellStart"/>
+      <w:r>
+        <w:rPr>
+          <w:rFonts w:ascii="Times New Roman" w:eastAsia="Times New Roman" w:hAnsi="Times New Roman" w:cs="Times New Roman"/>
+          <w:i/>
+        </w:rPr>
+        <w:t>ViewImports.cshtml</w:t>
+      </w:r>
+      <w:proofErr w:type="spellEnd"/>
+      <w:r>
+        <w:rPr>
+          <w:rFonts w:ascii="Times New Roman" w:eastAsia="Times New Roman" w:hAnsi="Times New Roman" w:cs="Times New Roman"/>
+          <w:i/>
+        </w:rPr>
+        <w:t xml:space="preserve"> </w:t>
       </w:r>
     </w:p>
     <w:p>
@@ -18011,7 +18882,21 @@
         <w:rPr>
           <w:rFonts w:ascii="Times New Roman" w:eastAsia="Times New Roman" w:hAnsi="Times New Roman" w:cs="Times New Roman"/>
         </w:rPr>
-        <w:t xml:space="preserve">Файл _ViewImports.cshtml предназначен для глобального подключения пространств имён и общих настроек, применяемых ко всем представлениям проекта ASP.NET Core MVC. </w:t>
+        <w:t>Файл _</w:t>
+      </w:r>
+      <w:proofErr w:type="spellStart"/>
+      <w:r>
+        <w:rPr>
+          <w:rFonts w:ascii="Times New Roman" w:eastAsia="Times New Roman" w:hAnsi="Times New Roman" w:cs="Times New Roman"/>
+        </w:rPr>
+        <w:t>ViewImports.cshtml</w:t>
+      </w:r>
+      <w:proofErr w:type="spellEnd"/>
+      <w:r>
+        <w:rPr>
+          <w:rFonts w:ascii="Times New Roman" w:eastAsia="Times New Roman" w:hAnsi="Times New Roman" w:cs="Times New Roman"/>
+        </w:rPr>
+        <w:t xml:space="preserve"> предназначен для глобального подключения пространств имён и общих настроек, применяемых ко всем представлениям проекта ASP.NET Core MVC. </w:t>
       </w:r>
     </w:p>
     <w:p>
@@ -18032,7 +18917,23 @@
           <w:rFonts w:ascii="Times New Roman" w:eastAsia="Times New Roman" w:hAnsi="Times New Roman" w:cs="Times New Roman"/>
           <w:i/>
         </w:rPr>
-        <w:t xml:space="preserve">_ViewStart.cshtml </w:t>
+        <w:t>_</w:t>
+      </w:r>
+      <w:proofErr w:type="spellStart"/>
+      <w:r>
+        <w:rPr>
+          <w:rFonts w:ascii="Times New Roman" w:eastAsia="Times New Roman" w:hAnsi="Times New Roman" w:cs="Times New Roman"/>
+          <w:i/>
+        </w:rPr>
+        <w:t>ViewStart.cshtml</w:t>
+      </w:r>
+      <w:proofErr w:type="spellEnd"/>
+      <w:r>
+        <w:rPr>
+          <w:rFonts w:ascii="Times New Roman" w:eastAsia="Times New Roman" w:hAnsi="Times New Roman" w:cs="Times New Roman"/>
+          <w:i/>
+        </w:rPr>
+        <w:t xml:space="preserve"> </w:t>
       </w:r>
     </w:p>
     <w:p>
@@ -18048,7 +18949,35 @@
         <w:rPr>
           <w:rFonts w:ascii="Times New Roman" w:eastAsia="Times New Roman" w:hAnsi="Times New Roman" w:cs="Times New Roman"/>
         </w:rPr>
-        <w:t xml:space="preserve">Файл _ViewStart.cshtml определяет, какой макет (layout) будет использоваться для текущего представления. </w:t>
+        <w:t>Файл _</w:t>
+      </w:r>
+      <w:proofErr w:type="spellStart"/>
+      <w:r>
+        <w:rPr>
+          <w:rFonts w:ascii="Times New Roman" w:eastAsia="Times New Roman" w:hAnsi="Times New Roman" w:cs="Times New Roman"/>
+        </w:rPr>
+        <w:t>ViewStart.cshtml</w:t>
+      </w:r>
+      <w:proofErr w:type="spellEnd"/>
+      <w:r>
+        <w:rPr>
+          <w:rFonts w:ascii="Times New Roman" w:eastAsia="Times New Roman" w:hAnsi="Times New Roman" w:cs="Times New Roman"/>
+        </w:rPr>
+        <w:t xml:space="preserve"> определяет, какой макет (</w:t>
+      </w:r>
+      <w:proofErr w:type="spellStart"/>
+      <w:r>
+        <w:rPr>
+          <w:rFonts w:ascii="Times New Roman" w:eastAsia="Times New Roman" w:hAnsi="Times New Roman" w:cs="Times New Roman"/>
+        </w:rPr>
+        <w:t>layout</w:t>
+      </w:r>
+      <w:proofErr w:type="spellEnd"/>
+      <w:r>
+        <w:rPr>
+          <w:rFonts w:ascii="Times New Roman" w:eastAsia="Times New Roman" w:hAnsi="Times New Roman" w:cs="Times New Roman"/>
+        </w:rPr>
+        <w:t xml:space="preserve">) будет использоваться для текущего представления. </w:t>
       </w:r>
     </w:p>
     <w:p>
@@ -18069,11 +18998,103 @@
         <w:lastRenderedPageBreak/>
         <w:t>Вывод</w:t>
       </w:r>
-      <w:r>
-        <w:rPr>
-          <w:rFonts w:ascii="Times New Roman" w:eastAsia="Times New Roman" w:hAnsi="Times New Roman" w:cs="Times New Roman"/>
-        </w:rPr>
-        <w:t>: В ходе работы был создан проект на основе архитектуры MVC в среде Rider и изучена его структура: папка wwwroot содержит стили, скрипты и статические ресурсы; Controllers — отвечает за обработку пользовательских запросов; Models — управляет данными; а Views — обеспечивает визуальное отображение информации. Особое внимание уделено мастер-странице _Layout.cshtml, которая позволяет задать единый шаблон интерфейса с общими элементами, такими как меню и оформление, что значительно упрощает сопровождение и изменение страниц приложения.</w:t>
+      <w:proofErr w:type="gramStart"/>
+      <w:r>
+        <w:rPr>
+          <w:rFonts w:ascii="Times New Roman" w:eastAsia="Times New Roman" w:hAnsi="Times New Roman" w:cs="Times New Roman"/>
+        </w:rPr>
+        <w:t>: В ходе</w:t>
+      </w:r>
+      <w:proofErr w:type="gramEnd"/>
+      <w:r>
+        <w:rPr>
+          <w:rFonts w:ascii="Times New Roman" w:eastAsia="Times New Roman" w:hAnsi="Times New Roman" w:cs="Times New Roman"/>
+        </w:rPr>
+        <w:t xml:space="preserve"> работы был создан проект на основе архитектуры MVC в среде </w:t>
+      </w:r>
+      <w:proofErr w:type="spellStart"/>
+      <w:r>
+        <w:rPr>
+          <w:rFonts w:ascii="Times New Roman" w:eastAsia="Times New Roman" w:hAnsi="Times New Roman" w:cs="Times New Roman"/>
+        </w:rPr>
+        <w:t>Rider</w:t>
+      </w:r>
+      <w:proofErr w:type="spellEnd"/>
+      <w:r>
+        <w:rPr>
+          <w:rFonts w:ascii="Times New Roman" w:eastAsia="Times New Roman" w:hAnsi="Times New Roman" w:cs="Times New Roman"/>
+        </w:rPr>
+        <w:t xml:space="preserve"> и изучена его структура: папка </w:t>
+      </w:r>
+      <w:proofErr w:type="spellStart"/>
+      <w:r>
+        <w:rPr>
+          <w:rFonts w:ascii="Times New Roman" w:eastAsia="Times New Roman" w:hAnsi="Times New Roman" w:cs="Times New Roman"/>
+        </w:rPr>
+        <w:t>wwwroot</w:t>
+      </w:r>
+      <w:proofErr w:type="spellEnd"/>
+      <w:r>
+        <w:rPr>
+          <w:rFonts w:ascii="Times New Roman" w:eastAsia="Times New Roman" w:hAnsi="Times New Roman" w:cs="Times New Roman"/>
+        </w:rPr>
+        <w:t xml:space="preserve"> содержит стили, скрипты и статические ресурсы; </w:t>
+      </w:r>
+      <w:proofErr w:type="spellStart"/>
+      <w:r>
+        <w:rPr>
+          <w:rFonts w:ascii="Times New Roman" w:eastAsia="Times New Roman" w:hAnsi="Times New Roman" w:cs="Times New Roman"/>
+        </w:rPr>
+        <w:t>Controllers</w:t>
+      </w:r>
+      <w:proofErr w:type="spellEnd"/>
+      <w:r>
+        <w:rPr>
+          <w:rFonts w:ascii="Times New Roman" w:eastAsia="Times New Roman" w:hAnsi="Times New Roman" w:cs="Times New Roman"/>
+        </w:rPr>
+        <w:t xml:space="preserve"> — отвечает за обработку пользовательских запросов; </w:t>
+      </w:r>
+      <w:proofErr w:type="spellStart"/>
+      <w:r>
+        <w:rPr>
+          <w:rFonts w:ascii="Times New Roman" w:eastAsia="Times New Roman" w:hAnsi="Times New Roman" w:cs="Times New Roman"/>
+        </w:rPr>
+        <w:t>Models</w:t>
+      </w:r>
+      <w:proofErr w:type="spellEnd"/>
+      <w:r>
+        <w:rPr>
+          <w:rFonts w:ascii="Times New Roman" w:eastAsia="Times New Roman" w:hAnsi="Times New Roman" w:cs="Times New Roman"/>
+        </w:rPr>
+        <w:t xml:space="preserve"> — управляет данными; а </w:t>
+      </w:r>
+      <w:proofErr w:type="spellStart"/>
+      <w:r>
+        <w:rPr>
+          <w:rFonts w:ascii="Times New Roman" w:eastAsia="Times New Roman" w:hAnsi="Times New Roman" w:cs="Times New Roman"/>
+        </w:rPr>
+        <w:t>Views</w:t>
+      </w:r>
+      <w:proofErr w:type="spellEnd"/>
+      <w:r>
+        <w:rPr>
+          <w:rFonts w:ascii="Times New Roman" w:eastAsia="Times New Roman" w:hAnsi="Times New Roman" w:cs="Times New Roman"/>
+        </w:rPr>
+        <w:t xml:space="preserve"> — обеспечивает визуальное отображение информации. Особое внимание уделено мастер-странице _</w:t>
+      </w:r>
+      <w:proofErr w:type="spellStart"/>
+      <w:r>
+        <w:rPr>
+          <w:rFonts w:ascii="Times New Roman" w:eastAsia="Times New Roman" w:hAnsi="Times New Roman" w:cs="Times New Roman"/>
+        </w:rPr>
+        <w:t>Layout.cshtml</w:t>
+      </w:r>
+      <w:proofErr w:type="spellEnd"/>
+      <w:r>
+        <w:rPr>
+          <w:rFonts w:ascii="Times New Roman" w:eastAsia="Times New Roman" w:hAnsi="Times New Roman" w:cs="Times New Roman"/>
+        </w:rPr>
+        <w:t>, которая позволяет задать единый шаблон интерфейса с общими элементами, такими как меню и оформление, что значительно упрощает сопровождение и изменение страниц приложения.</w:t>
       </w:r>
     </w:p>
     <w:p>
@@ -18136,6 +19157,7 @@
           <w:b/>
         </w:rPr>
       </w:pPr>
+      <w:bookmarkStart w:id="2" w:name="_Hlk216203777"/>
       <w:r>
         <w:rPr>
           <w:rFonts w:ascii="Times New Roman" w:eastAsia="Times New Roman" w:hAnsi="Times New Roman" w:cs="Times New Roman"/>
@@ -18147,7 +19169,21 @@
         <w:rPr>
           <w:rFonts w:ascii="Times New Roman" w:eastAsia="Times New Roman" w:hAnsi="Times New Roman" w:cs="Times New Roman"/>
         </w:rPr>
-        <w:t>Использование Git для контроля версий. Оформление отчетной документации.</w:t>
+        <w:t xml:space="preserve">Использование </w:t>
+      </w:r>
+      <w:proofErr w:type="spellStart"/>
+      <w:r>
+        <w:rPr>
+          <w:rFonts w:ascii="Times New Roman" w:eastAsia="Times New Roman" w:hAnsi="Times New Roman" w:cs="Times New Roman"/>
+        </w:rPr>
+        <w:t>Git</w:t>
+      </w:r>
+      <w:proofErr w:type="spellEnd"/>
+      <w:r>
+        <w:rPr>
+          <w:rFonts w:ascii="Times New Roman" w:eastAsia="Times New Roman" w:hAnsi="Times New Roman" w:cs="Times New Roman"/>
+        </w:rPr>
+        <w:t xml:space="preserve"> для контроля версий. Оформление отчетной документации.</w:t>
       </w:r>
     </w:p>
     <w:p>
@@ -18188,7 +19224,21 @@
         <w:rPr>
           <w:rFonts w:ascii="Times New Roman" w:eastAsia="Times New Roman" w:hAnsi="Times New Roman" w:cs="Times New Roman"/>
         </w:rPr>
-        <w:t>Создали личный аккаунт на GitHub — предложено перейти на сайт GitHub.com, выбрать пункт «Регистрация» и следовать инструкциям для создания аккаунта.</w:t>
+        <w:t xml:space="preserve">Создали личный аккаунт на </w:t>
+      </w:r>
+      <w:proofErr w:type="spellStart"/>
+      <w:r>
+        <w:rPr>
+          <w:rFonts w:ascii="Times New Roman" w:eastAsia="Times New Roman" w:hAnsi="Times New Roman" w:cs="Times New Roman"/>
+        </w:rPr>
+        <w:t>GitHub</w:t>
+      </w:r>
+      <w:proofErr w:type="spellEnd"/>
+      <w:r>
+        <w:rPr>
+          <w:rFonts w:ascii="Times New Roman" w:eastAsia="Times New Roman" w:hAnsi="Times New Roman" w:cs="Times New Roman"/>
+        </w:rPr>
+        <w:t xml:space="preserve"> — предложено перейти на сайт GitHub.com, выбрать пункт «Регистрация» и следовать инструкциям для создания аккаунта.</w:t>
       </w:r>
       <w:r>
         <w:rPr>
@@ -18198,10 +19248,10 @@
       </w:r>
       <w:r>
         <w:object w:dxaOrig="3528" w:dyaOrig="4164" w14:anchorId="087CA44F">
-          <v:rect id="rectole0000000008" o:spid="_x0000_i1033" style="width:176.4pt;height:208.2pt" o:ole="" o:preferrelative="t" stroked="f">
+          <v:rect id="rectole0000000008" o:spid="_x0000_i1033" style="width:176.25pt;height:208.5pt" o:ole="" o:preferrelative="t" stroked="f">
             <v:imagedata r:id="rId21" o:title=""/>
           </v:rect>
-          <o:OLEObject Type="Embed" ProgID="StaticMetafile" ShapeID="rectole0000000008" DrawAspect="Content" ObjectID="_1825066218" r:id="rId22"/>
+          <o:OLEObject Type="Embed" ProgID="StaticMetafile" ShapeID="rectole0000000008" DrawAspect="Content" ObjectID="_1826868462" r:id="rId22"/>
         </w:object>
       </w:r>
       <w:r>
@@ -18232,7 +19282,21 @@
         <w:rPr>
           <w:rFonts w:ascii="Times New Roman" w:eastAsia="Times New Roman" w:hAnsi="Times New Roman" w:cs="Times New Roman"/>
         </w:rPr>
-        <w:t>Создали удаленный репозиторий — после входа в меню пользователя и выбора раздела «Repositories» нажали на «New», указали название репозитория и сохранили его, как показано на рисунке 9.</w:t>
+        <w:t>Создали удаленный репозиторий — после входа в меню пользователя и выбора раздела «</w:t>
+      </w:r>
+      <w:proofErr w:type="spellStart"/>
+      <w:r>
+        <w:rPr>
+          <w:rFonts w:ascii="Times New Roman" w:eastAsia="Times New Roman" w:hAnsi="Times New Roman" w:cs="Times New Roman"/>
+        </w:rPr>
+        <w:t>Repositories</w:t>
+      </w:r>
+      <w:proofErr w:type="spellEnd"/>
+      <w:r>
+        <w:rPr>
+          <w:rFonts w:ascii="Times New Roman" w:eastAsia="Times New Roman" w:hAnsi="Times New Roman" w:cs="Times New Roman"/>
+        </w:rPr>
+        <w:t>» нажали на «New», указали название репозитория и сохранили его.</w:t>
       </w:r>
       <w:r>
         <w:rPr>
@@ -18241,17 +19305,11 @@
         <w:br/>
       </w:r>
       <w:r>
-        <w:rPr>
-          <w:rFonts w:ascii="Times New Roman" w:eastAsia="Times New Roman" w:hAnsi="Times New Roman" w:cs="Times New Roman"/>
-        </w:rPr>
-        <w:br/>
-      </w:r>
-      <w:r>
         <w:object w:dxaOrig="7151" w:dyaOrig="1751" w14:anchorId="30B82ECF">
-          <v:rect id="rectole0000000009" o:spid="_x0000_i1034" style="width:358.2pt;height:87.6pt" o:ole="" o:preferrelative="t" stroked="f">
+          <v:rect id="rectole0000000009" o:spid="_x0000_i1034" style="width:358.85pt;height:87.55pt" o:ole="" o:preferrelative="t" stroked="f">
             <v:imagedata r:id="rId23" o:title=""/>
           </v:rect>
-          <o:OLEObject Type="Embed" ProgID="StaticMetafile" ShapeID="rectole0000000009" DrawAspect="Content" ObjectID="_1825066219" r:id="rId24"/>
+          <o:OLEObject Type="Embed" ProgID="StaticMetafile" ShapeID="rectole0000000009" DrawAspect="Content" ObjectID="_1826868463" r:id="rId24"/>
         </w:object>
       </w:r>
       <w:r>
@@ -18279,7 +19337,35 @@
         <w:rPr>
           <w:rFonts w:ascii="Times New Roman" w:eastAsia="Times New Roman" w:hAnsi="Times New Roman" w:cs="Times New Roman"/>
         </w:rPr>
-        <w:t>Выполнили первый вход в GitHub Desktop — при запуске GitHub Desktop ввели логин и пароль для получения доступа ко всем репозиториям.</w:t>
+        <w:t xml:space="preserve">Выполнили первый вход в </w:t>
+      </w:r>
+      <w:proofErr w:type="spellStart"/>
+      <w:r>
+        <w:rPr>
+          <w:rFonts w:ascii="Times New Roman" w:eastAsia="Times New Roman" w:hAnsi="Times New Roman" w:cs="Times New Roman"/>
+        </w:rPr>
+        <w:t>GitHub</w:t>
+      </w:r>
+      <w:proofErr w:type="spellEnd"/>
+      <w:r>
+        <w:rPr>
+          <w:rFonts w:ascii="Times New Roman" w:eastAsia="Times New Roman" w:hAnsi="Times New Roman" w:cs="Times New Roman"/>
+        </w:rPr>
+        <w:t xml:space="preserve"> Desktop — при запуске </w:t>
+      </w:r>
+      <w:proofErr w:type="spellStart"/>
+      <w:r>
+        <w:rPr>
+          <w:rFonts w:ascii="Times New Roman" w:eastAsia="Times New Roman" w:hAnsi="Times New Roman" w:cs="Times New Roman"/>
+        </w:rPr>
+        <w:t>GitHub</w:t>
+      </w:r>
+      <w:proofErr w:type="spellEnd"/>
+      <w:r>
+        <w:rPr>
+          <w:rFonts w:ascii="Times New Roman" w:eastAsia="Times New Roman" w:hAnsi="Times New Roman" w:cs="Times New Roman"/>
+        </w:rPr>
+        <w:t xml:space="preserve"> Desktop ввели логин и пароль для получения доступа ко всем репозиториям.</w:t>
       </w:r>
     </w:p>
     <w:p>
@@ -18302,8 +19388,49 @@
         <w:rPr>
           <w:rFonts w:ascii="Times New Roman" w:eastAsia="Times New Roman" w:hAnsi="Times New Roman" w:cs="Times New Roman"/>
         </w:rPr>
-        <w:lastRenderedPageBreak/>
-        <w:t>Создали локальный репозиторий — на главном экране GitHub Desktop выбрали пункт «Create a New Repository», указали название и папку для сохранения файлов.</w:t>
+        <w:t xml:space="preserve">Создали локальный репозиторий — на главном экране </w:t>
+      </w:r>
+      <w:proofErr w:type="spellStart"/>
+      <w:r>
+        <w:rPr>
+          <w:rFonts w:ascii="Times New Roman" w:eastAsia="Times New Roman" w:hAnsi="Times New Roman" w:cs="Times New Roman"/>
+        </w:rPr>
+        <w:t>GitHub</w:t>
+      </w:r>
+      <w:proofErr w:type="spellEnd"/>
+      <w:r>
+        <w:rPr>
+          <w:rFonts w:ascii="Times New Roman" w:eastAsia="Times New Roman" w:hAnsi="Times New Roman" w:cs="Times New Roman"/>
+        </w:rPr>
+        <w:t xml:space="preserve"> Desktop выбрали пункт «</w:t>
+      </w:r>
+      <w:proofErr w:type="spellStart"/>
+      <w:r>
+        <w:rPr>
+          <w:rFonts w:ascii="Times New Roman" w:eastAsia="Times New Roman" w:hAnsi="Times New Roman" w:cs="Times New Roman"/>
+        </w:rPr>
+        <w:t>Create</w:t>
+      </w:r>
+      <w:proofErr w:type="spellEnd"/>
+      <w:r>
+        <w:rPr>
+          <w:rFonts w:ascii="Times New Roman" w:eastAsia="Times New Roman" w:hAnsi="Times New Roman" w:cs="Times New Roman"/>
+        </w:rPr>
+        <w:t xml:space="preserve"> a New </w:t>
+      </w:r>
+      <w:proofErr w:type="spellStart"/>
+      <w:r>
+        <w:rPr>
+          <w:rFonts w:ascii="Times New Roman" w:eastAsia="Times New Roman" w:hAnsi="Times New Roman" w:cs="Times New Roman"/>
+        </w:rPr>
+        <w:t>Repository</w:t>
+      </w:r>
+      <w:proofErr w:type="spellEnd"/>
+      <w:r>
+        <w:rPr>
+          <w:rFonts w:ascii="Times New Roman" w:eastAsia="Times New Roman" w:hAnsi="Times New Roman" w:cs="Times New Roman"/>
+        </w:rPr>
+        <w:t>», указали название и папку для сохранения файлов.</w:t>
       </w:r>
     </w:p>
     <w:p>
@@ -18326,7 +19453,50 @@
         <w:rPr>
           <w:rFonts w:ascii="Times New Roman" w:eastAsia="Times New Roman" w:hAnsi="Times New Roman" w:cs="Times New Roman"/>
         </w:rPr>
-        <w:t>Клонировали репозиторий — выбрали «Add -&gt; Clone Repository...», указали нужный репозиторий, после чего ждем скачивание файлов.</w:t>
+        <w:lastRenderedPageBreak/>
+        <w:t>Клонировали репозиторий — выбрали «</w:t>
+      </w:r>
+      <w:proofErr w:type="spellStart"/>
+      <w:r>
+        <w:rPr>
+          <w:rFonts w:ascii="Times New Roman" w:eastAsia="Times New Roman" w:hAnsi="Times New Roman" w:cs="Times New Roman"/>
+        </w:rPr>
+        <w:t>Add</w:t>
+      </w:r>
+      <w:proofErr w:type="spellEnd"/>
+      <w:r>
+        <w:rPr>
+          <w:rFonts w:ascii="Times New Roman" w:eastAsia="Times New Roman" w:hAnsi="Times New Roman" w:cs="Times New Roman"/>
+        </w:rPr>
+        <w:t xml:space="preserve"> -&gt; </w:t>
+      </w:r>
+      <w:proofErr w:type="spellStart"/>
+      <w:r>
+        <w:rPr>
+          <w:rFonts w:ascii="Times New Roman" w:eastAsia="Times New Roman" w:hAnsi="Times New Roman" w:cs="Times New Roman"/>
+        </w:rPr>
+        <w:t>Clone</w:t>
+      </w:r>
+      <w:proofErr w:type="spellEnd"/>
+      <w:r>
+        <w:rPr>
+          <w:rFonts w:ascii="Times New Roman" w:eastAsia="Times New Roman" w:hAnsi="Times New Roman" w:cs="Times New Roman"/>
+        </w:rPr>
+        <w:t xml:space="preserve"> </w:t>
+      </w:r>
+      <w:proofErr w:type="spellStart"/>
+      <w:r>
+        <w:rPr>
+          <w:rFonts w:ascii="Times New Roman" w:eastAsia="Times New Roman" w:hAnsi="Times New Roman" w:cs="Times New Roman"/>
+        </w:rPr>
+        <w:t>Repository</w:t>
+      </w:r>
+      <w:proofErr w:type="spellEnd"/>
+      <w:r>
+        <w:rPr>
+          <w:rFonts w:ascii="Times New Roman" w:eastAsia="Times New Roman" w:hAnsi="Times New Roman" w:cs="Times New Roman"/>
+        </w:rPr>
+        <w:t>...», указали нужный репозиторий, после чего ждем скачивание файлов.</w:t>
       </w:r>
     </w:p>
     <w:p>
@@ -18340,30 +19510,80 @@
           <w:tab w:val="left" w:pos="993"/>
         </w:tabs>
         <w:spacing w:after="0" w:line="300" w:lineRule="auto"/>
-        <w:ind w:firstLine="709"/>
+        <w:ind w:firstLine="284"/>
+        <w:jc w:val="both"/>
+        <w:rPr>
+          <w:rFonts w:ascii="Times New Roman" w:eastAsia="Times New Roman" w:hAnsi="Times New Roman" w:cs="Times New Roman"/>
+        </w:rPr>
+      </w:pPr>
+      <w:r>
+        <w:rPr>
+          <w:rFonts w:ascii="Times New Roman" w:eastAsia="Times New Roman" w:hAnsi="Times New Roman" w:cs="Times New Roman"/>
+        </w:rPr>
+        <w:t>При добавлении какого-либо файла в репозиторий, нажимаем на кнопку «</w:t>
+      </w:r>
+      <w:proofErr w:type="spellStart"/>
+      <w:r>
+        <w:rPr>
+          <w:rFonts w:ascii="Times New Roman" w:eastAsia="Times New Roman" w:hAnsi="Times New Roman" w:cs="Times New Roman"/>
+        </w:rPr>
+        <w:t>Commit</w:t>
+      </w:r>
+      <w:proofErr w:type="spellEnd"/>
+      <w:r>
+        <w:rPr>
+          <w:rFonts w:ascii="Times New Roman" w:eastAsia="Times New Roman" w:hAnsi="Times New Roman" w:cs="Times New Roman"/>
+        </w:rPr>
+        <w:t xml:space="preserve"> </w:t>
+      </w:r>
+      <w:proofErr w:type="spellStart"/>
+      <w:r>
+        <w:rPr>
+          <w:rFonts w:ascii="Times New Roman" w:eastAsia="Times New Roman" w:hAnsi="Times New Roman" w:cs="Times New Roman"/>
+        </w:rPr>
+        <w:t>to</w:t>
+      </w:r>
+      <w:proofErr w:type="spellEnd"/>
+      <w:r>
+        <w:rPr>
+          <w:rFonts w:ascii="Times New Roman" w:eastAsia="Times New Roman" w:hAnsi="Times New Roman" w:cs="Times New Roman"/>
+        </w:rPr>
+        <w:t xml:space="preserve"> </w:t>
+      </w:r>
+      <w:proofErr w:type="spellStart"/>
+      <w:r>
+        <w:rPr>
+          <w:rFonts w:ascii="Times New Roman" w:eastAsia="Times New Roman" w:hAnsi="Times New Roman" w:cs="Times New Roman"/>
+        </w:rPr>
+        <w:t>main</w:t>
+      </w:r>
+      <w:proofErr w:type="spellEnd"/>
+      <w:r>
+        <w:rPr>
+          <w:rFonts w:ascii="Times New Roman" w:eastAsia="Times New Roman" w:hAnsi="Times New Roman" w:cs="Times New Roman"/>
+        </w:rPr>
+        <w:t>».</w:t>
+      </w:r>
+    </w:p>
+    <w:p>
+      <w:pPr>
+        <w:tabs>
+          <w:tab w:val="left" w:pos="568"/>
+          <w:tab w:val="left" w:pos="993"/>
+        </w:tabs>
+        <w:spacing w:after="0" w:line="300" w:lineRule="auto"/>
+        <w:ind w:left="284"/>
         <w:jc w:val="center"/>
         <w:rPr>
           <w:rFonts w:ascii="Times New Roman" w:eastAsia="Times New Roman" w:hAnsi="Times New Roman" w:cs="Times New Roman"/>
         </w:rPr>
       </w:pPr>
       <w:r>
-        <w:rPr>
-          <w:rFonts w:ascii="Times New Roman" w:eastAsia="Times New Roman" w:hAnsi="Times New Roman" w:cs="Times New Roman"/>
-        </w:rPr>
-        <w:t>При добавлении какого-либо файла в репозиторий, нажимаем на кнопку «Commit to main» как показано на рисунке 10.</w:t>
-      </w:r>
-      <w:r>
-        <w:rPr>
-          <w:rFonts w:ascii="Times New Roman" w:eastAsia="Times New Roman" w:hAnsi="Times New Roman" w:cs="Times New Roman"/>
-        </w:rPr>
-        <w:br/>
-      </w:r>
-      <w:r>
-        <w:object w:dxaOrig="3767" w:dyaOrig="3228" w14:anchorId="24E89950">
-          <v:rect id="rectole0000000010" o:spid="_x0000_i1035" style="width:187.8pt;height:161.4pt" o:ole="" o:preferrelative="t" stroked="f">
+        <w:object w:dxaOrig="3767" w:dyaOrig="3228" w14:anchorId="5F7B60EB">
+          <v:rect id="rectole0000000010" o:spid="_x0000_i1035" style="width:187.2pt;height:161.3pt" o:ole="" o:preferrelative="t" stroked="f">
             <v:imagedata r:id="rId25" o:title=""/>
           </v:rect>
-          <o:OLEObject Type="Embed" ProgID="StaticMetafile" ShapeID="rectole0000000010" DrawAspect="Content" ObjectID="_1825066220" r:id="rId26"/>
+          <o:OLEObject Type="Embed" ProgID="StaticMetafile" ShapeID="rectole0000000010" DrawAspect="Content" ObjectID="_1826868464" r:id="rId26"/>
         </w:object>
       </w:r>
       <w:r>
@@ -18372,12 +19592,6 @@
         </w:rPr>
         <w:br/>
         <w:t>Рисунок 10 – сохранение проекта</w:t>
-      </w:r>
-      <w:r>
-        <w:rPr>
-          <w:rFonts w:ascii="Times New Roman" w:eastAsia="Times New Roman" w:hAnsi="Times New Roman" w:cs="Times New Roman"/>
-        </w:rPr>
-        <w:br/>
       </w:r>
     </w:p>
     <w:p>
@@ -18400,7 +19614,63 @@
         <w:rPr>
           <w:rFonts w:ascii="Times New Roman" w:eastAsia="Times New Roman" w:hAnsi="Times New Roman" w:cs="Times New Roman"/>
         </w:rPr>
-        <w:t>Опубликовали репозиторий на GitHub — после нажатия «Publish repository» проверили название и описание, затем нажали «Publish».</w:t>
+        <w:t xml:space="preserve">Опубликовали репозиторий на </w:t>
+      </w:r>
+      <w:proofErr w:type="spellStart"/>
+      <w:r>
+        <w:rPr>
+          <w:rFonts w:ascii="Times New Roman" w:eastAsia="Times New Roman" w:hAnsi="Times New Roman" w:cs="Times New Roman"/>
+        </w:rPr>
+        <w:t>GitHub</w:t>
+      </w:r>
+      <w:proofErr w:type="spellEnd"/>
+      <w:r>
+        <w:rPr>
+          <w:rFonts w:ascii="Times New Roman" w:eastAsia="Times New Roman" w:hAnsi="Times New Roman" w:cs="Times New Roman"/>
+        </w:rPr>
+        <w:t xml:space="preserve"> — после нажатия «</w:t>
+      </w:r>
+      <w:proofErr w:type="spellStart"/>
+      <w:r>
+        <w:rPr>
+          <w:rFonts w:ascii="Times New Roman" w:eastAsia="Times New Roman" w:hAnsi="Times New Roman" w:cs="Times New Roman"/>
+        </w:rPr>
+        <w:t>Publish</w:t>
+      </w:r>
+      <w:proofErr w:type="spellEnd"/>
+      <w:r>
+        <w:rPr>
+          <w:rFonts w:ascii="Times New Roman" w:eastAsia="Times New Roman" w:hAnsi="Times New Roman" w:cs="Times New Roman"/>
+        </w:rPr>
+        <w:t xml:space="preserve"> </w:t>
+      </w:r>
+      <w:proofErr w:type="spellStart"/>
+      <w:r>
+        <w:rPr>
+          <w:rFonts w:ascii="Times New Roman" w:eastAsia="Times New Roman" w:hAnsi="Times New Roman" w:cs="Times New Roman"/>
+        </w:rPr>
+        <w:t>repository</w:t>
+      </w:r>
+      <w:proofErr w:type="spellEnd"/>
+      <w:r>
+        <w:rPr>
+          <w:rFonts w:ascii="Times New Roman" w:eastAsia="Times New Roman" w:hAnsi="Times New Roman" w:cs="Times New Roman"/>
+        </w:rPr>
+        <w:t>» проверили название и описание, затем нажали «</w:t>
+      </w:r>
+      <w:proofErr w:type="spellStart"/>
+      <w:r>
+        <w:rPr>
+          <w:rFonts w:ascii="Times New Roman" w:eastAsia="Times New Roman" w:hAnsi="Times New Roman" w:cs="Times New Roman"/>
+        </w:rPr>
+        <w:t>Publish</w:t>
+      </w:r>
+      <w:proofErr w:type="spellEnd"/>
+      <w:r>
+        <w:rPr>
+          <w:rFonts w:ascii="Times New Roman" w:eastAsia="Times New Roman" w:hAnsi="Times New Roman" w:cs="Times New Roman"/>
+        </w:rPr>
+        <w:t>».</w:t>
       </w:r>
     </w:p>
     <w:p>
@@ -18424,7 +19694,35 @@
         <w:rPr>
           <w:rFonts w:ascii="Times New Roman" w:eastAsia="Times New Roman" w:hAnsi="Times New Roman" w:cs="Times New Roman"/>
         </w:rPr>
-        <w:t>Просмотрели и отправили изменения — после внесения изменений в файлы создали коммит и нажали «Push origin», отправив изменения в удалённый репозиторий.</w:t>
+        <w:t>Просмотрели и отправили изменения — после внесения изменений в файлы создали коммит и нажали «</w:t>
+      </w:r>
+      <w:proofErr w:type="spellStart"/>
+      <w:r>
+        <w:rPr>
+          <w:rFonts w:ascii="Times New Roman" w:eastAsia="Times New Roman" w:hAnsi="Times New Roman" w:cs="Times New Roman"/>
+        </w:rPr>
+        <w:t>Push</w:t>
+      </w:r>
+      <w:proofErr w:type="spellEnd"/>
+      <w:r>
+        <w:rPr>
+          <w:rFonts w:ascii="Times New Roman" w:eastAsia="Times New Roman" w:hAnsi="Times New Roman" w:cs="Times New Roman"/>
+        </w:rPr>
+        <w:t xml:space="preserve"> </w:t>
+      </w:r>
+      <w:proofErr w:type="spellStart"/>
+      <w:r>
+        <w:rPr>
+          <w:rFonts w:ascii="Times New Roman" w:eastAsia="Times New Roman" w:hAnsi="Times New Roman" w:cs="Times New Roman"/>
+        </w:rPr>
+        <w:t>origin</w:t>
+      </w:r>
+      <w:proofErr w:type="spellEnd"/>
+      <w:r>
+        <w:rPr>
+          <w:rFonts w:ascii="Times New Roman" w:eastAsia="Times New Roman" w:hAnsi="Times New Roman" w:cs="Times New Roman"/>
+        </w:rPr>
+        <w:t>», отправив изменения в удалённый репозиторий.</w:t>
       </w:r>
     </w:p>
     <w:p>
@@ -18447,13 +19745,21 @@
         <w:rPr>
           <w:rFonts w:ascii="Times New Roman" w:eastAsia="Times New Roman" w:hAnsi="Times New Roman" w:cs="Times New Roman"/>
         </w:rPr>
-        <w:t xml:space="preserve"> Проверили изменения на GitHub — после завершения работы изменения отобразились в удалённом репозитории</w:t>
-      </w:r>
-      <w:r>
-        <w:rPr>
-          <w:rFonts w:ascii="Times New Roman" w:eastAsia="Times New Roman" w:hAnsi="Times New Roman" w:cs="Times New Roman"/>
-        </w:rPr>
-        <w:br/>
+        <w:t xml:space="preserve"> Проверили изменения на </w:t>
+      </w:r>
+      <w:proofErr w:type="spellStart"/>
+      <w:r>
+        <w:rPr>
+          <w:rFonts w:ascii="Times New Roman" w:eastAsia="Times New Roman" w:hAnsi="Times New Roman" w:cs="Times New Roman"/>
+        </w:rPr>
+        <w:t>GitHub</w:t>
+      </w:r>
+      <w:proofErr w:type="spellEnd"/>
+      <w:r>
+        <w:rPr>
+          <w:rFonts w:ascii="Times New Roman" w:eastAsia="Times New Roman" w:hAnsi="Times New Roman" w:cs="Times New Roman"/>
+        </w:rPr>
+        <w:t xml:space="preserve"> — после завершения работы изменения отобразились в удалённом репозитории</w:t>
       </w:r>
     </w:p>
     <w:p>
@@ -18471,14 +19777,72 @@
           <w:rFonts w:ascii="Times New Roman" w:eastAsia="Times New Roman" w:hAnsi="Times New Roman" w:cs="Times New Roman"/>
           <w:b/>
         </w:rPr>
-        <w:t>Вывод:</w:t>
-      </w:r>
-      <w:r>
-        <w:rPr>
-          <w:rFonts w:ascii="Times New Roman" w:eastAsia="Times New Roman" w:hAnsi="Times New Roman" w:cs="Times New Roman"/>
-        </w:rPr>
-        <w:t xml:space="preserve"> В ходе работы с Git и GitHub Desktop выполнено создание и настройка аккаунта, организация локального и удалённого репозиториев, а также освоены основные операции: добавление файлов, создание коммитов и отправка изменений на GitHub.</w:t>
-      </w:r>
+        <w:t>Вывод</w:t>
+      </w:r>
+      <w:proofErr w:type="gramStart"/>
+      <w:r>
+        <w:rPr>
+          <w:rFonts w:ascii="Times New Roman" w:eastAsia="Times New Roman" w:hAnsi="Times New Roman" w:cs="Times New Roman"/>
+          <w:b/>
+        </w:rPr>
+        <w:t>:</w:t>
+      </w:r>
+      <w:r>
+        <w:rPr>
+          <w:rFonts w:ascii="Times New Roman" w:eastAsia="Times New Roman" w:hAnsi="Times New Roman" w:cs="Times New Roman"/>
+        </w:rPr>
+        <w:t xml:space="preserve"> В ходе</w:t>
+      </w:r>
+      <w:proofErr w:type="gramEnd"/>
+      <w:r>
+        <w:rPr>
+          <w:rFonts w:ascii="Times New Roman" w:eastAsia="Times New Roman" w:hAnsi="Times New Roman" w:cs="Times New Roman"/>
+        </w:rPr>
+        <w:t xml:space="preserve"> работы с </w:t>
+      </w:r>
+      <w:proofErr w:type="spellStart"/>
+      <w:r>
+        <w:rPr>
+          <w:rFonts w:ascii="Times New Roman" w:eastAsia="Times New Roman" w:hAnsi="Times New Roman" w:cs="Times New Roman"/>
+        </w:rPr>
+        <w:t>Git</w:t>
+      </w:r>
+      <w:proofErr w:type="spellEnd"/>
+      <w:r>
+        <w:rPr>
+          <w:rFonts w:ascii="Times New Roman" w:eastAsia="Times New Roman" w:hAnsi="Times New Roman" w:cs="Times New Roman"/>
+        </w:rPr>
+        <w:t xml:space="preserve"> и </w:t>
+      </w:r>
+      <w:proofErr w:type="spellStart"/>
+      <w:r>
+        <w:rPr>
+          <w:rFonts w:ascii="Times New Roman" w:eastAsia="Times New Roman" w:hAnsi="Times New Roman" w:cs="Times New Roman"/>
+        </w:rPr>
+        <w:t>GitHub</w:t>
+      </w:r>
+      <w:proofErr w:type="spellEnd"/>
+      <w:r>
+        <w:rPr>
+          <w:rFonts w:ascii="Times New Roman" w:eastAsia="Times New Roman" w:hAnsi="Times New Roman" w:cs="Times New Roman"/>
+        </w:rPr>
+        <w:t xml:space="preserve"> Desktop выполнено создание и настройка аккаунта, организация локального и удалённого репозиториев, а также освоены основные операции: добавление файлов, создание коммитов и отправка изменений на </w:t>
+      </w:r>
+      <w:proofErr w:type="spellStart"/>
+      <w:r>
+        <w:rPr>
+          <w:rFonts w:ascii="Times New Roman" w:eastAsia="Times New Roman" w:hAnsi="Times New Roman" w:cs="Times New Roman"/>
+        </w:rPr>
+        <w:t>GitHub</w:t>
+      </w:r>
+      <w:proofErr w:type="spellEnd"/>
+      <w:r>
+        <w:rPr>
+          <w:rFonts w:ascii="Times New Roman" w:eastAsia="Times New Roman" w:hAnsi="Times New Roman" w:cs="Times New Roman"/>
+        </w:rPr>
+        <w:t>.</w:t>
+      </w:r>
+      <w:bookmarkEnd w:id="2"/>
     </w:p>
     <w:p>
       <w:pPr>
@@ -18517,6 +19881,7 @@
           <w:b/>
         </w:rPr>
       </w:pPr>
+      <w:bookmarkStart w:id="3" w:name="_Hlk216204661"/>
       <w:r>
         <w:rPr>
           <w:rFonts w:ascii="Times New Roman" w:eastAsia="Times New Roman" w:hAnsi="Times New Roman" w:cs="Times New Roman"/>
@@ -18568,7 +19933,21 @@
         <w:rPr>
           <w:rFonts w:ascii="Times New Roman" w:eastAsia="Times New Roman" w:hAnsi="Times New Roman" w:cs="Times New Roman"/>
         </w:rPr>
-        <w:t>Рассмотрено правило зависимостей – это правило которое гласит, что зависимости в исходном коде должны указывать исключительно внутрь. Внутренние компоненты не должны иметь знаний о внешних компонентах и не могут ссылаться на них. Это правило касается всех элементов, включая функции, классы и переменные.</w:t>
+        <w:t xml:space="preserve">Рассмотрено правило зависимостей – это </w:t>
+      </w:r>
+      <w:proofErr w:type="gramStart"/>
+      <w:r>
+        <w:rPr>
+          <w:rFonts w:ascii="Times New Roman" w:eastAsia="Times New Roman" w:hAnsi="Times New Roman" w:cs="Times New Roman"/>
+        </w:rPr>
+        <w:t>правило</w:t>
+      </w:r>
+      <w:proofErr w:type="gramEnd"/>
+      <w:r>
+        <w:rPr>
+          <w:rFonts w:ascii="Times New Roman" w:eastAsia="Times New Roman" w:hAnsi="Times New Roman" w:cs="Times New Roman"/>
+        </w:rPr>
+        <w:t xml:space="preserve"> которое гласит, что зависимости в исходном коде должны указывать исключительно внутрь. Внутренние компоненты не должны иметь знаний о внешних компонентах и не могут ссылаться на них. Это правило касается всех элементов, включая функции, классы и переменные.</w:t>
       </w:r>
     </w:p>
     <w:p>
@@ -18631,7 +20010,6 @@
         <w:rPr>
           <w:rFonts w:ascii="Times New Roman" w:eastAsia="Times New Roman" w:hAnsi="Times New Roman" w:cs="Times New Roman"/>
         </w:rPr>
-        <w:lastRenderedPageBreak/>
         <w:t>Рассмотрены интерфейс адаптеры – это конверторы, которые преобразуют какие-либо форматы на наиболее удобные форматы сущностей и сценариев.</w:t>
       </w:r>
     </w:p>
@@ -18653,6 +20031,7 @@
         <w:rPr>
           <w:rFonts w:ascii="Times New Roman" w:eastAsia="Times New Roman" w:hAnsi="Times New Roman" w:cs="Times New Roman"/>
         </w:rPr>
+        <w:lastRenderedPageBreak/>
         <w:t>Рассмотрены фреймворки и драйверы – внешний слой, содержащий детали реализации (например, работу с базами данных) и взаимодействующий с внутренними слоями через адаптеры.</w:t>
       </w:r>
     </w:p>
@@ -18734,10 +20113,10 @@
       </w:r>
       <w:r>
         <w:object w:dxaOrig="7968" w:dyaOrig="4020" w14:anchorId="0A4E4AF0">
-          <v:rect id="rectole0000000011" o:spid="_x0000_i1036" style="width:397.8pt;height:201pt" o:ole="" o:preferrelative="t" stroked="f">
+          <v:rect id="rectole0000000011" o:spid="_x0000_i1036" style="width:397.45pt;height:201pt" o:ole="" o:preferrelative="t" stroked="f">
             <v:imagedata r:id="rId27" o:title=""/>
           </v:rect>
-          <o:OLEObject Type="Embed" ProgID="StaticMetafile" ShapeID="rectole0000000011" DrawAspect="Content" ObjectID="_1825066221" r:id="rId28"/>
+          <o:OLEObject Type="Embed" ProgID="StaticMetafile" ShapeID="rectole0000000011" DrawAspect="Content" ObjectID="_1826868465" r:id="rId28"/>
         </w:object>
       </w:r>
       <w:r>
@@ -18762,10 +20141,10 @@
       </w:r>
       <w:r>
         <w:object w:dxaOrig="6995" w:dyaOrig="2111" w14:anchorId="789D877D">
-          <v:rect id="rectole0000000012" o:spid="_x0000_i1037" style="width:350.4pt;height:105.6pt" o:ole="" o:preferrelative="t" stroked="f">
+          <v:rect id="rectole0000000012" o:spid="_x0000_i1037" style="width:350.2pt;height:106pt" o:ole="" o:preferrelative="t" stroked="f">
             <v:imagedata r:id="rId29" o:title=""/>
           </v:rect>
-          <o:OLEObject Type="Embed" ProgID="StaticMetafile" ShapeID="rectole0000000012" DrawAspect="Content" ObjectID="_1825066222" r:id="rId30"/>
+          <o:OLEObject Type="Embed" ProgID="StaticMetafile" ShapeID="rectole0000000012" DrawAspect="Content" ObjectID="_1826868466" r:id="rId30"/>
         </w:object>
       </w:r>
       <w:r>
@@ -18813,21 +20192,49 @@
           <w:rFonts w:ascii="Times New Roman" w:eastAsia="Times New Roman" w:hAnsi="Times New Roman" w:cs="Times New Roman"/>
         </w:rPr>
         <w:br/>
-        <w:t xml:space="preserve">Domain - это слой, содержащий бизнес-логику и сущности (модели) приложения. Он </w:t>
+        <w:t xml:space="preserve">Domain </w:t>
+      </w:r>
+      <w:proofErr w:type="gramStart"/>
+      <w:r>
+        <w:rPr>
+          <w:rFonts w:ascii="Times New Roman" w:eastAsia="Times New Roman" w:hAnsi="Times New Roman" w:cs="Times New Roman"/>
+        </w:rPr>
+        <w:t>- это</w:t>
+      </w:r>
+      <w:proofErr w:type="gramEnd"/>
+      <w:r>
+        <w:rPr>
+          <w:rFonts w:ascii="Times New Roman" w:eastAsia="Times New Roman" w:hAnsi="Times New Roman" w:cs="Times New Roman"/>
+        </w:rPr>
+        <w:t xml:space="preserve"> слой, содержащий бизнес-логику и сущности (модели) приложения. Он представляет собой основу системы, состоящую из объектов и логики, отражающей реальные процессы и правила предметной области. В нем описаны модели данных и их </w:t>
       </w:r>
       <w:r>
         <w:rPr>
           <w:rFonts w:ascii="Times New Roman" w:eastAsia="Times New Roman" w:hAnsi="Times New Roman" w:cs="Times New Roman"/>
         </w:rPr>
         <w:lastRenderedPageBreak/>
-        <w:t>представляет собой основу системы, состоящую из объектов и логики, отражающей реальные процессы и правила предметной области. В нем описаны модели данных и их связи, а также основные операции, связанные с ними. Domain независим от деталей реализации DAL или представлений, что позволяет сохранить чистую бизнес-логику.</w:t>
+        <w:t>связи, а также основные операции, связанные с ними. Domain независим от деталей реализации DAL или представлений, что позволяет сохранить чистую бизнес-логику.</w:t>
       </w:r>
       <w:r>
         <w:rPr>
           <w:rFonts w:ascii="Times New Roman" w:eastAsia="Times New Roman" w:hAnsi="Times New Roman" w:cs="Times New Roman"/>
         </w:rPr>
         <w:br/>
-        <w:t>Service - это слой, связывающий Domain и DAL, а также обеспечивающий дополнительную бизнес-логику и координирующий взаимодействие различных слоев.</w:t>
+        <w:t xml:space="preserve">Service </w:t>
+      </w:r>
+      <w:proofErr w:type="gramStart"/>
+      <w:r>
+        <w:rPr>
+          <w:rFonts w:ascii="Times New Roman" w:eastAsia="Times New Roman" w:hAnsi="Times New Roman" w:cs="Times New Roman"/>
+        </w:rPr>
+        <w:t>- это</w:t>
+      </w:r>
+      <w:proofErr w:type="gramEnd"/>
+      <w:r>
+        <w:rPr>
+          <w:rFonts w:ascii="Times New Roman" w:eastAsia="Times New Roman" w:hAnsi="Times New Roman" w:cs="Times New Roman"/>
+        </w:rPr>
+        <w:t xml:space="preserve"> слой, связывающий Domain и DAL, а также обеспечивающий дополнительную бизнес-логику и координирующий взаимодействие различных слоев.</w:t>
       </w:r>
     </w:p>
     <w:p>
@@ -18841,10 +20248,10 @@
       </w:pPr>
       <w:r>
         <w:object w:dxaOrig="5112" w:dyaOrig="3528" w14:anchorId="4E63D05A">
-          <v:rect id="rectole0000000013" o:spid="_x0000_i1038" style="width:255pt;height:176.4pt" o:ole="" o:preferrelative="t" stroked="f">
+          <v:rect id="rectole0000000013" o:spid="_x0000_i1038" style="width:255.15pt;height:176.25pt" o:ole="" o:preferrelative="t" stroked="f">
             <v:imagedata r:id="rId31" o:title=""/>
           </v:rect>
-          <o:OLEObject Type="Embed" ProgID="StaticMetafile" ShapeID="rectole0000000013" DrawAspect="Content" ObjectID="_1825066223" r:id="rId32"/>
+          <o:OLEObject Type="Embed" ProgID="StaticMetafile" ShapeID="rectole0000000013" DrawAspect="Content" ObjectID="_1826868467" r:id="rId32"/>
         </w:object>
       </w:r>
     </w:p>
@@ -18878,6 +20285,7 @@
         <w:t>применение принципов чистой архитектуры в проекте MVC обеспечивает чёткое разделение обязанностей между слоями и упорядочивает взаимодействие бизнес-логики, интерфейсных компонентов и внешних элементов, включая базы данных и пользовательские интерфейсы. Благодаря Правилу зависимостей внутренние слои сохраняют независимость от внешних, что упрощает модификацию интерфейсов и баз данных без изменения основной логики. Структурирование проекта по слоям — Сущности, Сценарии, Интерфейс-Адаптеры и Фреймворки — повышает гибкость и модульность системы, облегчая поддержку и масштабирование приложения.</w:t>
       </w:r>
     </w:p>
+    <w:bookmarkEnd w:id="3"/>
     <w:p>
       <w:pPr>
         <w:spacing w:line="259" w:lineRule="auto"/>
@@ -18949,6 +20357,7 @@
           <w:lang w:val="en-US"/>
         </w:rPr>
       </w:pPr>
+      <w:bookmarkStart w:id="4" w:name="_Hlk216205540"/>
       <w:r>
         <w:rPr>
           <w:rFonts w:ascii="Times New Roman" w:eastAsia="Times New Roman" w:hAnsi="Times New Roman" w:cs="Times New Roman"/>
@@ -18956,12 +20365,21 @@
         </w:rPr>
         <w:t xml:space="preserve">Тема: </w:t>
       </w:r>
+      <w:proofErr w:type="spellStart"/>
       <w:r>
         <w:rPr>
           <w:rFonts w:ascii="Times New Roman" w:eastAsia="Times New Roman" w:hAnsi="Times New Roman" w:cs="Times New Roman"/>
           <w:color w:val="000000"/>
         </w:rPr>
-        <w:t>Frontend разработка основная страница: написание шапки сайта, секции «О нас».</w:t>
+        <w:t>Frontend</w:t>
+      </w:r>
+      <w:proofErr w:type="spellEnd"/>
+      <w:r>
+        <w:rPr>
+          <w:rFonts w:ascii="Times New Roman" w:eastAsia="Times New Roman" w:hAnsi="Times New Roman" w:cs="Times New Roman"/>
+          <w:color w:val="000000"/>
+        </w:rPr>
+        <w:t xml:space="preserve"> разработка основная страница: написание шапки сайта, секции «О нас».</w:t>
       </w:r>
       <w:r>
         <w:t xml:space="preserve"> </w:t>
@@ -19085,6 +20503,7 @@
         <w:rPr>
           <w:noProof/>
         </w:rPr>
+        <w:lastRenderedPageBreak/>
         <w:drawing>
           <wp:inline distT="0" distB="0" distL="0" distR="0" wp14:anchorId="500B6FDB" wp14:editId="405BD03F">
             <wp:extent cx="5940425" cy="2697480"/>
@@ -19193,6 +20612,7 @@
         </w:rPr>
         <w:t xml:space="preserve"> (от английского </w:t>
       </w:r>
+      <w:proofErr w:type="spellStart"/>
       <w:r>
         <w:rPr>
           <w:i/>
@@ -19200,7 +20620,37 @@
           <w:color w:val="000000"/>
           <w:shd w:val="clear" w:color="auto" w:fill="FFFFFF"/>
         </w:rPr>
-        <w:t>HyperText Markup Language</w:t>
+        <w:t>HyperText</w:t>
+      </w:r>
+      <w:proofErr w:type="spellEnd"/>
+      <w:r>
+        <w:rPr>
+          <w:i/>
+          <w:iCs/>
+          <w:color w:val="000000"/>
+          <w:shd w:val="clear" w:color="auto" w:fill="FFFFFF"/>
+        </w:rPr>
+        <w:t xml:space="preserve"> </w:t>
+      </w:r>
+      <w:proofErr w:type="spellStart"/>
+      <w:r>
+        <w:rPr>
+          <w:i/>
+          <w:iCs/>
+          <w:color w:val="000000"/>
+          <w:shd w:val="clear" w:color="auto" w:fill="FFFFFF"/>
+        </w:rPr>
+        <w:t>Markup</w:t>
+      </w:r>
+      <w:proofErr w:type="spellEnd"/>
+      <w:r>
+        <w:rPr>
+          <w:i/>
+          <w:iCs/>
+          <w:color w:val="000000"/>
+          <w:shd w:val="clear" w:color="auto" w:fill="FFFFFF"/>
+        </w:rPr>
+        <w:t xml:space="preserve"> Language</w:t>
       </w:r>
       <w:r>
         <w:rPr>
@@ -19244,7 +20694,39 @@
           <w:rFonts w:ascii="Times New Roman" w:eastAsia="Times New Roman" w:hAnsi="Times New Roman" w:cs="Times New Roman"/>
           <w:bCs/>
         </w:rPr>
-        <w:t>иксированное позиционирование (position: fixed) делает хедер доступным на всех уровнях прокрутки страницы. Это улучшает навигацию по сайту, позволяя пользователю иметь быстрый доступ к основным разделам без необходимости прокручивать страницу вверх. Эффекты при наведении, такие как изменение цвета фона и увеличение логотипа, делают интерфейс более интерактивным и привлекательным.</w:t>
+        <w:t>иксированное позиционирование (</w:t>
+      </w:r>
+      <w:proofErr w:type="spellStart"/>
+      <w:r>
+        <w:rPr>
+          <w:rFonts w:ascii="Times New Roman" w:eastAsia="Times New Roman" w:hAnsi="Times New Roman" w:cs="Times New Roman"/>
+          <w:bCs/>
+        </w:rPr>
+        <w:t>position</w:t>
+      </w:r>
+      <w:proofErr w:type="spellEnd"/>
+      <w:r>
+        <w:rPr>
+          <w:rFonts w:ascii="Times New Roman" w:eastAsia="Times New Roman" w:hAnsi="Times New Roman" w:cs="Times New Roman"/>
+          <w:bCs/>
+        </w:rPr>
+        <w:t xml:space="preserve">: </w:t>
+      </w:r>
+      <w:proofErr w:type="spellStart"/>
+      <w:r>
+        <w:rPr>
+          <w:rFonts w:ascii="Times New Roman" w:eastAsia="Times New Roman" w:hAnsi="Times New Roman" w:cs="Times New Roman"/>
+          <w:bCs/>
+        </w:rPr>
+        <w:t>fixed</w:t>
+      </w:r>
+      <w:proofErr w:type="spellEnd"/>
+      <w:r>
+        <w:rPr>
+          <w:rFonts w:ascii="Times New Roman" w:eastAsia="Times New Roman" w:hAnsi="Times New Roman" w:cs="Times New Roman"/>
+          <w:bCs/>
+        </w:rPr>
+        <w:t>) делает хедер доступным на всех уровнях прокрутки страницы. Это улучшает навигацию по сайту, позволяя пользователю иметь быстрый доступ к основным разделам без необходимости прокручивать страницу вверх. Эффекты при наведении, такие как изменение цвета фона и увеличение логотипа, делают интерфейс более интерактивным и привлекательным.</w:t>
       </w:r>
     </w:p>
     <w:p>
@@ -19335,7 +20817,7 @@
           <w:rFonts w:ascii="Times New Roman" w:eastAsia="Times New Roman" w:hAnsi="Times New Roman" w:cs="Times New Roman"/>
           <w:bCs/>
         </w:rPr>
-        <w:t xml:space="preserve">Разработка хедера сайта, включая структуру и оформление, была успешно выполнена и отвечает современным требованиям веб-дизайна. Примененные методы и стили обеспечивают не только привлекательный внешний вид, но и удобство для пользователей. Пользователь может легко ориентироваться в навигации, переходя между </w:t>
+        <w:t xml:space="preserve">Разработка хедера сайта, включая структуру и оформление, была успешно выполнена и отвечает современным требованиям веб-дизайна. Примененные методы и стили обеспечивают не только привлекательный внешний вид, но и удобство для пользователей. Пользователь может легко ориентироваться в навигации, переходя между разделами сайта, а функциональность и интуитивность интерфейса способствуют </w:t>
       </w:r>
       <w:r>
         <w:rPr>
@@ -19343,46 +20825,57 @@
           <w:bCs/>
         </w:rPr>
         <w:lastRenderedPageBreak/>
-        <w:t>разделами сайта, а функциональность и интуитивность интерфейса способствуют повышению качества восприятия и взаимодействия с контентом. Удобство использования, улучшенная визуализация и интерактивные элементы помогают повысить общую удовлетворенность пользователей и привлекают внимание к ключевым разделам сайта</w:t>
+        <w:t>повышению качества восприятия и взаимодействия с контентом. Удобство использования, улучшенная визуализация и интерактивные элементы помогают повысить общую удовлетворенность пользователей и привлекают внимание к ключевым разделам сайта</w:t>
+      </w:r>
+    </w:p>
+    <w:bookmarkEnd w:id="4"/>
+    <w:p>
+      <w:pPr>
+        <w:spacing w:after="0" w:line="240" w:lineRule="auto"/>
+        <w:jc w:val="center"/>
+        <w:rPr>
+          <w:rFonts w:ascii="Times New Roman" w:eastAsia="Times New Roman" w:hAnsi="Times New Roman" w:cs="Times New Roman"/>
+          <w:b/>
+          <w:bCs/>
+        </w:rPr>
+      </w:pPr>
+      <w:r>
+        <w:rPr>
+          <w:rFonts w:ascii="Times New Roman" w:eastAsia="Times New Roman" w:hAnsi="Times New Roman" w:cs="Times New Roman"/>
+          <w:b/>
+          <w:bCs/>
+        </w:rPr>
+        <w:t>05.11.2025</w:t>
       </w:r>
     </w:p>
     <w:p>
       <w:pPr>
         <w:spacing w:after="0" w:line="240" w:lineRule="auto"/>
-        <w:jc w:val="center"/>
+        <w:jc w:val="both"/>
+      </w:pPr>
+      <w:bookmarkStart w:id="5" w:name="_Hlk216205867"/>
+      <w:r>
         <w:rPr>
           <w:rFonts w:ascii="Times New Roman" w:eastAsia="Times New Roman" w:hAnsi="Times New Roman" w:cs="Times New Roman"/>
           <w:b/>
-          <w:bCs/>
-        </w:rPr>
-      </w:pPr>
-      <w:r>
-        <w:rPr>
-          <w:rFonts w:ascii="Times New Roman" w:eastAsia="Times New Roman" w:hAnsi="Times New Roman" w:cs="Times New Roman"/>
-          <w:b/>
-          <w:bCs/>
-        </w:rPr>
-        <w:t>05.11.2025</w:t>
-      </w:r>
-    </w:p>
-    <w:p>
-      <w:pPr>
-        <w:spacing w:after="0" w:line="240" w:lineRule="auto"/>
-        <w:jc w:val="both"/>
-      </w:pPr>
-      <w:r>
-        <w:rPr>
-          <w:rFonts w:ascii="Times New Roman" w:eastAsia="Times New Roman" w:hAnsi="Times New Roman" w:cs="Times New Roman"/>
-          <w:b/>
         </w:rPr>
         <w:t xml:space="preserve">Тема: </w:t>
       </w:r>
+      <w:proofErr w:type="spellStart"/>
       <w:r>
         <w:rPr>
           <w:rFonts w:ascii="Times New Roman" w:eastAsia="Times New Roman" w:hAnsi="Times New Roman" w:cs="Times New Roman"/>
           <w:color w:val="000000"/>
         </w:rPr>
-        <w:t>Frontend разработка основная страница: написание секций «Услуги», «Контакты».</w:t>
+        <w:t>Frontend</w:t>
+      </w:r>
+      <w:proofErr w:type="spellEnd"/>
+      <w:r>
+        <w:rPr>
+          <w:rFonts w:ascii="Times New Roman" w:eastAsia="Times New Roman" w:hAnsi="Times New Roman" w:cs="Times New Roman"/>
+          <w:color w:val="000000"/>
+        </w:rPr>
+        <w:t xml:space="preserve"> разработка основная страница: написание секций «Услуги», «Контакты».</w:t>
       </w:r>
       <w:r>
         <w:rPr>
@@ -19438,6 +20931,7 @@
         </w:rPr>
         <w:t xml:space="preserve">Изменяем файл </w:t>
       </w:r>
+      <w:proofErr w:type="spellStart"/>
       <w:r>
         <w:rPr>
           <w:rFonts w:ascii="Times New Roman" w:eastAsia="Times New Roman" w:hAnsi="Times New Roman" w:cs="Times New Roman"/>
@@ -19447,6 +20941,7 @@
         </w:rPr>
         <w:t>SiteIinfo</w:t>
       </w:r>
+      <w:proofErr w:type="spellEnd"/>
       <w:r>
         <w:rPr>
           <w:rFonts w:ascii="Times New Roman" w:eastAsia="Times New Roman" w:hAnsi="Times New Roman" w:cs="Times New Roman"/>
@@ -19921,7 +21416,14 @@
         <w:rPr>
           <w:rFonts w:ascii="Times New Roman" w:eastAsia="Times New Roman" w:hAnsi="Times New Roman" w:cs="Times New Roman"/>
         </w:rPr>
-        <w:t xml:space="preserve">После добавления нужного файла для секции «Контакты» </w:t>
+        <w:t>После добавления нужного файла для секции «</w:t>
+      </w:r>
+      <w:proofErr w:type="gramStart"/>
+      <w:r>
+        <w:rPr>
+          <w:rFonts w:ascii="Times New Roman" w:eastAsia="Times New Roman" w:hAnsi="Times New Roman" w:cs="Times New Roman"/>
+        </w:rPr>
+        <w:t xml:space="preserve">Контакты» </w:t>
       </w:r>
       <w:r>
         <w:rPr>
@@ -19933,7 +21435,14 @@
         <w:rPr>
           <w:rFonts w:ascii="Times New Roman" w:eastAsia="Times New Roman" w:hAnsi="Times New Roman" w:cs="Times New Roman"/>
         </w:rPr>
-        <w:t xml:space="preserve">и </w:t>
+        <w:t>и</w:t>
+      </w:r>
+      <w:proofErr w:type="gramEnd"/>
+      <w:r>
+        <w:rPr>
+          <w:rFonts w:ascii="Times New Roman" w:eastAsia="Times New Roman" w:hAnsi="Times New Roman" w:cs="Times New Roman"/>
+        </w:rPr>
+        <w:t xml:space="preserve"> </w:t>
       </w:r>
       <w:r>
         <w:rPr>
@@ -20070,6 +21579,7 @@
         <w:t>: в ходе выполнения работы были успешно выполнены изменения в секциях «Услуги» и «Контакты». Секция «Услуги» была оформлена с использованием карточек, улучшены стили и добавлены анимации.</w:t>
       </w:r>
     </w:p>
+    <w:bookmarkEnd w:id="5"/>
     <w:p>
       <w:pPr>
         <w:spacing w:after="0" w:line="240" w:lineRule="auto"/>
@@ -20136,6 +21646,7 @@
           <w:rFonts w:ascii="Times New Roman" w:eastAsia="Times New Roman" w:hAnsi="Times New Roman" w:cs="Times New Roman"/>
         </w:rPr>
       </w:pPr>
+      <w:bookmarkStart w:id="6" w:name="_Hlk216206224"/>
       <w:r>
         <w:rPr>
           <w:rFonts w:ascii="Times New Roman" w:eastAsia="Times New Roman" w:hAnsi="Times New Roman" w:cs="Times New Roman"/>
@@ -20149,7 +21660,21 @@
         <w:rPr>
           <w:rFonts w:ascii="Times New Roman" w:eastAsia="Times New Roman" w:hAnsi="Times New Roman" w:cs="Times New Roman"/>
         </w:rPr>
-        <w:t xml:space="preserve"> Frontend разработка основная страница: написание форм входа/регистрации. Оформление отчетной документации.</w:t>
+        <w:t xml:space="preserve"> </w:t>
+      </w:r>
+      <w:proofErr w:type="spellStart"/>
+      <w:r>
+        <w:rPr>
+          <w:rFonts w:ascii="Times New Roman" w:eastAsia="Times New Roman" w:hAnsi="Times New Roman" w:cs="Times New Roman"/>
+        </w:rPr>
+        <w:t>Frontend</w:t>
+      </w:r>
+      <w:proofErr w:type="spellEnd"/>
+      <w:r>
+        <w:rPr>
+          <w:rFonts w:ascii="Times New Roman" w:eastAsia="Times New Roman" w:hAnsi="Times New Roman" w:cs="Times New Roman"/>
+        </w:rPr>
+        <w:t xml:space="preserve"> разработка основная страница: написание форм входа/регистрации. Оформление отчетной документации.</w:t>
       </w:r>
     </w:p>
     <w:p>
@@ -20192,27 +21717,23 @@
           <w:i/>
           <w:iCs/>
         </w:rPr>
-        <w:t>_LoginRegistrationPartial.cshtml</w:t>
-      </w:r>
-      <w:r>
-        <w:rPr>
-          <w:rFonts w:ascii="Times New Roman" w:eastAsia="Times New Roman" w:hAnsi="Times New Roman" w:cs="Times New Roman"/>
-        </w:rPr>
-        <w:t xml:space="preserve"> в папке </w:t>
-      </w:r>
+        <w:t>_</w:t>
+      </w:r>
+      <w:proofErr w:type="spellStart"/>
       <w:r>
         <w:rPr>
           <w:rFonts w:ascii="Times New Roman" w:eastAsia="Times New Roman" w:hAnsi="Times New Roman" w:cs="Times New Roman"/>
           <w:i/>
           <w:iCs/>
         </w:rPr>
-        <w:t>\Views\Shared</w:t>
-      </w:r>
-      <w:r>
-        <w:rPr>
-          <w:rFonts w:ascii="Times New Roman" w:eastAsia="Times New Roman" w:hAnsi="Times New Roman" w:cs="Times New Roman"/>
-        </w:rPr>
-        <w:t xml:space="preserve">. В этом файле для начала пропишем разметку контейнера формы, а также пропишем в файле </w:t>
+        <w:t>LoginRegistrationPartial.cshtml</w:t>
+      </w:r>
+      <w:proofErr w:type="spellEnd"/>
+      <w:r>
+        <w:rPr>
+          <w:rFonts w:ascii="Times New Roman" w:eastAsia="Times New Roman" w:hAnsi="Times New Roman" w:cs="Times New Roman"/>
+        </w:rPr>
+        <w:t xml:space="preserve"> в папке </w:t>
       </w:r>
       <w:r>
         <w:rPr>
@@ -20220,7 +21741,77 @@
           <w:i/>
           <w:iCs/>
         </w:rPr>
-        <w:t>_Layout.cshtml  - @Html.Partial("_LoginRegistrationPartial")</w:t>
+        <w:t>\</w:t>
+      </w:r>
+      <w:proofErr w:type="spellStart"/>
+      <w:r>
+        <w:rPr>
+          <w:rFonts w:ascii="Times New Roman" w:eastAsia="Times New Roman" w:hAnsi="Times New Roman" w:cs="Times New Roman"/>
+          <w:i/>
+          <w:iCs/>
+        </w:rPr>
+        <w:t>Views</w:t>
+      </w:r>
+      <w:proofErr w:type="spellEnd"/>
+      <w:r>
+        <w:rPr>
+          <w:rFonts w:ascii="Times New Roman" w:eastAsia="Times New Roman" w:hAnsi="Times New Roman" w:cs="Times New Roman"/>
+          <w:i/>
+          <w:iCs/>
+        </w:rPr>
+        <w:t>\</w:t>
+      </w:r>
+      <w:proofErr w:type="spellStart"/>
+      <w:r>
+        <w:rPr>
+          <w:rFonts w:ascii="Times New Roman" w:eastAsia="Times New Roman" w:hAnsi="Times New Roman" w:cs="Times New Roman"/>
+          <w:i/>
+          <w:iCs/>
+        </w:rPr>
+        <w:t>Shared</w:t>
+      </w:r>
+      <w:proofErr w:type="spellEnd"/>
+      <w:r>
+        <w:rPr>
+          <w:rFonts w:ascii="Times New Roman" w:eastAsia="Times New Roman" w:hAnsi="Times New Roman" w:cs="Times New Roman"/>
+        </w:rPr>
+        <w:t xml:space="preserve">. В этом файле для начала пропишем разметку контейнера формы, а также пропишем в файле </w:t>
+      </w:r>
+      <w:r>
+        <w:rPr>
+          <w:rFonts w:ascii="Times New Roman" w:eastAsia="Times New Roman" w:hAnsi="Times New Roman" w:cs="Times New Roman"/>
+          <w:i/>
+          <w:iCs/>
+        </w:rPr>
+        <w:t>_</w:t>
+      </w:r>
+      <w:proofErr w:type="spellStart"/>
+      <w:proofErr w:type="gramStart"/>
+      <w:r>
+        <w:rPr>
+          <w:rFonts w:ascii="Times New Roman" w:eastAsia="Times New Roman" w:hAnsi="Times New Roman" w:cs="Times New Roman"/>
+          <w:i/>
+          <w:iCs/>
+        </w:rPr>
+        <w:t>Layout.cshtml</w:t>
+      </w:r>
+      <w:proofErr w:type="spellEnd"/>
+      <w:r>
+        <w:rPr>
+          <w:rFonts w:ascii="Times New Roman" w:eastAsia="Times New Roman" w:hAnsi="Times New Roman" w:cs="Times New Roman"/>
+          <w:i/>
+          <w:iCs/>
+        </w:rPr>
+        <w:t>  -</w:t>
+      </w:r>
+      <w:proofErr w:type="gramEnd"/>
+      <w:r>
+        <w:rPr>
+          <w:rFonts w:ascii="Times New Roman" w:eastAsia="Times New Roman" w:hAnsi="Times New Roman" w:cs="Times New Roman"/>
+          <w:i/>
+          <w:iCs/>
+        </w:rPr>
+        <w:t xml:space="preserve"> @Html.Partial("_LoginRegistrationPartial")</w:t>
       </w:r>
     </w:p>
     <w:p>
@@ -20618,28 +22209,57 @@
           <w:i/>
           <w:iCs/>
         </w:rPr>
-        <w:t>_LoginRegistrationPartial.cshtml</w:t>
-      </w:r>
-      <w:r>
-        <w:rPr>
-          <w:rFonts w:ascii="Times New Roman" w:eastAsia="Times New Roman" w:hAnsi="Times New Roman" w:cs="Times New Roman"/>
-        </w:rPr>
-        <w:t xml:space="preserve">, а также выполнена интеграция со страницей </w:t>
-      </w:r>
+        <w:t>_</w:t>
+      </w:r>
+      <w:proofErr w:type="spellStart"/>
       <w:r>
         <w:rPr>
           <w:rFonts w:ascii="Times New Roman" w:eastAsia="Times New Roman" w:hAnsi="Times New Roman" w:cs="Times New Roman"/>
           <w:i/>
           <w:iCs/>
         </w:rPr>
-        <w:t>_Layout.cshtml</w:t>
-      </w:r>
+        <w:t>LoginRegistrationPartial.cshtml</w:t>
+      </w:r>
+      <w:proofErr w:type="spellEnd"/>
+      <w:r>
+        <w:rPr>
+          <w:rFonts w:ascii="Times New Roman" w:eastAsia="Times New Roman" w:hAnsi="Times New Roman" w:cs="Times New Roman"/>
+        </w:rPr>
+        <w:t xml:space="preserve">, а также выполнена интеграция со страницей </w:t>
+      </w:r>
+      <w:r>
+        <w:rPr>
+          <w:rFonts w:ascii="Times New Roman" w:eastAsia="Times New Roman" w:hAnsi="Times New Roman" w:cs="Times New Roman"/>
+          <w:i/>
+          <w:iCs/>
+        </w:rPr>
+        <w:t>_</w:t>
+      </w:r>
+      <w:proofErr w:type="spellStart"/>
+      <w:r>
+        <w:rPr>
+          <w:rFonts w:ascii="Times New Roman" w:eastAsia="Times New Roman" w:hAnsi="Times New Roman" w:cs="Times New Roman"/>
+          <w:i/>
+          <w:iCs/>
+        </w:rPr>
+        <w:t>Layout.cshtml</w:t>
+      </w:r>
+      <w:proofErr w:type="spellEnd"/>
       <w:r>
         <w:rPr>
           <w:rFonts w:ascii="Times New Roman" w:eastAsia="Times New Roman" w:hAnsi="Times New Roman" w:cs="Times New Roman"/>
         </w:rPr>
         <w:t>.</w:t>
       </w:r>
+    </w:p>
+    <w:bookmarkEnd w:id="6"/>
+    <w:p>
+      <w:pPr>
+        <w:spacing w:after="0" w:line="240" w:lineRule="auto"/>
+        <w:rPr>
+          <w:rFonts w:ascii="Times New Roman" w:eastAsia="Times New Roman" w:hAnsi="Times New Roman" w:cs="Times New Roman"/>
+        </w:rPr>
+      </w:pPr>
     </w:p>
     <w:p>
       <w:pPr>
@@ -20652,75 +22272,82 @@
     <w:p>
       <w:pPr>
         <w:spacing w:after="0" w:line="240" w:lineRule="auto"/>
-        <w:rPr>
-          <w:rFonts w:ascii="Times New Roman" w:eastAsia="Times New Roman" w:hAnsi="Times New Roman" w:cs="Times New Roman"/>
-        </w:rPr>
-      </w:pPr>
+        <w:jc w:val="center"/>
+        <w:rPr>
+          <w:rFonts w:ascii="Times New Roman" w:eastAsia="Times New Roman" w:hAnsi="Times New Roman" w:cs="Times New Roman"/>
+          <w:b/>
+          <w:bCs/>
+        </w:rPr>
+      </w:pPr>
+      <w:r>
+        <w:rPr>
+          <w:rFonts w:ascii="Times New Roman" w:eastAsia="Times New Roman" w:hAnsi="Times New Roman" w:cs="Times New Roman"/>
+          <w:b/>
+          <w:bCs/>
+        </w:rPr>
+        <w:t>0</w:t>
+      </w:r>
+      <w:r>
+        <w:rPr>
+          <w:rFonts w:ascii="Times New Roman" w:eastAsia="Times New Roman" w:hAnsi="Times New Roman" w:cs="Times New Roman"/>
+          <w:b/>
+          <w:bCs/>
+        </w:rPr>
+        <w:t>7</w:t>
+      </w:r>
+      <w:r>
+        <w:rPr>
+          <w:rFonts w:ascii="Times New Roman" w:eastAsia="Times New Roman" w:hAnsi="Times New Roman" w:cs="Times New Roman"/>
+          <w:b/>
+          <w:bCs/>
+        </w:rPr>
+        <w:t>.11.2</w:t>
+      </w:r>
+      <w:r>
+        <w:rPr>
+          <w:rFonts w:ascii="Times New Roman" w:eastAsia="Times New Roman" w:hAnsi="Times New Roman" w:cs="Times New Roman"/>
+          <w:b/>
+          <w:bCs/>
+        </w:rPr>
+        <w:t>5</w:t>
+      </w:r>
     </w:p>
     <w:p>
       <w:pPr>
         <w:spacing w:after="0" w:line="240" w:lineRule="auto"/>
-        <w:jc w:val="center"/>
+        <w:jc w:val="both"/>
+        <w:rPr>
+          <w:rFonts w:ascii="Times New Roman" w:eastAsia="Times New Roman" w:hAnsi="Times New Roman" w:cs="Times New Roman"/>
+        </w:rPr>
+      </w:pPr>
+      <w:bookmarkStart w:id="7" w:name="_Hlk216206302"/>
+      <w:r>
         <w:rPr>
           <w:rFonts w:ascii="Times New Roman" w:eastAsia="Times New Roman" w:hAnsi="Times New Roman" w:cs="Times New Roman"/>
           <w:b/>
           <w:bCs/>
         </w:rPr>
-      </w:pPr>
-      <w:r>
-        <w:rPr>
-          <w:rFonts w:ascii="Times New Roman" w:eastAsia="Times New Roman" w:hAnsi="Times New Roman" w:cs="Times New Roman"/>
-          <w:b/>
-          <w:bCs/>
-        </w:rPr>
-        <w:t>0</w:t>
-      </w:r>
-      <w:r>
-        <w:rPr>
-          <w:rFonts w:ascii="Times New Roman" w:eastAsia="Times New Roman" w:hAnsi="Times New Roman" w:cs="Times New Roman"/>
-          <w:b/>
-          <w:bCs/>
-        </w:rPr>
-        <w:t>7</w:t>
-      </w:r>
-      <w:r>
-        <w:rPr>
-          <w:rFonts w:ascii="Times New Roman" w:eastAsia="Times New Roman" w:hAnsi="Times New Roman" w:cs="Times New Roman"/>
-          <w:b/>
-          <w:bCs/>
-        </w:rPr>
-        <w:t>.11.2</w:t>
-      </w:r>
-      <w:r>
-        <w:rPr>
-          <w:rFonts w:ascii="Times New Roman" w:eastAsia="Times New Roman" w:hAnsi="Times New Roman" w:cs="Times New Roman"/>
-          <w:b/>
-          <w:bCs/>
-        </w:rPr>
-        <w:t>5</w:t>
-      </w:r>
-    </w:p>
-    <w:p>
-      <w:pPr>
-        <w:spacing w:after="0" w:line="240" w:lineRule="auto"/>
-        <w:jc w:val="both"/>
-        <w:rPr>
-          <w:rFonts w:ascii="Times New Roman" w:eastAsia="Times New Roman" w:hAnsi="Times New Roman" w:cs="Times New Roman"/>
-        </w:rPr>
-      </w:pPr>
-      <w:r>
-        <w:rPr>
-          <w:rFonts w:ascii="Times New Roman" w:eastAsia="Times New Roman" w:hAnsi="Times New Roman" w:cs="Times New Roman"/>
-          <w:b/>
-          <w:bCs/>
-        </w:rPr>
         <w:t>Тема:</w:t>
       </w:r>
       <w:r>
         <w:rPr>
           <w:rFonts w:ascii="Times New Roman" w:eastAsia="Times New Roman" w:hAnsi="Times New Roman" w:cs="Times New Roman"/>
         </w:rPr>
-        <w:t xml:space="preserve"> Frontend разработка основная страница: написание секции «Написать сообщение» и подвала сайта. Оформление отчетной документации.</w:t>
+        <w:t xml:space="preserve"> </w:t>
+      </w:r>
+      <w:proofErr w:type="spellStart"/>
+      <w:r>
+        <w:rPr>
+          <w:rFonts w:ascii="Times New Roman" w:eastAsia="Times New Roman" w:hAnsi="Times New Roman" w:cs="Times New Roman"/>
+        </w:rPr>
+        <w:t>Frontend</w:t>
+      </w:r>
+      <w:proofErr w:type="spellEnd"/>
+      <w:r>
+        <w:rPr>
+          <w:rFonts w:ascii="Times New Roman" w:eastAsia="Times New Roman" w:hAnsi="Times New Roman" w:cs="Times New Roman"/>
+        </w:rPr>
+        <w:t xml:space="preserve"> разработка основная страница: написание секции «Написать сообщение» и подвала сайта. Оформление отчетной документации.</w:t>
       </w:r>
     </w:p>
     <w:p>
@@ -21067,6 +22694,7 @@
         </w:rPr>
       </w:pPr>
     </w:p>
+    <w:bookmarkEnd w:id="7"/>
     <w:p>
       <w:pPr>
         <w:spacing w:after="0" w:line="240" w:lineRule="auto"/>
@@ -21126,6 +22754,7 @@
           <w:rFonts w:ascii="Times New Roman" w:eastAsia="Times New Roman" w:hAnsi="Times New Roman" w:cs="Times New Roman"/>
         </w:rPr>
       </w:pPr>
+      <w:bookmarkStart w:id="8" w:name="_Hlk216206448"/>
       <w:r>
         <w:rPr>
           <w:rFonts w:ascii="Times New Roman" w:eastAsia="Times New Roman" w:hAnsi="Times New Roman" w:cs="Times New Roman"/>
@@ -21140,6 +22769,7 @@
         </w:rPr>
         <w:t xml:space="preserve"> Использование </w:t>
       </w:r>
+      <w:proofErr w:type="spellStart"/>
       <w:r>
         <w:rPr>
           <w:rFonts w:ascii="Times New Roman" w:eastAsia="Times New Roman" w:hAnsi="Times New Roman" w:cs="Times New Roman"/>
@@ -21148,6 +22778,7 @@
         </w:rPr>
         <w:t>fetch</w:t>
       </w:r>
+      <w:proofErr w:type="spellEnd"/>
       <w:r>
         <w:rPr>
           <w:rFonts w:ascii="Times New Roman" w:eastAsia="Times New Roman" w:hAnsi="Times New Roman" w:cs="Times New Roman"/>
@@ -21180,6 +22811,7 @@
           <w:rFonts w:ascii="Times New Roman" w:eastAsia="Times New Roman" w:hAnsi="Times New Roman" w:cs="Times New Roman"/>
         </w:rPr>
       </w:pPr>
+      <w:proofErr w:type="spellStart"/>
       <w:r>
         <w:rPr>
           <w:rFonts w:ascii="Times New Roman" w:eastAsia="Times New Roman" w:hAnsi="Times New Roman" w:cs="Times New Roman"/>
@@ -21188,6 +22820,7 @@
         </w:rPr>
         <w:t>fetch</w:t>
       </w:r>
+      <w:proofErr w:type="spellEnd"/>
       <w:r>
         <w:rPr>
           <w:rFonts w:ascii="Times New Roman" w:eastAsia="Times New Roman" w:hAnsi="Times New Roman" w:cs="Times New Roman"/>
@@ -21208,13 +22841,23 @@
         </w:rPr>
         <w:t xml:space="preserve">-запросов на сервер и получения данных от него. Он предоставляет более удобный и гибкий способ работы с асинхронными запросами по сравнению с устаревшим </w:t>
       </w:r>
+      <w:proofErr w:type="spellStart"/>
       <w:r>
         <w:rPr>
           <w:rFonts w:ascii="Times New Roman" w:eastAsia="Times New Roman" w:hAnsi="Times New Roman" w:cs="Times New Roman"/>
           <w:i/>
           <w:iCs/>
         </w:rPr>
-        <w:t>XMLHttpRequest.</w:t>
+        <w:t>XMLHttpRequest</w:t>
+      </w:r>
+      <w:proofErr w:type="spellEnd"/>
+      <w:r>
+        <w:rPr>
+          <w:rFonts w:ascii="Times New Roman" w:eastAsia="Times New Roman" w:hAnsi="Times New Roman" w:cs="Times New Roman"/>
+          <w:i/>
+          <w:iCs/>
+        </w:rPr>
+        <w:t>.</w:t>
       </w:r>
     </w:p>
     <w:p>
@@ -21254,27 +22897,65 @@
         </w:rPr>
         <w:t xml:space="preserve">Необходимо создать папки </w:t>
       </w:r>
+      <w:proofErr w:type="spellStart"/>
       <w:r>
         <w:rPr>
           <w:rFonts w:ascii="Times New Roman" w:eastAsia="Times New Roman" w:hAnsi="Times New Roman" w:cs="Times New Roman"/>
           <w:i/>
           <w:iCs/>
         </w:rPr>
-        <w:t xml:space="preserve">ViewModels/LoginAndRegistration, </w:t>
-      </w:r>
-      <w:r>
-        <w:rPr>
-          <w:rFonts w:ascii="Times New Roman" w:eastAsia="Times New Roman" w:hAnsi="Times New Roman" w:cs="Times New Roman"/>
-        </w:rPr>
-        <w:t xml:space="preserve">также создаем класс </w:t>
-      </w:r>
+        <w:t>ViewModels</w:t>
+      </w:r>
+      <w:proofErr w:type="spellEnd"/>
       <w:r>
         <w:rPr>
           <w:rFonts w:ascii="Times New Roman" w:eastAsia="Times New Roman" w:hAnsi="Times New Roman" w:cs="Times New Roman"/>
           <w:i/>
           <w:iCs/>
         </w:rPr>
-        <w:t xml:space="preserve">LoginViewModel </w:t>
+        <w:t>/</w:t>
+      </w:r>
+      <w:proofErr w:type="spellStart"/>
+      <w:r>
+        <w:rPr>
+          <w:rFonts w:ascii="Times New Roman" w:eastAsia="Times New Roman" w:hAnsi="Times New Roman" w:cs="Times New Roman"/>
+          <w:i/>
+          <w:iCs/>
+        </w:rPr>
+        <w:t>LoginAndRegistration</w:t>
+      </w:r>
+      <w:proofErr w:type="spellEnd"/>
+      <w:r>
+        <w:rPr>
+          <w:rFonts w:ascii="Times New Roman" w:eastAsia="Times New Roman" w:hAnsi="Times New Roman" w:cs="Times New Roman"/>
+          <w:i/>
+          <w:iCs/>
+        </w:rPr>
+        <w:t xml:space="preserve">, </w:t>
+      </w:r>
+      <w:r>
+        <w:rPr>
+          <w:rFonts w:ascii="Times New Roman" w:eastAsia="Times New Roman" w:hAnsi="Times New Roman" w:cs="Times New Roman"/>
+        </w:rPr>
+        <w:t xml:space="preserve">также создаем класс </w:t>
+      </w:r>
+      <w:proofErr w:type="spellStart"/>
+      <w:r>
+        <w:rPr>
+          <w:rFonts w:ascii="Times New Roman" w:eastAsia="Times New Roman" w:hAnsi="Times New Roman" w:cs="Times New Roman"/>
+          <w:i/>
+          <w:iCs/>
+        </w:rPr>
+        <w:t>LoginViewModel</w:t>
+      </w:r>
+      <w:proofErr w:type="spellEnd"/>
+      <w:r>
+        <w:rPr>
+          <w:rFonts w:ascii="Times New Roman" w:eastAsia="Times New Roman" w:hAnsi="Times New Roman" w:cs="Times New Roman"/>
+          <w:i/>
+          <w:iCs/>
+        </w:rPr>
+        <w:t xml:space="preserve"> </w:t>
       </w:r>
       <w:r>
         <w:rPr>
@@ -21304,13 +22985,23 @@
         </w:rPr>
         <w:t xml:space="preserve">Далее создаем класс </w:t>
       </w:r>
+      <w:proofErr w:type="spellStart"/>
       <w:r>
         <w:rPr>
           <w:rFonts w:ascii="Times New Roman" w:eastAsia="Times New Roman" w:hAnsi="Times New Roman" w:cs="Times New Roman"/>
           <w:i/>
           <w:iCs/>
         </w:rPr>
-        <w:t xml:space="preserve">RegisterViewModel </w:t>
+        <w:t>RegisterViewModel</w:t>
+      </w:r>
+      <w:proofErr w:type="spellEnd"/>
+      <w:r>
+        <w:rPr>
+          <w:rFonts w:ascii="Times New Roman" w:eastAsia="Times New Roman" w:hAnsi="Times New Roman" w:cs="Times New Roman"/>
+          <w:i/>
+          <w:iCs/>
+        </w:rPr>
+        <w:t xml:space="preserve"> </w:t>
       </w:r>
       <w:r>
         <w:rPr>
@@ -21338,7 +23029,21 @@
         <w:rPr>
           <w:rFonts w:ascii="Times New Roman" w:eastAsia="Times New Roman" w:hAnsi="Times New Roman" w:cs="Times New Roman"/>
         </w:rPr>
-        <w:t xml:space="preserve">Чтобы наш mvc-проект получил доступ к другому проекту ему необходимо добавить ссылку. Правой кнопкой мыши нажимаем на проект и выбираем пункт </w:t>
+        <w:t xml:space="preserve">Чтобы наш </w:t>
+      </w:r>
+      <w:proofErr w:type="spellStart"/>
+      <w:r>
+        <w:rPr>
+          <w:rFonts w:ascii="Times New Roman" w:eastAsia="Times New Roman" w:hAnsi="Times New Roman" w:cs="Times New Roman"/>
+        </w:rPr>
+        <w:t>mvc</w:t>
+      </w:r>
+      <w:proofErr w:type="spellEnd"/>
+      <w:r>
+        <w:rPr>
+          <w:rFonts w:ascii="Times New Roman" w:eastAsia="Times New Roman" w:hAnsi="Times New Roman" w:cs="Times New Roman"/>
+        </w:rPr>
+        <w:t xml:space="preserve">-проект получил доступ к другому проекту ему необходимо добавить ссылку. Правой кнопкой мыши нажимаем на проект и выбираем пункт </w:t>
       </w:r>
       <w:r>
         <w:rPr>
@@ -21491,6 +23196,7 @@
         </w:rPr>
         <w:t xml:space="preserve">Добавим новый скрипт для отправки данных на сервер при нажатии на кнопки формы входа и регистрации используя </w:t>
       </w:r>
+      <w:proofErr w:type="spellStart"/>
       <w:r>
         <w:rPr>
           <w:rFonts w:ascii="Times New Roman" w:eastAsia="Times New Roman" w:hAnsi="Times New Roman" w:cs="Times New Roman"/>
@@ -21499,6 +23205,7 @@
         </w:rPr>
         <w:t>fetch</w:t>
       </w:r>
+      <w:proofErr w:type="spellEnd"/>
       <w:r>
         <w:rPr>
           <w:rFonts w:ascii="Times New Roman" w:eastAsia="Times New Roman" w:hAnsi="Times New Roman" w:cs="Times New Roman"/>
@@ -21648,6 +23355,7 @@
         </w:rPr>
         <w:t xml:space="preserve"> использовали </w:t>
       </w:r>
+      <w:proofErr w:type="spellStart"/>
       <w:r>
         <w:rPr>
           <w:rFonts w:ascii="Times New Roman" w:eastAsia="Times New Roman" w:hAnsi="Times New Roman" w:cs="Times New Roman"/>
@@ -21656,6 +23364,7 @@
         </w:rPr>
         <w:t>fetch</w:t>
       </w:r>
+      <w:proofErr w:type="spellEnd"/>
       <w:r>
         <w:rPr>
           <w:rFonts w:ascii="Times New Roman" w:eastAsia="Times New Roman" w:hAnsi="Times New Roman" w:cs="Times New Roman"/>
@@ -21685,6 +23394,7 @@
         <w:t>Domain.</w:t>
       </w:r>
     </w:p>
+    <w:bookmarkEnd w:id="8"/>
     <w:p>
       <w:pPr>
         <w:spacing w:after="0" w:line="240" w:lineRule="auto"/>
@@ -21740,6 +23450,7 @@
           <w:rFonts w:ascii="Times New Roman" w:eastAsia="Times New Roman" w:hAnsi="Times New Roman" w:cs="Times New Roman"/>
         </w:rPr>
       </w:pPr>
+      <w:bookmarkStart w:id="9" w:name="_Hlk216206613"/>
       <w:r>
         <w:rPr>
           <w:rFonts w:ascii="Times New Roman" w:eastAsia="Times New Roman" w:hAnsi="Times New Roman" w:cs="Times New Roman"/>
@@ -21752,7 +23463,35 @@
         <w:rPr>
           <w:rFonts w:ascii="Times New Roman" w:eastAsia="Times New Roman" w:hAnsi="Times New Roman" w:cs="Times New Roman"/>
         </w:rPr>
-        <w:t xml:space="preserve"> Создание адаптивного интерфейса с использованием медиазапросов CSS.Оформление отчетной документации.</w:t>
+        <w:t xml:space="preserve"> Создание адаптивного интерфейса с использованием </w:t>
+      </w:r>
+      <w:proofErr w:type="spellStart"/>
+      <w:r>
+        <w:rPr>
+          <w:rFonts w:ascii="Times New Roman" w:eastAsia="Times New Roman" w:hAnsi="Times New Roman" w:cs="Times New Roman"/>
+        </w:rPr>
+        <w:t>медиазапросов</w:t>
+      </w:r>
+      <w:proofErr w:type="spellEnd"/>
+      <w:r>
+        <w:rPr>
+          <w:rFonts w:ascii="Times New Roman" w:eastAsia="Times New Roman" w:hAnsi="Times New Roman" w:cs="Times New Roman"/>
+        </w:rPr>
+        <w:t xml:space="preserve"> </w:t>
+      </w:r>
+      <w:proofErr w:type="spellStart"/>
+      <w:r>
+        <w:rPr>
+          <w:rFonts w:ascii="Times New Roman" w:eastAsia="Times New Roman" w:hAnsi="Times New Roman" w:cs="Times New Roman"/>
+        </w:rPr>
+        <w:t>CSS.Оформление</w:t>
+      </w:r>
+      <w:proofErr w:type="spellEnd"/>
+      <w:r>
+        <w:rPr>
+          <w:rFonts w:ascii="Times New Roman" w:eastAsia="Times New Roman" w:hAnsi="Times New Roman" w:cs="Times New Roman"/>
+        </w:rPr>
+        <w:t xml:space="preserve"> отчетной документации.</w:t>
       </w:r>
     </w:p>
     <w:p>
@@ -21821,8 +23560,18 @@
           <w:i/>
           <w:iCs/>
         </w:rPr>
-        <w:t>_Layout.cshtml</w:t>
-      </w:r>
+        <w:t>_</w:t>
+      </w:r>
+      <w:proofErr w:type="spellStart"/>
+      <w:r>
+        <w:rPr>
+          <w:rFonts w:ascii="Times New Roman" w:eastAsia="Times New Roman" w:hAnsi="Times New Roman" w:cs="Times New Roman"/>
+          <w:i/>
+          <w:iCs/>
+        </w:rPr>
+        <w:t>Layout.cshtml</w:t>
+      </w:r>
+      <w:proofErr w:type="spellEnd"/>
       <w:r>
         <w:rPr>
           <w:rFonts w:ascii="Times New Roman" w:eastAsia="Times New Roman" w:hAnsi="Times New Roman" w:cs="Times New Roman"/>
@@ -22019,6 +23768,7 @@
         <w:t>при создании адаптивного интерфейса использовали медиа-запросы, которые позволяют настроить веб-страницу под разные размеры экранов. Адаптивная вёрстка важна для того, чтобы страницы отображались корректно как на экранах смартфонов, так и на мониторах компьютеров.</w:t>
       </w:r>
     </w:p>
+    <w:bookmarkEnd w:id="9"/>
     <w:p>
       <w:pPr>
         <w:spacing w:after="0" w:line="240" w:lineRule="auto"/>
@@ -22071,6 +23821,7 @@
           <w:rFonts w:ascii="Times New Roman" w:eastAsia="Times New Roman" w:hAnsi="Times New Roman" w:cs="Times New Roman"/>
         </w:rPr>
       </w:pPr>
+      <w:bookmarkStart w:id="10" w:name="_Hlk216254187"/>
       <w:r>
         <w:rPr>
           <w:rFonts w:ascii="Times New Roman" w:eastAsia="Times New Roman" w:hAnsi="Times New Roman" w:cs="Times New Roman"/>
@@ -22085,6 +23836,7 @@
         </w:rPr>
         <w:t xml:space="preserve"> Знакомство с </w:t>
       </w:r>
+      <w:proofErr w:type="spellStart"/>
       <w:r>
         <w:rPr>
           <w:rFonts w:ascii="Times New Roman" w:eastAsia="Times New Roman" w:hAnsi="Times New Roman" w:cs="Times New Roman"/>
@@ -22093,6 +23845,7 @@
         </w:rPr>
         <w:t>PostgreSQL</w:t>
       </w:r>
+      <w:proofErr w:type="spellEnd"/>
       <w:r>
         <w:rPr>
           <w:rFonts w:ascii="Times New Roman" w:eastAsia="Times New Roman" w:hAnsi="Times New Roman" w:cs="Times New Roman"/>
@@ -22125,6 +23878,7 @@
           <w:rFonts w:ascii="Times New Roman" w:eastAsia="Times New Roman" w:hAnsi="Times New Roman" w:cs="Times New Roman"/>
         </w:rPr>
       </w:pPr>
+      <w:proofErr w:type="spellStart"/>
       <w:r>
         <w:rPr>
           <w:rFonts w:ascii="Times New Roman" w:eastAsia="Times New Roman" w:hAnsi="Times New Roman" w:cs="Times New Roman"/>
@@ -22141,6 +23895,7 @@
         </w:rPr>
         <w:t>L</w:t>
       </w:r>
+      <w:proofErr w:type="spellEnd"/>
       <w:r>
         <w:rPr>
           <w:rFonts w:ascii="Times New Roman" w:eastAsia="Times New Roman" w:hAnsi="Times New Roman" w:cs="Times New Roman"/>
@@ -22156,6 +23911,7 @@
           <w:rFonts w:ascii="Times New Roman" w:eastAsia="Times New Roman" w:hAnsi="Times New Roman" w:cs="Times New Roman"/>
         </w:rPr>
       </w:pPr>
+      <w:proofErr w:type="spellStart"/>
       <w:r>
         <w:rPr>
           <w:rFonts w:ascii="Times New Roman" w:eastAsia="Times New Roman" w:hAnsi="Times New Roman" w:cs="Times New Roman"/>
@@ -22164,6 +23920,7 @@
         </w:rPr>
         <w:t>PostgreSQL</w:t>
       </w:r>
+      <w:proofErr w:type="spellEnd"/>
       <w:r>
         <w:rPr>
           <w:rFonts w:ascii="Times New Roman" w:eastAsia="Times New Roman" w:hAnsi="Times New Roman" w:cs="Times New Roman"/>
@@ -22183,11 +23940,19 @@
           <w:rFonts w:ascii="Times New Roman" w:eastAsia="Times New Roman" w:hAnsi="Times New Roman" w:cs="Times New Roman"/>
         </w:rPr>
       </w:pPr>
-      <w:r>
-        <w:rPr>
-          <w:rFonts w:ascii="Times New Roman" w:eastAsia="Times New Roman" w:hAnsi="Times New Roman" w:cs="Times New Roman"/>
-        </w:rPr>
-        <w:t>Backend-разработчиков, отвечающих за серверную логику приложений;</w:t>
+      <w:proofErr w:type="spellStart"/>
+      <w:r>
+        <w:rPr>
+          <w:rFonts w:ascii="Times New Roman" w:eastAsia="Times New Roman" w:hAnsi="Times New Roman" w:cs="Times New Roman"/>
+        </w:rPr>
+        <w:t>Backend</w:t>
+      </w:r>
+      <w:proofErr w:type="spellEnd"/>
+      <w:r>
+        <w:rPr>
+          <w:rFonts w:ascii="Times New Roman" w:eastAsia="Times New Roman" w:hAnsi="Times New Roman" w:cs="Times New Roman"/>
+        </w:rPr>
+        <w:t>-разработчиков, отвечающих за серверную логику приложений;</w:t>
       </w:r>
     </w:p>
     <w:p>
@@ -22221,11 +23986,19 @@
           <w:rFonts w:ascii="Times New Roman" w:eastAsia="Times New Roman" w:hAnsi="Times New Roman" w:cs="Times New Roman"/>
         </w:rPr>
       </w:pPr>
-      <w:r>
-        <w:rPr>
-          <w:rFonts w:ascii="Times New Roman" w:eastAsia="Times New Roman" w:hAnsi="Times New Roman" w:cs="Times New Roman"/>
-        </w:rPr>
-        <w:t>DevOps-специалистов, поддерживающих стабильность и масштабируемость инфраструктуры.</w:t>
+      <w:proofErr w:type="spellStart"/>
+      <w:r>
+        <w:rPr>
+          <w:rFonts w:ascii="Times New Roman" w:eastAsia="Times New Roman" w:hAnsi="Times New Roman" w:cs="Times New Roman"/>
+        </w:rPr>
+        <w:t>DevOps</w:t>
+      </w:r>
+      <w:proofErr w:type="spellEnd"/>
+      <w:r>
+        <w:rPr>
+          <w:rFonts w:ascii="Times New Roman" w:eastAsia="Times New Roman" w:hAnsi="Times New Roman" w:cs="Times New Roman"/>
+        </w:rPr>
+        <w:t>-специалистов, поддерживающих стабильность и масштабируемость инфраструктуры.</w:t>
       </w:r>
     </w:p>
     <w:p>
@@ -22243,6 +24016,7 @@
         </w:rPr>
         <w:t xml:space="preserve">Ключевые достоинства </w:t>
       </w:r>
+      <w:proofErr w:type="spellStart"/>
       <w:r>
         <w:rPr>
           <w:rFonts w:ascii="Times New Roman" w:eastAsia="Times New Roman" w:hAnsi="Times New Roman" w:cs="Times New Roman"/>
@@ -22251,6 +24025,7 @@
         </w:rPr>
         <w:t>PostgreSQL</w:t>
       </w:r>
+      <w:proofErr w:type="spellEnd"/>
       <w:r>
         <w:rPr>
           <w:rFonts w:ascii="Times New Roman" w:eastAsia="Times New Roman" w:hAnsi="Times New Roman" w:cs="Times New Roman"/>
@@ -22274,7 +24049,21 @@
         <w:rPr>
           <w:rFonts w:ascii="Times New Roman" w:eastAsia="Times New Roman" w:hAnsi="Times New Roman" w:cs="Times New Roman"/>
         </w:rPr>
-        <w:t>Богатая типизация данных — от базовых (числа, строки) до продвинутых (JSON, массивы, пользовательские типы, поддержка NoSQL-подходов);</w:t>
+        <w:t xml:space="preserve">Богатая типизация данных — от базовых (числа, строки) до продвинутых (JSON, массивы, пользовательские типы, поддержка </w:t>
+      </w:r>
+      <w:proofErr w:type="spellStart"/>
+      <w:r>
+        <w:rPr>
+          <w:rFonts w:ascii="Times New Roman" w:eastAsia="Times New Roman" w:hAnsi="Times New Roman" w:cs="Times New Roman"/>
+        </w:rPr>
+        <w:t>NoSQL</w:t>
+      </w:r>
+      <w:proofErr w:type="spellEnd"/>
+      <w:r>
+        <w:rPr>
+          <w:rFonts w:ascii="Times New Roman" w:eastAsia="Times New Roman" w:hAnsi="Times New Roman" w:cs="Times New Roman"/>
+        </w:rPr>
+        <w:t>-подходов);</w:t>
       </w:r>
     </w:p>
     <w:p>
@@ -22312,7 +24101,21 @@
         <w:rPr>
           <w:rFonts w:ascii="Times New Roman" w:eastAsia="Times New Roman" w:hAnsi="Times New Roman" w:cs="Times New Roman"/>
         </w:rPr>
-        <w:t>Поддержка различных операционных систем: Linux, Windows, macOS, BSD, а также развертывание в облаке;</w:t>
+        <w:t xml:space="preserve">Поддержка различных операционных систем: Linux, Windows, </w:t>
+      </w:r>
+      <w:proofErr w:type="spellStart"/>
+      <w:r>
+        <w:rPr>
+          <w:rFonts w:ascii="Times New Roman" w:eastAsia="Times New Roman" w:hAnsi="Times New Roman" w:cs="Times New Roman"/>
+        </w:rPr>
+        <w:t>macOS</w:t>
+      </w:r>
+      <w:proofErr w:type="spellEnd"/>
+      <w:r>
+        <w:rPr>
+          <w:rFonts w:ascii="Times New Roman" w:eastAsia="Times New Roman" w:hAnsi="Times New Roman" w:cs="Times New Roman"/>
+        </w:rPr>
+        <w:t>, BSD, а также развертывание в облаке;</w:t>
       </w:r>
     </w:p>
     <w:p>
@@ -22430,6 +24233,7 @@
         </w:rPr>
         <w:t xml:space="preserve">в </w:t>
       </w:r>
+      <w:proofErr w:type="spellStart"/>
       <w:r>
         <w:rPr>
           <w:rFonts w:ascii="Times New Roman" w:eastAsia="Times New Roman" w:hAnsi="Times New Roman" w:cs="Times New Roman"/>
@@ -22438,6 +24242,7 @@
         </w:rPr>
         <w:t>PostgreSQL</w:t>
       </w:r>
+      <w:proofErr w:type="spellEnd"/>
       <w:r>
         <w:rPr>
           <w:rFonts w:ascii="Times New Roman" w:eastAsia="Times New Roman" w:hAnsi="Times New Roman" w:cs="Times New Roman"/>
@@ -22581,6 +24386,7 @@
         </w:rPr>
         <w:t xml:space="preserve"> – интерфейс </w:t>
       </w:r>
+      <w:proofErr w:type="spellStart"/>
       <w:r>
         <w:rPr>
           <w:rFonts w:ascii="Times New Roman" w:eastAsia="Times New Roman" w:hAnsi="Times New Roman" w:cs="Times New Roman"/>
@@ -22592,6 +24398,7 @@
         </w:rPr>
         <w:t>PostgreSQL</w:t>
       </w:r>
+      <w:proofErr w:type="spellEnd"/>
     </w:p>
     <w:p>
       <w:pPr>
@@ -22635,17 +24442,9 @@
           <w:kern w:val="0"/>
           <w14:ligatures w14:val="none"/>
         </w:rPr>
-        <w:t xml:space="preserve"> PostgreSQL</w:t>
-      </w:r>
-      <w:r>
-        <w:rPr>
-          <w:rFonts w:ascii="Times New Roman" w:eastAsia="Times New Roman" w:hAnsi="Times New Roman" w:cs="Times New Roman"/>
-          <w:color w:val="000000"/>
-          <w:kern w:val="0"/>
-          <w14:ligatures w14:val="none"/>
-        </w:rPr>
-        <w:t xml:space="preserve"> — мощной объектно-реляционной СУБД, которая отличается высокой производительностью, гибкостью и широкой функциональностью. Благодаря множеству преимуществ, таких как поддержка сложных запросов, </w:t>
-      </w:r>
+        <w:t xml:space="preserve"> </w:t>
+      </w:r>
+      <w:proofErr w:type="spellStart"/>
       <w:r>
         <w:rPr>
           <w:rFonts w:ascii="Times New Roman" w:eastAsia="Times New Roman" w:hAnsi="Times New Roman" w:cs="Times New Roman"/>
@@ -22657,6 +24456,7 @@
         </w:rPr>
         <w:t>PostgreSQL</w:t>
       </w:r>
+      <w:proofErr w:type="spellEnd"/>
       <w:r>
         <w:rPr>
           <w:rFonts w:ascii="Times New Roman" w:eastAsia="Times New Roman" w:hAnsi="Times New Roman" w:cs="Times New Roman"/>
@@ -22664,8 +24464,9 @@
           <w:kern w:val="0"/>
           <w14:ligatures w14:val="none"/>
         </w:rPr>
-        <w:t xml:space="preserve"> стала популярным решением как для разработчиков, так и для </w:t>
-      </w:r>
+        <w:t xml:space="preserve"> — мощной объектно-реляционной СУБД, которая отличается высокой производительностью, гибкостью и широкой функциональностью. Благодаря множеству преимуществ, таких как поддержка сложных запросов, </w:t>
+      </w:r>
+      <w:proofErr w:type="spellStart"/>
       <w:r>
         <w:rPr>
           <w:rFonts w:ascii="Times New Roman" w:eastAsia="Times New Roman" w:hAnsi="Times New Roman" w:cs="Times New Roman"/>
@@ -22675,8 +24476,9 @@
           <w:kern w:val="0"/>
           <w14:ligatures w14:val="none"/>
         </w:rPr>
-        <w:t>DevOps</w:t>
-      </w:r>
+        <w:t>PostgreSQL</w:t>
+      </w:r>
+      <w:proofErr w:type="spellEnd"/>
       <w:r>
         <w:rPr>
           <w:rFonts w:ascii="Times New Roman" w:eastAsia="Times New Roman" w:hAnsi="Times New Roman" w:cs="Times New Roman"/>
@@ -22684,9 +24486,32 @@
           <w:kern w:val="0"/>
           <w14:ligatures w14:val="none"/>
         </w:rPr>
+        <w:t xml:space="preserve"> стала популярным решением как для разработчиков, так и для </w:t>
+      </w:r>
+      <w:proofErr w:type="spellStart"/>
+      <w:r>
+        <w:rPr>
+          <w:rFonts w:ascii="Times New Roman" w:eastAsia="Times New Roman" w:hAnsi="Times New Roman" w:cs="Times New Roman"/>
+          <w:i/>
+          <w:iCs/>
+          <w:color w:val="000000"/>
+          <w:kern w:val="0"/>
+          <w14:ligatures w14:val="none"/>
+        </w:rPr>
+        <w:t>DevOps</w:t>
+      </w:r>
+      <w:proofErr w:type="spellEnd"/>
+      <w:r>
+        <w:rPr>
+          <w:rFonts w:ascii="Times New Roman" w:eastAsia="Times New Roman" w:hAnsi="Times New Roman" w:cs="Times New Roman"/>
+          <w:color w:val="000000"/>
+          <w:kern w:val="0"/>
+          <w14:ligatures w14:val="none"/>
+        </w:rPr>
         <w:t>-инженеров и администраторов баз данных.</w:t>
       </w:r>
     </w:p>
+    <w:bookmarkEnd w:id="10"/>
     <w:p>
       <w:pPr>
         <w:spacing w:after="0" w:line="240" w:lineRule="auto"/>
@@ -22754,6 +24579,7 @@
           <w14:ligatures w14:val="none"/>
         </w:rPr>
       </w:pPr>
+      <w:bookmarkStart w:id="11" w:name="_Hlk216254250"/>
       <w:r>
         <w:rPr>
           <w:rFonts w:ascii="Times New Roman" w:eastAsia="Times New Roman" w:hAnsi="Times New Roman" w:cs="Times New Roman"/>
@@ -22772,6 +24598,7 @@
         </w:rPr>
         <w:t xml:space="preserve"> Создание базы данных в СУБД </w:t>
       </w:r>
+      <w:proofErr w:type="spellStart"/>
       <w:r>
         <w:rPr>
           <w:rFonts w:ascii="Times New Roman" w:eastAsia="Times New Roman" w:hAnsi="Times New Roman" w:cs="Times New Roman"/>
@@ -22782,6 +24609,7 @@
         </w:rPr>
         <w:t>PostgreSQL</w:t>
       </w:r>
+      <w:proofErr w:type="spellEnd"/>
       <w:r>
         <w:rPr>
           <w:rFonts w:ascii="Times New Roman" w:eastAsia="Times New Roman" w:hAnsi="Times New Roman" w:cs="Times New Roman"/>
@@ -22836,6 +24664,7 @@
         </w:rPr>
         <w:t xml:space="preserve">Для создания базы данных необходимо открыть </w:t>
       </w:r>
+      <w:proofErr w:type="spellStart"/>
       <w:r>
         <w:rPr>
           <w:rFonts w:ascii="Times New Roman" w:eastAsia="Times New Roman" w:hAnsi="Times New Roman" w:cs="Times New Roman"/>
@@ -22846,6 +24675,7 @@
         </w:rPr>
         <w:t>pgAdmin</w:t>
       </w:r>
+      <w:proofErr w:type="spellEnd"/>
     </w:p>
     <w:p>
       <w:pPr>
@@ -23002,7 +24832,16 @@
           <w:kern w:val="0"/>
           <w14:ligatures w14:val="none"/>
         </w:rPr>
-        <w:t>» и выбираем</w:t>
+        <w:t xml:space="preserve">» и </w:t>
+      </w:r>
+      <w:proofErr w:type="gramStart"/>
+      <w:r>
+        <w:rPr>
+          <w:rFonts w:ascii="Times New Roman" w:eastAsia="Times New Roman" w:hAnsi="Times New Roman" w:cs="Times New Roman"/>
+          <w:kern w:val="0"/>
+          <w14:ligatures w14:val="none"/>
+        </w:rPr>
+        <w:t>выбираем</w:t>
       </w:r>
       <w:r>
         <w:rPr>
@@ -23024,6 +24863,7 @@
         </w:rPr>
         <w:t>Создать</w:t>
       </w:r>
+      <w:proofErr w:type="gramEnd"/>
       <w:r>
         <w:rPr>
           <w:rFonts w:ascii="Times New Roman" w:eastAsia="Times New Roman" w:hAnsi="Times New Roman" w:cs="Times New Roman"/>
@@ -23540,6 +25380,7 @@
         <w:t>научились создавать базу данных необходимую для проекта и пользоваться таблицами со столбцами. Познакомились с типами данных БД.</w:t>
       </w:r>
     </w:p>
+    <w:bookmarkEnd w:id="11"/>
     <w:p>
       <w:pPr>
         <w:spacing w:after="0" w:line="240" w:lineRule="auto"/>
@@ -23617,6 +25458,7 @@
           <w14:ligatures w14:val="none"/>
         </w:rPr>
       </w:pPr>
+      <w:bookmarkStart w:id="12" w:name="_Hlk216254423"/>
       <w:r>
         <w:rPr>
           <w:rFonts w:ascii="Times New Roman" w:eastAsia="Times New Roman" w:hAnsi="Times New Roman" w:cs="Times New Roman"/>
@@ -23635,6 +25477,7 @@
         </w:rPr>
         <w:t xml:space="preserve"> Подключение </w:t>
       </w:r>
+      <w:proofErr w:type="spellStart"/>
       <w:r>
         <w:rPr>
           <w:rFonts w:ascii="Times New Roman" w:eastAsia="Times New Roman" w:hAnsi="Times New Roman" w:cs="Times New Roman"/>
@@ -23645,6 +25488,7 @@
         </w:rPr>
         <w:t>PostgreSQL</w:t>
       </w:r>
+      <w:proofErr w:type="spellEnd"/>
       <w:r>
         <w:rPr>
           <w:rFonts w:ascii="Times New Roman" w:eastAsia="Times New Roman" w:hAnsi="Times New Roman" w:cs="Times New Roman"/>
@@ -23653,6 +25497,8 @@
         </w:rPr>
         <w:t xml:space="preserve"> через </w:t>
       </w:r>
+      <w:proofErr w:type="spellStart"/>
+      <w:proofErr w:type="gramStart"/>
       <w:r>
         <w:rPr>
           <w:rFonts w:ascii="Times New Roman" w:eastAsia="Times New Roman" w:hAnsi="Times New Roman" w:cs="Times New Roman"/>
@@ -23663,6 +25509,8 @@
         </w:rPr>
         <w:t>appsettings.json</w:t>
       </w:r>
+      <w:proofErr w:type="spellEnd"/>
+      <w:proofErr w:type="gramEnd"/>
       <w:r>
         <w:rPr>
           <w:rFonts w:ascii="Times New Roman" w:eastAsia="Times New Roman" w:hAnsi="Times New Roman" w:cs="Times New Roman"/>
@@ -23689,6 +25537,7 @@
         </w:rPr>
         <w:t xml:space="preserve"> для базы данных с использованием </w:t>
       </w:r>
+      <w:proofErr w:type="spellStart"/>
       <w:r>
         <w:rPr>
           <w:rFonts w:ascii="Times New Roman" w:eastAsia="Times New Roman" w:hAnsi="Times New Roman" w:cs="Times New Roman"/>
@@ -23699,6 +25548,7 @@
         </w:rPr>
         <w:t>Entity</w:t>
       </w:r>
+      <w:proofErr w:type="spellEnd"/>
       <w:r>
         <w:rPr>
           <w:rFonts w:ascii="Times New Roman" w:eastAsia="Times New Roman" w:hAnsi="Times New Roman" w:cs="Times New Roman"/>
@@ -23769,8 +25619,27 @@
           <w:kern w:val="0"/>
           <w14:ligatures w14:val="none"/>
         </w:rPr>
-        <w:t xml:space="preserve">Подключили пакет Npgsql.EntityFrameworkCore.PostgreSQL через </w:t>
-      </w:r>
+        <w:t xml:space="preserve">Подключили пакет </w:t>
+      </w:r>
+      <w:proofErr w:type="spellStart"/>
+      <w:r>
+        <w:rPr>
+          <w:rFonts w:ascii="Times New Roman" w:eastAsia="Times New Roman" w:hAnsi="Times New Roman" w:cs="Times New Roman"/>
+          <w:kern w:val="0"/>
+          <w14:ligatures w14:val="none"/>
+        </w:rPr>
+        <w:t>Npgsql.EntityFrameworkCore.PostgreSQL</w:t>
+      </w:r>
+      <w:proofErr w:type="spellEnd"/>
+      <w:r>
+        <w:rPr>
+          <w:rFonts w:ascii="Times New Roman" w:eastAsia="Times New Roman" w:hAnsi="Times New Roman" w:cs="Times New Roman"/>
+          <w:kern w:val="0"/>
+          <w14:ligatures w14:val="none"/>
+        </w:rPr>
+        <w:t xml:space="preserve"> через </w:t>
+      </w:r>
+      <w:proofErr w:type="spellStart"/>
       <w:r>
         <w:rPr>
           <w:rFonts w:ascii="Times New Roman" w:eastAsia="Times New Roman" w:hAnsi="Times New Roman" w:cs="Times New Roman"/>
@@ -23781,6 +25650,7 @@
         </w:rPr>
         <w:t>NuGet</w:t>
       </w:r>
+      <w:proofErr w:type="spellEnd"/>
       <w:r>
         <w:rPr>
           <w:rFonts w:ascii="Times New Roman" w:eastAsia="Times New Roman" w:hAnsi="Times New Roman" w:cs="Times New Roman"/>
@@ -23789,6 +25659,7 @@
         </w:rPr>
         <w:t xml:space="preserve"> пакет для работы с </w:t>
       </w:r>
+      <w:proofErr w:type="spellStart"/>
       <w:r>
         <w:rPr>
           <w:rFonts w:ascii="Times New Roman" w:eastAsia="Times New Roman" w:hAnsi="Times New Roman" w:cs="Times New Roman"/>
@@ -23799,6 +25670,7 @@
         </w:rPr>
         <w:t>PostgreSQL</w:t>
       </w:r>
+      <w:proofErr w:type="spellEnd"/>
       <w:r>
         <w:rPr>
           <w:rFonts w:ascii="Times New Roman" w:eastAsia="Times New Roman" w:hAnsi="Times New Roman" w:cs="Times New Roman"/>
@@ -23900,6 +25772,7 @@
         </w:rPr>
         <w:t xml:space="preserve">Рисунок 35 – подключение пакета </w:t>
       </w:r>
+      <w:proofErr w:type="spellStart"/>
       <w:r>
         <w:rPr>
           <w:rFonts w:ascii="Times New Roman" w:eastAsia="Times New Roman" w:hAnsi="Times New Roman" w:cs="Times New Roman"/>
@@ -23910,6 +25783,7 @@
         </w:rPr>
         <w:t>Npgsql.EntityFrameworkCore.PostgreSQL</w:t>
       </w:r>
+      <w:proofErr w:type="spellEnd"/>
     </w:p>
     <w:p>
       <w:pPr>
@@ -23934,6 +25808,8 @@
         </w:rPr>
         <w:t>Добавили строку подключения в файл «</w:t>
       </w:r>
+      <w:proofErr w:type="spellStart"/>
+      <w:proofErr w:type="gramStart"/>
       <w:r>
         <w:rPr>
           <w:rFonts w:ascii="Times New Roman" w:eastAsia="Times New Roman" w:hAnsi="Times New Roman" w:cs="Times New Roman"/>
@@ -23944,6 +25820,8 @@
         </w:rPr>
         <w:t>appsettings.json</w:t>
       </w:r>
+      <w:proofErr w:type="spellEnd"/>
+      <w:proofErr w:type="gramEnd"/>
       <w:r>
         <w:rPr>
           <w:rFonts w:ascii="Times New Roman" w:eastAsia="Times New Roman" w:hAnsi="Times New Roman" w:cs="Times New Roman"/>
@@ -23975,6 +25853,7 @@
         </w:rPr>
         <w:t>Прописали конфигурацию подключения к базе данных в файле «</w:t>
       </w:r>
+      <w:proofErr w:type="spellStart"/>
       <w:r>
         <w:rPr>
           <w:rFonts w:ascii="Times New Roman" w:eastAsia="Times New Roman" w:hAnsi="Times New Roman" w:cs="Times New Roman"/>
@@ -24003,6 +25882,7 @@
         </w:rPr>
         <w:t>cs</w:t>
       </w:r>
+      <w:proofErr w:type="spellEnd"/>
       <w:r>
         <w:rPr>
           <w:rFonts w:ascii="Times New Roman" w:eastAsia="Times New Roman" w:hAnsi="Times New Roman" w:cs="Times New Roman"/>
@@ -24035,6 +25915,7 @@
         </w:rPr>
         <w:t>Разработали класс «</w:t>
       </w:r>
+      <w:proofErr w:type="spellStart"/>
       <w:r>
         <w:rPr>
           <w:rFonts w:ascii="Times New Roman" w:eastAsia="Times New Roman" w:hAnsi="Times New Roman" w:cs="Times New Roman"/>
@@ -24063,6 +25944,7 @@
         </w:rPr>
         <w:t>cs</w:t>
       </w:r>
+      <w:proofErr w:type="spellEnd"/>
       <w:r>
         <w:rPr>
           <w:rFonts w:ascii="Times New Roman" w:eastAsia="Times New Roman" w:hAnsi="Times New Roman" w:cs="Times New Roman"/>
@@ -24146,6 +26028,7 @@
         </w:rPr>
         <w:t>Рисунок 36 - класс «</w:t>
       </w:r>
+      <w:proofErr w:type="spellStart"/>
       <w:r>
         <w:rPr>
           <w:rFonts w:ascii="Times New Roman" w:eastAsia="Times New Roman" w:hAnsi="Times New Roman" w:cs="Times New Roman"/>
@@ -24174,6 +26057,7 @@
         </w:rPr>
         <w:t>cs</w:t>
       </w:r>
+      <w:proofErr w:type="spellEnd"/>
       <w:r>
         <w:rPr>
           <w:rFonts w:ascii="Times New Roman" w:eastAsia="Times New Roman" w:hAnsi="Times New Roman" w:cs="Times New Roman"/>
@@ -24206,6 +26090,7 @@
         </w:rPr>
         <w:t>Создали папку «</w:t>
       </w:r>
+      <w:proofErr w:type="spellStart"/>
       <w:r>
         <w:rPr>
           <w:rFonts w:ascii="Times New Roman" w:eastAsia="Times New Roman" w:hAnsi="Times New Roman" w:cs="Times New Roman"/>
@@ -24216,6 +26101,7 @@
         </w:rPr>
         <w:t>Enum</w:t>
       </w:r>
+      <w:proofErr w:type="spellEnd"/>
       <w:r>
         <w:rPr>
           <w:rFonts w:ascii="Times New Roman" w:eastAsia="Times New Roman" w:hAnsi="Times New Roman" w:cs="Times New Roman"/>
@@ -24248,6 +26134,7 @@
         </w:rPr>
         <w:t>Создали классы для других таблиц базы данных, аналогичные «</w:t>
       </w:r>
+      <w:proofErr w:type="spellStart"/>
       <w:r>
         <w:rPr>
           <w:rFonts w:ascii="Times New Roman" w:eastAsia="Times New Roman" w:hAnsi="Times New Roman" w:cs="Times New Roman"/>
@@ -24264,7 +26151,16 @@
           <w:kern w:val="0"/>
           <w14:ligatures w14:val="none"/>
         </w:rPr>
-        <w:t>.cs».  </w:t>
+        <w:t>.cs</w:t>
+      </w:r>
+      <w:proofErr w:type="spellEnd"/>
+      <w:r>
+        <w:rPr>
+          <w:rFonts w:ascii="Times New Roman" w:eastAsia="Times New Roman" w:hAnsi="Times New Roman" w:cs="Times New Roman"/>
+          <w:kern w:val="0"/>
+          <w14:ligatures w14:val="none"/>
+        </w:rPr>
+        <w:t>».  </w:t>
       </w:r>
     </w:p>
     <w:p>
@@ -24290,6 +26186,7 @@
         </w:rPr>
         <w:t xml:space="preserve">Добавили новый класс </w:t>
       </w:r>
+      <w:proofErr w:type="spellStart"/>
       <w:r>
         <w:rPr>
           <w:rFonts w:ascii="Times New Roman" w:eastAsia="Times New Roman" w:hAnsi="Times New Roman" w:cs="Times New Roman"/>
@@ -24300,6 +26197,7 @@
         </w:rPr>
         <w:t>ApplicationDbContext</w:t>
       </w:r>
+      <w:proofErr w:type="spellEnd"/>
       <w:r>
         <w:rPr>
           <w:rFonts w:ascii="Times New Roman" w:eastAsia="Times New Roman" w:hAnsi="Times New Roman" w:cs="Times New Roman"/>
@@ -24400,6 +26298,7 @@
         </w:rPr>
         <w:t xml:space="preserve"> – добавление класса </w:t>
       </w:r>
+      <w:proofErr w:type="spellStart"/>
       <w:r>
         <w:rPr>
           <w:rFonts w:ascii="Times New Roman" w:eastAsia="Times New Roman" w:hAnsi="Times New Roman" w:cs="Times New Roman"/>
@@ -24410,6 +26309,7 @@
         </w:rPr>
         <w:t>ApplicationDbContext</w:t>
       </w:r>
+      <w:proofErr w:type="spellEnd"/>
     </w:p>
     <w:p>
       <w:pPr>
@@ -24524,6 +26424,7 @@
         </w:rPr>
         <w:t xml:space="preserve"> настроили подключение к базе данных </w:t>
       </w:r>
+      <w:proofErr w:type="spellStart"/>
       <w:r>
         <w:rPr>
           <w:rFonts w:ascii="Times New Roman" w:eastAsia="Times New Roman" w:hAnsi="Times New Roman" w:cs="Times New Roman"/>
@@ -24534,6 +26435,7 @@
         </w:rPr>
         <w:t>PostgreSQL</w:t>
       </w:r>
+      <w:proofErr w:type="spellEnd"/>
       <w:r>
         <w:rPr>
           <w:rFonts w:ascii="Times New Roman" w:eastAsia="Times New Roman" w:hAnsi="Times New Roman" w:cs="Times New Roman"/>
@@ -24542,6 +26444,7 @@
         </w:rPr>
         <w:t xml:space="preserve"> с использованием </w:t>
       </w:r>
+      <w:proofErr w:type="spellStart"/>
       <w:r>
         <w:rPr>
           <w:rFonts w:ascii="Times New Roman" w:eastAsia="Times New Roman" w:hAnsi="Times New Roman" w:cs="Times New Roman"/>
@@ -24552,6 +26455,7 @@
         </w:rPr>
         <w:t>Entity</w:t>
       </w:r>
+      <w:proofErr w:type="spellEnd"/>
       <w:r>
         <w:rPr>
           <w:rFonts w:ascii="Times New Roman" w:eastAsia="Times New Roman" w:hAnsi="Times New Roman" w:cs="Times New Roman"/>
@@ -24597,6 +26501,7 @@
         <w:t xml:space="preserve"> и добавлены модели данных для сущностей, таких как пользователи, лекарства, категории, заказы, записи и корзина. Определены все необходимые связи и проведена начальная миграция, чтобы обеспечить удобное взаимодействие с базой данных.</w:t>
       </w:r>
     </w:p>
+    <w:bookmarkEnd w:id="12"/>
     <w:p>
       <w:pPr>
         <w:spacing w:after="0" w:line="240" w:lineRule="auto"/>
@@ -24638,6 +26543,7 @@
           <w:rFonts w:ascii="Times New Roman" w:eastAsia="Times New Roman" w:hAnsi="Times New Roman" w:cs="Times New Roman"/>
         </w:rPr>
       </w:pPr>
+      <w:bookmarkStart w:id="13" w:name="_Hlk216254590"/>
       <w:r>
         <w:rPr>
           <w:rFonts w:ascii="Times New Roman" w:eastAsia="Times New Roman" w:hAnsi="Times New Roman" w:cs="Times New Roman"/>
@@ -24708,14 +26614,52 @@
         </w:rPr>
         <w:t xml:space="preserve"> (</w:t>
       </w:r>
+      <w:proofErr w:type="spellStart"/>
       <w:r>
         <w:rPr>
           <w:rFonts w:ascii="Times New Roman" w:eastAsia="Times New Roman" w:hAnsi="Times New Roman" w:cs="Times New Roman"/>
           <w:i/>
           <w:iCs/>
         </w:rPr>
-        <w:t>Create, Read, Update, Delete</w:t>
-      </w:r>
+        <w:t>Create</w:t>
+      </w:r>
+      <w:proofErr w:type="spellEnd"/>
+      <w:r>
+        <w:rPr>
+          <w:rFonts w:ascii="Times New Roman" w:eastAsia="Times New Roman" w:hAnsi="Times New Roman" w:cs="Times New Roman"/>
+          <w:i/>
+          <w:iCs/>
+        </w:rPr>
+        <w:t xml:space="preserve">, </w:t>
+      </w:r>
+      <w:proofErr w:type="spellStart"/>
+      <w:r>
+        <w:rPr>
+          <w:rFonts w:ascii="Times New Roman" w:eastAsia="Times New Roman" w:hAnsi="Times New Roman" w:cs="Times New Roman"/>
+          <w:i/>
+          <w:iCs/>
+        </w:rPr>
+        <w:t>Read</w:t>
+      </w:r>
+      <w:proofErr w:type="spellEnd"/>
+      <w:r>
+        <w:rPr>
+          <w:rFonts w:ascii="Times New Roman" w:eastAsia="Times New Roman" w:hAnsi="Times New Roman" w:cs="Times New Roman"/>
+          <w:i/>
+          <w:iCs/>
+        </w:rPr>
+        <w:t xml:space="preserve">, Update, </w:t>
+      </w:r>
+      <w:proofErr w:type="spellStart"/>
+      <w:r>
+        <w:rPr>
+          <w:rFonts w:ascii="Times New Roman" w:eastAsia="Times New Roman" w:hAnsi="Times New Roman" w:cs="Times New Roman"/>
+          <w:i/>
+          <w:iCs/>
+        </w:rPr>
+        <w:t>Delete</w:t>
+      </w:r>
+      <w:proofErr w:type="spellEnd"/>
       <w:r>
         <w:rPr>
           <w:rFonts w:ascii="Times New Roman" w:eastAsia="Times New Roman" w:hAnsi="Times New Roman" w:cs="Times New Roman"/>
@@ -24766,6 +26710,7 @@
           <w:rFonts w:ascii="Times New Roman" w:eastAsia="Times New Roman" w:hAnsi="Times New Roman" w:cs="Times New Roman"/>
         </w:rPr>
       </w:pPr>
+      <w:proofErr w:type="spellStart"/>
       <w:r>
         <w:rPr>
           <w:rFonts w:ascii="Times New Roman" w:eastAsia="Times New Roman" w:hAnsi="Times New Roman" w:cs="Times New Roman"/>
@@ -24774,6 +26719,7 @@
         </w:rPr>
         <w:t>Create</w:t>
       </w:r>
+      <w:proofErr w:type="spellEnd"/>
       <w:r>
         <w:rPr>
           <w:rFonts w:ascii="Times New Roman" w:eastAsia="Times New Roman" w:hAnsi="Times New Roman" w:cs="Times New Roman"/>
@@ -24794,6 +26740,7 @@
           <w:rFonts w:ascii="Times New Roman" w:eastAsia="Times New Roman" w:hAnsi="Times New Roman" w:cs="Times New Roman"/>
         </w:rPr>
       </w:pPr>
+      <w:proofErr w:type="spellStart"/>
       <w:r>
         <w:rPr>
           <w:rFonts w:ascii="Times New Roman" w:eastAsia="Times New Roman" w:hAnsi="Times New Roman" w:cs="Times New Roman"/>
@@ -24802,6 +26749,7 @@
         </w:rPr>
         <w:t>Read</w:t>
       </w:r>
+      <w:proofErr w:type="spellEnd"/>
       <w:r>
         <w:rPr>
           <w:rFonts w:ascii="Times New Roman" w:eastAsia="Times New Roman" w:hAnsi="Times New Roman" w:cs="Times New Roman"/>
@@ -24858,6 +26806,7 @@
           <w:rFonts w:ascii="Times New Roman" w:eastAsia="Times New Roman" w:hAnsi="Times New Roman" w:cs="Times New Roman"/>
         </w:rPr>
       </w:pPr>
+      <w:proofErr w:type="spellStart"/>
       <w:r>
         <w:rPr>
           <w:rFonts w:ascii="Times New Roman" w:eastAsia="Times New Roman" w:hAnsi="Times New Roman" w:cs="Times New Roman"/>
@@ -24866,6 +26815,7 @@
         </w:rPr>
         <w:t>Delete</w:t>
       </w:r>
+      <w:proofErr w:type="spellEnd"/>
       <w:r>
         <w:rPr>
           <w:rFonts w:ascii="Times New Roman" w:eastAsia="Times New Roman" w:hAnsi="Times New Roman" w:cs="Times New Roman"/>
@@ -24892,33 +26842,29 @@
         </w:rPr>
         <w:t xml:space="preserve">Создадим папку </w:t>
       </w:r>
+      <w:proofErr w:type="spellStart"/>
       <w:r>
         <w:rPr>
           <w:rFonts w:ascii="Times New Roman" w:eastAsia="Times New Roman" w:hAnsi="Times New Roman" w:cs="Times New Roman"/>
           <w:i/>
           <w:iCs/>
         </w:rPr>
-        <w:t xml:space="preserve">Interfaces </w:t>
-      </w:r>
-      <w:r>
-        <w:rPr>
-          <w:rFonts w:ascii="Times New Roman" w:eastAsia="Times New Roman" w:hAnsi="Times New Roman" w:cs="Times New Roman"/>
-        </w:rPr>
-        <w:t xml:space="preserve">в проекте </w:t>
-      </w:r>
+        <w:t>Interfaces</w:t>
+      </w:r>
+      <w:proofErr w:type="spellEnd"/>
       <w:r>
         <w:rPr>
           <w:rFonts w:ascii="Times New Roman" w:eastAsia="Times New Roman" w:hAnsi="Times New Roman" w:cs="Times New Roman"/>
           <w:i/>
           <w:iCs/>
         </w:rPr>
-        <w:t>DAL</w:t>
-      </w:r>
-      <w:r>
-        <w:rPr>
-          <w:rFonts w:ascii="Times New Roman" w:eastAsia="Times New Roman" w:hAnsi="Times New Roman" w:cs="Times New Roman"/>
-        </w:rPr>
-        <w:t xml:space="preserve"> и в ней создадим класс </w:t>
+        <w:t xml:space="preserve"> </w:t>
+      </w:r>
+      <w:r>
+        <w:rPr>
+          <w:rFonts w:ascii="Times New Roman" w:eastAsia="Times New Roman" w:hAnsi="Times New Roman" w:cs="Times New Roman"/>
+        </w:rPr>
+        <w:t xml:space="preserve">в проекте </w:t>
       </w:r>
       <w:r>
         <w:rPr>
@@ -24926,7 +26872,31 @@
           <w:i/>
           <w:iCs/>
         </w:rPr>
-        <w:t>IBaseStorage&lt;T&gt;,</w:t>
+        <w:t>DAL</w:t>
+      </w:r>
+      <w:r>
+        <w:rPr>
+          <w:rFonts w:ascii="Times New Roman" w:eastAsia="Times New Roman" w:hAnsi="Times New Roman" w:cs="Times New Roman"/>
+        </w:rPr>
+        <w:t xml:space="preserve"> и в ней создадим класс </w:t>
+      </w:r>
+      <w:proofErr w:type="spellStart"/>
+      <w:r>
+        <w:rPr>
+          <w:rFonts w:ascii="Times New Roman" w:eastAsia="Times New Roman" w:hAnsi="Times New Roman" w:cs="Times New Roman"/>
+          <w:i/>
+          <w:iCs/>
+        </w:rPr>
+        <w:t>IBaseStorage</w:t>
+      </w:r>
+      <w:proofErr w:type="spellEnd"/>
+      <w:r>
+        <w:rPr>
+          <w:rFonts w:ascii="Times New Roman" w:eastAsia="Times New Roman" w:hAnsi="Times New Roman" w:cs="Times New Roman"/>
+          <w:i/>
+          <w:iCs/>
+        </w:rPr>
+        <w:t>&lt;T&gt;,</w:t>
       </w:r>
       <w:r>
         <w:rPr>
@@ -25016,13 +26986,23 @@
         </w:rPr>
         <w:t xml:space="preserve"> - </w:t>
       </w:r>
+      <w:proofErr w:type="spellStart"/>
       <w:r>
         <w:rPr>
           <w:rFonts w:ascii="Times New Roman" w:eastAsia="Times New Roman" w:hAnsi="Times New Roman" w:cs="Times New Roman"/>
           <w:i/>
           <w:iCs/>
         </w:rPr>
-        <w:t>IBaseStorage&lt;T&gt;</w:t>
+        <w:t>IBaseStorage</w:t>
+      </w:r>
+      <w:proofErr w:type="spellEnd"/>
+      <w:r>
+        <w:rPr>
+          <w:rFonts w:ascii="Times New Roman" w:eastAsia="Times New Roman" w:hAnsi="Times New Roman" w:cs="Times New Roman"/>
+          <w:i/>
+          <w:iCs/>
+        </w:rPr>
+        <w:t>&lt;T&gt;</w:t>
       </w:r>
     </w:p>
     <w:p>
@@ -25046,13 +27026,23 @@
         </w:rPr>
         <w:t xml:space="preserve">Необходимо создать классы для каждой сущности из БД, которые будут реализовывать этот интерфейс </w:t>
       </w:r>
+      <w:proofErr w:type="spellStart"/>
       <w:r>
         <w:rPr>
           <w:rFonts w:ascii="Times New Roman" w:eastAsia="Times New Roman" w:hAnsi="Times New Roman" w:cs="Times New Roman"/>
           <w:i/>
           <w:iCs/>
         </w:rPr>
-        <w:t xml:space="preserve">IBaseStorage&lt;T&gt;. </w:t>
+        <w:t>IBaseStorage</w:t>
+      </w:r>
+      <w:proofErr w:type="spellEnd"/>
+      <w:r>
+        <w:rPr>
+          <w:rFonts w:ascii="Times New Roman" w:eastAsia="Times New Roman" w:hAnsi="Times New Roman" w:cs="Times New Roman"/>
+          <w:i/>
+          <w:iCs/>
+        </w:rPr>
+        <w:t xml:space="preserve">&lt;T&gt;. </w:t>
       </w:r>
       <w:r>
         <w:rPr>
@@ -25181,6 +27171,7 @@
         </w:rPr>
         <w:t xml:space="preserve">Реализуем класс </w:t>
       </w:r>
+      <w:proofErr w:type="spellStart"/>
       <w:r>
         <w:rPr>
           <w:rFonts w:ascii="Times New Roman" w:eastAsia="Times New Roman" w:hAnsi="Times New Roman" w:cs="Times New Roman"/>
@@ -25189,6 +27180,7 @@
         </w:rPr>
         <w:t>UserStorage</w:t>
       </w:r>
+      <w:proofErr w:type="spellEnd"/>
       <w:r>
         <w:rPr>
           <w:rFonts w:ascii="Times New Roman" w:eastAsia="Times New Roman" w:hAnsi="Times New Roman" w:cs="Times New Roman"/>
@@ -25281,6 +27273,7 @@
         </w:rPr>
         <w:t xml:space="preserve"> – реализация класса </w:t>
       </w:r>
+      <w:proofErr w:type="spellStart"/>
       <w:r>
         <w:rPr>
           <w:rFonts w:ascii="Times New Roman" w:eastAsia="Times New Roman" w:hAnsi="Times New Roman" w:cs="Times New Roman"/>
@@ -25289,6 +27282,7 @@
         </w:rPr>
         <w:t>UserStorage</w:t>
       </w:r>
+      <w:proofErr w:type="spellEnd"/>
     </w:p>
     <w:p>
       <w:pPr>
@@ -25348,13 +27342,23 @@
         </w:rPr>
         <w:t xml:space="preserve">на наши модели, а также создали интерфейс </w:t>
       </w:r>
+      <w:proofErr w:type="spellStart"/>
       <w:r>
         <w:rPr>
           <w:rFonts w:ascii="Times New Roman" w:eastAsia="Times New Roman" w:hAnsi="Times New Roman" w:cs="Times New Roman"/>
           <w:i/>
           <w:iCs/>
         </w:rPr>
-        <w:t>IBaseStorage&lt;T&gt;,</w:t>
+        <w:t>IBaseStorage</w:t>
+      </w:r>
+      <w:proofErr w:type="spellEnd"/>
+      <w:r>
+        <w:rPr>
+          <w:rFonts w:ascii="Times New Roman" w:eastAsia="Times New Roman" w:hAnsi="Times New Roman" w:cs="Times New Roman"/>
+          <w:i/>
+          <w:iCs/>
+        </w:rPr>
+        <w:t>&lt;T&gt;,</w:t>
       </w:r>
       <w:r>
         <w:rPr>
@@ -25362,6 +27366,7 @@
         </w:rPr>
         <w:t xml:space="preserve"> который используется для создания абстракции, которая описывает общее поведение без указания конкретной реализации. Это позволяет разработчику определять методы и их сигнатуры, не заботясь о деталях их реализации.</w:t>
       </w:r>
+      <w:bookmarkEnd w:id="13"/>
     </w:p>
     <w:p>
       <w:pPr>
@@ -25397,7 +27402,7 @@
           <w:rFonts w:ascii="Times New Roman" w:eastAsia="Times New Roman" w:hAnsi="Times New Roman" w:cs="Times New Roman"/>
           <w:b/>
           <w:bCs/>
-          <w:lang w:val="en-US"/>
+          <w:lang w:val="ru-MD"/>
         </w:rPr>
         <w:t>4</w:t>
       </w:r>
@@ -25419,6 +27424,7 @@
           <w:rFonts w:ascii="Times New Roman" w:eastAsia="Times New Roman" w:hAnsi="Times New Roman" w:cs="Times New Roman"/>
         </w:rPr>
       </w:pPr>
+      <w:bookmarkStart w:id="14" w:name="_Hlk216255067"/>
       <w:r>
         <w:rPr>
           <w:rFonts w:ascii="Times New Roman" w:eastAsia="Times New Roman" w:hAnsi="Times New Roman" w:cs="Times New Roman"/>
@@ -25431,19 +27437,7 @@
         <w:rPr>
           <w:rFonts w:ascii="Times New Roman" w:eastAsia="Times New Roman" w:hAnsi="Times New Roman" w:cs="Times New Roman"/>
         </w:rPr>
-        <w:t xml:space="preserve"> Разработка сервисов для авторизации и аутентификации</w:t>
-      </w:r>
-      <w:r>
-        <w:rPr>
-          <w:rFonts w:ascii="Times New Roman" w:eastAsia="Times New Roman" w:hAnsi="Times New Roman" w:cs="Times New Roman"/>
-        </w:rPr>
-        <w:t xml:space="preserve">. </w:t>
-      </w:r>
-      <w:r>
-        <w:rPr>
-          <w:rFonts w:ascii="Times New Roman" w:eastAsia="Times New Roman" w:hAnsi="Times New Roman" w:cs="Times New Roman"/>
-        </w:rPr>
-        <w:t>Оформление отчетной документации.</w:t>
+        <w:t xml:space="preserve"> Разработка сервисов для авторизации и аутентификации. Оформление отчетной документации.</w:t>
       </w:r>
     </w:p>
     <w:p>
@@ -25484,11 +27478,19 @@
         </w:rPr>
         <w:t>C</w:t>
       </w:r>
-      <w:r>
-        <w:rPr>
-          <w:rFonts w:ascii="Times New Roman" w:eastAsia="Times New Roman" w:hAnsi="Times New Roman" w:cs="Times New Roman"/>
-        </w:rPr>
-        <w:t xml:space="preserve">оздадим папку </w:t>
+      <w:proofErr w:type="spellStart"/>
+      <w:r>
+        <w:rPr>
+          <w:rFonts w:ascii="Times New Roman" w:eastAsia="Times New Roman" w:hAnsi="Times New Roman" w:cs="Times New Roman"/>
+        </w:rPr>
+        <w:t>оздадим</w:t>
+      </w:r>
+      <w:proofErr w:type="spellEnd"/>
+      <w:r>
+        <w:rPr>
+          <w:rFonts w:ascii="Times New Roman" w:eastAsia="Times New Roman" w:hAnsi="Times New Roman" w:cs="Times New Roman"/>
+        </w:rPr>
+        <w:t xml:space="preserve"> папку </w:t>
       </w:r>
       <w:r>
         <w:rPr>
@@ -25504,6 +27506,7 @@
         </w:rPr>
         <w:t xml:space="preserve">а в ней класс </w:t>
       </w:r>
+      <w:proofErr w:type="spellStart"/>
       <w:r>
         <w:rPr>
           <w:rFonts w:ascii="Times New Roman" w:eastAsia="Times New Roman" w:hAnsi="Times New Roman" w:cs="Times New Roman"/>
@@ -25512,6 +27515,7 @@
         </w:rPr>
         <w:t>BaseResponse</w:t>
       </w:r>
+      <w:proofErr w:type="spellEnd"/>
       <w:r>
         <w:rPr>
           <w:rFonts w:ascii="Times New Roman" w:eastAsia="Times New Roman" w:hAnsi="Times New Roman" w:cs="Times New Roman"/>
@@ -25532,6 +27536,7 @@
           <w:rFonts w:ascii="Times New Roman" w:eastAsia="Times New Roman" w:hAnsi="Times New Roman" w:cs="Times New Roman"/>
         </w:rPr>
       </w:pPr>
+      <w:proofErr w:type="gramStart"/>
       <w:r>
         <w:rPr>
           <w:rFonts w:ascii="Times New Roman" w:eastAsia="Times New Roman" w:hAnsi="Times New Roman" w:cs="Times New Roman"/>
@@ -25548,13 +27553,14 @@
         <w:rPr>
           <w:rFonts w:ascii="Times New Roman" w:eastAsia="Times New Roman" w:hAnsi="Times New Roman" w:cs="Times New Roman"/>
         </w:rPr>
-        <w:t xml:space="preserve">добавим перечисление статусов ответов как показано на рисунке </w:t>
-      </w:r>
-      <w:r>
-        <w:rPr>
-          <w:rFonts w:ascii="Times New Roman" w:eastAsia="Times New Roman" w:hAnsi="Times New Roman" w:cs="Times New Roman"/>
-        </w:rPr>
-        <w:t>4</w:t>
+        <w:t>добавим</w:t>
+      </w:r>
+      <w:proofErr w:type="gramEnd"/>
+      <w:r>
+        <w:rPr>
+          <w:rFonts w:ascii="Times New Roman" w:eastAsia="Times New Roman" w:hAnsi="Times New Roman" w:cs="Times New Roman"/>
+        </w:rPr>
+        <w:t xml:space="preserve"> перечисление статусов ответов как показано на рисунке 4</w:t>
       </w:r>
       <w:r>
         <w:rPr>
@@ -25688,19 +27694,7 @@
         <w:rPr>
           <w:rFonts w:ascii="Times New Roman" w:eastAsia="Times New Roman" w:hAnsi="Times New Roman" w:cs="Times New Roman"/>
         </w:rPr>
-        <w:t xml:space="preserve">Продолжим и реализуем сервис для работы с аккаунтом. Создадим в проекте Service папку с интерфейсами и реализациями этих интерфейсов, как показано на рисунке </w:t>
-      </w:r>
-      <w:r>
-        <w:rPr>
-          <w:rFonts w:ascii="Times New Roman" w:eastAsia="Times New Roman" w:hAnsi="Times New Roman" w:cs="Times New Roman"/>
-        </w:rPr>
-        <w:t>43</w:t>
-      </w:r>
-      <w:r>
-        <w:rPr>
-          <w:rFonts w:ascii="Times New Roman" w:eastAsia="Times New Roman" w:hAnsi="Times New Roman" w:cs="Times New Roman"/>
-        </w:rPr>
-        <w:t>.</w:t>
+        <w:t>Продолжим и реализуем сервис для работы с аккаунтом. Создадим в проекте Service папку с интерфейсами и реализациями этих интерфейсов, как показано на рисунке 43.</w:t>
       </w:r>
     </w:p>
     <w:p>
@@ -25782,19 +27776,7 @@
         <w:rPr>
           <w:rFonts w:ascii="Times New Roman" w:eastAsia="Times New Roman" w:hAnsi="Times New Roman" w:cs="Times New Roman"/>
         </w:rPr>
-        <w:t xml:space="preserve">Рисунок </w:t>
-      </w:r>
-      <w:r>
-        <w:rPr>
-          <w:rFonts w:ascii="Times New Roman" w:eastAsia="Times New Roman" w:hAnsi="Times New Roman" w:cs="Times New Roman"/>
-        </w:rPr>
-        <w:t>43</w:t>
-      </w:r>
-      <w:r>
-        <w:rPr>
-          <w:rFonts w:ascii="Times New Roman" w:eastAsia="Times New Roman" w:hAnsi="Times New Roman" w:cs="Times New Roman"/>
-        </w:rPr>
-        <w:t xml:space="preserve"> – интерфейс для работы с аккаунтом</w:t>
+        <w:t>Рисунок 43 – интерфейс для работы с аккаунтом</w:t>
       </w:r>
     </w:p>
     <w:p>
@@ -25816,33 +27798,29 @@
         </w:rPr>
         <w:t xml:space="preserve">После этого можно приступить к реализации этого интерфейса. Создадим класс </w:t>
       </w:r>
+      <w:proofErr w:type="spellStart"/>
       <w:r>
         <w:rPr>
           <w:rFonts w:ascii="Times New Roman" w:eastAsia="Times New Roman" w:hAnsi="Times New Roman" w:cs="Times New Roman"/>
           <w:i/>
           <w:iCs/>
         </w:rPr>
-        <w:t xml:space="preserve">AccountService </w:t>
-      </w:r>
-      <w:r>
-        <w:rPr>
-          <w:rFonts w:ascii="Times New Roman" w:eastAsia="Times New Roman" w:hAnsi="Times New Roman" w:cs="Times New Roman"/>
-        </w:rPr>
-        <w:t xml:space="preserve">в паке </w:t>
-      </w:r>
+        <w:t>AccountService</w:t>
+      </w:r>
+      <w:proofErr w:type="spellEnd"/>
       <w:r>
         <w:rPr>
           <w:rFonts w:ascii="Times New Roman" w:eastAsia="Times New Roman" w:hAnsi="Times New Roman" w:cs="Times New Roman"/>
           <w:i/>
           <w:iCs/>
         </w:rPr>
-        <w:t xml:space="preserve">Service. </w:t>
-      </w:r>
-      <w:r>
-        <w:rPr>
-          <w:rFonts w:ascii="Times New Roman" w:eastAsia="Times New Roman" w:hAnsi="Times New Roman" w:cs="Times New Roman"/>
-        </w:rPr>
-        <w:t xml:space="preserve"> В сервисах нам нужно будет переводить из одной модели в другую нам в этом поможет библиотека </w:t>
+        <w:t xml:space="preserve"> </w:t>
+      </w:r>
+      <w:r>
+        <w:rPr>
+          <w:rFonts w:ascii="Times New Roman" w:eastAsia="Times New Roman" w:hAnsi="Times New Roman" w:cs="Times New Roman"/>
+        </w:rPr>
+        <w:t xml:space="preserve">в паке </w:t>
       </w:r>
       <w:r>
         <w:rPr>
@@ -25850,41 +27828,73 @@
           <w:i/>
           <w:iCs/>
         </w:rPr>
-        <w:t>AutoMapper</w:t>
-      </w:r>
-      <w:r>
-        <w:rPr>
-          <w:rFonts w:ascii="Times New Roman" w:eastAsia="Times New Roman" w:hAnsi="Times New Roman" w:cs="Times New Roman"/>
-        </w:rPr>
-        <w:t xml:space="preserve">. Зайдем в </w:t>
-      </w:r>
+        <w:t xml:space="preserve">Service. </w:t>
+      </w:r>
+      <w:r>
+        <w:rPr>
+          <w:rFonts w:ascii="Times New Roman" w:eastAsia="Times New Roman" w:hAnsi="Times New Roman" w:cs="Times New Roman"/>
+        </w:rPr>
+        <w:t xml:space="preserve"> В сервисах нам нужно будет переводить из одной модели в другую нам в этом поможет библиотека </w:t>
+      </w:r>
+      <w:proofErr w:type="spellStart"/>
       <w:r>
         <w:rPr>
           <w:rFonts w:ascii="Times New Roman" w:eastAsia="Times New Roman" w:hAnsi="Times New Roman" w:cs="Times New Roman"/>
           <w:i/>
           <w:iCs/>
         </w:rPr>
-        <w:t>Nuget</w:t>
-      </w:r>
-      <w:r>
-        <w:rPr>
-          <w:rFonts w:ascii="Times New Roman" w:eastAsia="Times New Roman" w:hAnsi="Times New Roman" w:cs="Times New Roman"/>
-        </w:rPr>
-        <w:t xml:space="preserve"> проекта </w:t>
-      </w:r>
+        <w:t>AutoMapper</w:t>
+      </w:r>
+      <w:proofErr w:type="spellEnd"/>
+      <w:r>
+        <w:rPr>
+          <w:rFonts w:ascii="Times New Roman" w:eastAsia="Times New Roman" w:hAnsi="Times New Roman" w:cs="Times New Roman"/>
+        </w:rPr>
+        <w:t xml:space="preserve">. Зайдем в </w:t>
+      </w:r>
+      <w:proofErr w:type="spellStart"/>
       <w:r>
         <w:rPr>
           <w:rFonts w:ascii="Times New Roman" w:eastAsia="Times New Roman" w:hAnsi="Times New Roman" w:cs="Times New Roman"/>
           <w:i/>
           <w:iCs/>
         </w:rPr>
+        <w:t>Nuget</w:t>
+      </w:r>
+      <w:proofErr w:type="spellEnd"/>
+      <w:r>
+        <w:rPr>
+          <w:rFonts w:ascii="Times New Roman" w:eastAsia="Times New Roman" w:hAnsi="Times New Roman" w:cs="Times New Roman"/>
+        </w:rPr>
+        <w:t xml:space="preserve"> проекта </w:t>
+      </w:r>
+      <w:r>
+        <w:rPr>
+          <w:rFonts w:ascii="Times New Roman" w:eastAsia="Times New Roman" w:hAnsi="Times New Roman" w:cs="Times New Roman"/>
+          <w:i/>
+          <w:iCs/>
+        </w:rPr>
         <w:t xml:space="preserve">Service </w:t>
       </w:r>
       <w:r>
         <w:rPr>
           <w:rFonts w:ascii="Times New Roman" w:eastAsia="Times New Roman" w:hAnsi="Times New Roman" w:cs="Times New Roman"/>
         </w:rPr>
-        <w:t>найдем и закачаем нужный пакет. Теперь нужно создать класс, в котором мы объявим для каких моделей будет работать мапер, как показано на рисунке 62. </w:t>
+        <w:t xml:space="preserve">найдем и закачаем нужный пакет. Теперь нужно создать класс, в котором мы объявим для каких моделей будет работать </w:t>
+      </w:r>
+      <w:proofErr w:type="spellStart"/>
+      <w:r>
+        <w:rPr>
+          <w:rFonts w:ascii="Times New Roman" w:eastAsia="Times New Roman" w:hAnsi="Times New Roman" w:cs="Times New Roman"/>
+        </w:rPr>
+        <w:t>мапер</w:t>
+      </w:r>
+      <w:proofErr w:type="spellEnd"/>
+      <w:r>
+        <w:rPr>
+          <w:rFonts w:ascii="Times New Roman" w:eastAsia="Times New Roman" w:hAnsi="Times New Roman" w:cs="Times New Roman"/>
+        </w:rPr>
+        <w:t>, как показано на рисунке 62. </w:t>
       </w:r>
     </w:p>
     <w:p>
@@ -25969,7 +27979,7 @@
       <w:r>
         <w:rPr>
           <w:rFonts w:ascii="Times New Roman" w:eastAsia="Times New Roman" w:hAnsi="Times New Roman" w:cs="Times New Roman"/>
-          <w:lang w:val="en-US"/>
+          <w:lang w:val="ru-MD"/>
         </w:rPr>
         <w:t>44</w:t>
       </w:r>
@@ -25977,8 +27987,16 @@
         <w:rPr>
           <w:rFonts w:ascii="Times New Roman" w:eastAsia="Times New Roman" w:hAnsi="Times New Roman" w:cs="Times New Roman"/>
         </w:rPr>
-        <w:t xml:space="preserve"> – класс мапера</w:t>
-      </w:r>
+        <w:t xml:space="preserve"> – класс </w:t>
+      </w:r>
+      <w:proofErr w:type="spellStart"/>
+      <w:r>
+        <w:rPr>
+          <w:rFonts w:ascii="Times New Roman" w:eastAsia="Times New Roman" w:hAnsi="Times New Roman" w:cs="Times New Roman"/>
+        </w:rPr>
+        <w:t>мапера</w:t>
+      </w:r>
+      <w:proofErr w:type="spellEnd"/>
     </w:p>
     <w:p>
       <w:pPr>
@@ -26015,6 +28033,7 @@
         </w:rPr>
       </w:pPr>
     </w:p>
+    <w:bookmarkEnd w:id="14"/>
     <w:p>
       <w:pPr>
         <w:spacing w:after="0" w:line="240" w:lineRule="auto"/>
@@ -36102,6 +38121,7 @@
   <w:style w:type="character" w:default="1" w:styleId="a0">
     <w:name w:val="Default Paragraph Font"/>
     <w:uiPriority w:val="1"/>
+    <w:semiHidden/>
     <w:unhideWhenUsed/>
   </w:style>
   <w:style w:type="table" w:default="1" w:styleId="a1">
